--- a/arb/docx/35.content.docx
+++ b/arb/docx/35.content.docx
@@ -32,23 +32,6 @@
     </w:p>
     <w:p>
       <w:pPr>
-        <w:pStyle w:val="Heading2"/>
-        <w:bidi/>
-      </w:pPr>
-      <w:r>
-        <w:rPr>
-          <w:lang w:val="ar_AE" w:bidi="ar_AE"/>
-        </w:rPr>
-        <w:t>License Information</w:t>
-      </w:r>
-      <w:r>
-        <w:rPr>
-          <w:lang w:val="ar_AE" w:bidi="ar_AE"/>
-        </w:rPr>
-      </w:r>
-    </w:p>
-    <w:p>
-      <w:pPr>
         <w:bidi/>
       </w:pPr>
       <w:r>
@@ -61,19 +44,23 @@
           <w:b/>
           <w:lang w:val="ar_AE" w:bidi="ar_AE"/>
         </w:rPr>
-        <w:t>ملاحظات الدراسة (تينديل)</w:t>
-      </w:r>
-      <w:r>
-        <w:rPr>
-          <w:lang w:val="ar_AE" w:bidi="ar_AE"/>
-        </w:rPr>
-        <w:t xml:space="preserve"> (Arabic) is based on</w:t>
-      </w:r>
-      <w:r>
-        <w:rPr>
-          <w:lang w:val="ar_AE" w:bidi="ar_AE"/>
-        </w:rPr>
-        <w:t xml:space="preserve">: </w:t>
+        <w:t>Aquifer Open Study Notes</w:t>
+      </w:r>
+    </w:p>
+    <w:p>
+      <w:pPr>
+        <w:bidi/>
+      </w:pPr>
+      <w:r>
+        <w:rPr>
+          <w:lang w:val="ar_AE" w:bidi="ar_AE"/>
+        </w:rPr>
+      </w:r>
+      <w:r>
+        <w:rPr>
+          <w:lang w:val="ar_AE" w:bidi="ar_AE"/>
+        </w:rPr>
+        <w:t xml:space="preserve">This work is an adaptation of </w:t>
       </w:r>
       <w:r>
         <w:rPr>
@@ -85,64 +72,35 @@
         <w:rPr>
           <w:lang w:val="ar_AE" w:bidi="ar_AE"/>
         </w:rPr>
-        <w:t xml:space="preserve">, </w:t>
-      </w:r>
-      <w:hyperlink r:id="rId13">
-        <w:r>
-          <w:rPr>
-            <w:lang w:val="ar_AE" w:bidi="ar_AE"/>
-          </w:rPr>
-          <w:rPr>
-            <w:color w:val="0000EE"/>
-            <w:u w:val="single"/>
-          </w:rPr>
-          <w:t>Tyndale House Publishers</w:t>
-        </w:r>
-      </w:hyperlink>
-      <w:r>
-        <w:rPr>
-          <w:lang w:val="ar_AE" w:bidi="ar_AE"/>
-        </w:rPr>
-        <w:t xml:space="preserve">, 2019, which is licensed under a </w:t>
-      </w:r>
-      <w:hyperlink r:id="rId14">
-        <w:r>
-          <w:rPr>
-            <w:lang w:val="ar_AE" w:bidi="ar_AE"/>
-          </w:rPr>
-          <w:rPr>
-            <w:color w:val="0000EE"/>
-            <w:u w:val="single"/>
-          </w:rPr>
-          <w:t>CC BY-SA 4.0 license</w:t>
-        </w:r>
-      </w:hyperlink>
-      <w:r>
-        <w:rPr>
-          <w:lang w:val="ar_AE" w:bidi="ar_AE"/>
-        </w:rPr>
-        <w:t>.</w:t>
-      </w:r>
-      <w:r>
-        <w:rPr>
-          <w:lang w:val="ar_AE" w:bidi="ar_AE"/>
-        </w:rPr>
-      </w:r>
-    </w:p>
-    <w:p>
-      <w:pPr>
-        <w:bidi/>
-      </w:pPr>
-      <w:r>
-        <w:rPr>
-          <w:lang w:val="ar_AE" w:bidi="ar_AE"/>
-        </w:rPr>
-      </w:r>
-      <w:r>
-        <w:rPr>
-          <w:lang w:val="ar_AE" w:bidi="ar_AE"/>
-        </w:rPr>
-        <w:t>This PDF version is provided under the same license.</w:t>
+        <w:t xml:space="preserve"> © 2023 Tyndale House Publishers, licensed under the CC BY-SA 4.0 license. The adaptation, </w:t>
+      </w:r>
+      <w:r>
+        <w:rPr>
+          <w:lang w:val="ar_AE" w:bidi="ar_AE"/>
+        </w:rPr>
+        <w:t>Aquifer Open Study Notes</w:t>
+      </w:r>
+      <w:r>
+        <w:rPr>
+          <w:lang w:val="ar_AE" w:bidi="ar_AE"/>
+        </w:rPr>
+        <w:t>, was created by Mission Mutual and is also licensed under CC BY-SA 4.0.</w:t>
+      </w:r>
+    </w:p>
+    <w:p>
+      <w:pPr>
+        <w:bidi/>
+      </w:pPr>
+      <w:r>
+        <w:rPr>
+          <w:lang w:val="ar_AE" w:bidi="ar_AE"/>
+        </w:rPr>
+      </w:r>
+      <w:r>
+        <w:rPr>
+          <w:lang w:val="ar_AE" w:bidi="ar_AE"/>
+        </w:rPr>
+        <w:t>This resource has been adapted into multiple languages, including English, Tok Pisin, Arabic (عربي), French (Français), Hindi (हिंदी), Indonesian (Bahasa Indonesia), Portuguese (Português), Russian (Русский), Spanish (Español), Swahili (Kiswahili), and Simplified Chinese (简体中文).</w:t>
       </w:r>
       <w:r>
         <w:rPr>
@@ -330,7 +288,7 @@
         </w:rPr>
         <w:t xml:space="preserve">) تحدد أن السفر وحي من الله عبر نبيه (انظر </w:t>
       </w:r>
-      <w:hyperlink r:id="rId15">
+      <w:hyperlink r:id="rId13">
         <w:r>
           <w:rPr>
             <w:lang w:val="ar_AE" w:bidi="ar_AE"/>
@@ -348,7 +306,7 @@
         </w:rPr>
         <w:t xml:space="preserve">؛ </w:t>
       </w:r>
-      <w:hyperlink r:id="rId16">
+      <w:hyperlink r:id="rId14">
         <w:r>
           <w:rPr>
             <w:lang w:val="ar_AE" w:bidi="ar_AE"/>
@@ -425,7 +383,7 @@
         </w:rPr>
         <w:t xml:space="preserve"> في كثير من الأحيان يُبين نمط النداء والإجابة في الكتاب المقدس ثقة المتحدث في الله بصفته الملاذ أو المرشد (انظر </w:t>
       </w:r>
-      <w:hyperlink r:id="rId17">
+      <w:hyperlink r:id="rId15">
         <w:r>
           <w:rPr>
             <w:lang w:val="ar_AE" w:bidi="ar_AE"/>
@@ -443,7 +401,7 @@
         </w:rPr>
         <w:t>) ويشير إلى التواصل الحميم بين المؤمن والله (</w:t>
       </w:r>
-      <w:hyperlink r:id="rId18">
+      <w:hyperlink r:id="rId16">
         <w:r>
           <w:rPr>
             <w:lang w:val="ar_AE" w:bidi="ar_AE"/>
@@ -461,7 +419,7 @@
         </w:rPr>
         <w:t xml:space="preserve">؛ </w:t>
       </w:r>
-      <w:hyperlink r:id="rId19">
+      <w:hyperlink r:id="rId17">
         <w:r>
           <w:rPr>
             <w:lang w:val="ar_AE" w:bidi="ar_AE"/>
@@ -532,7 +490,7 @@
         </w:rPr>
         <w:t>بالنسبة إلى حبقّوق، بدا الله غير مكترث بالشر الذي ينتشر في المجتمع في يهوذا (</w:t>
       </w:r>
-      <w:hyperlink r:id="rId20">
+      <w:hyperlink r:id="rId18">
         <w:r>
           <w:rPr>
             <w:lang w:val="ar_AE" w:bidi="ar_AE"/>
@@ -550,7 +508,7 @@
         </w:rPr>
         <w:t>) وغير مستجيب لشكاواه (</w:t>
       </w:r>
-      <w:hyperlink r:id="rId21">
+      <w:hyperlink r:id="rId19">
         <w:r>
           <w:rPr>
             <w:lang w:val="ar_AE" w:bidi="ar_AE"/>
@@ -686,7 +644,7 @@
         </w:rPr>
         <w:t xml:space="preserve">يعرب حبقوق عن قلقه بشأن الظلم وانعدام البر الذي شاهده في كل مكان من حوله (انظر </w:t>
       </w:r>
-      <w:hyperlink r:id="rId22">
+      <w:hyperlink r:id="rId20">
         <w:r>
           <w:rPr>
             <w:lang w:val="ar_AE" w:bidi="ar_AE"/>
@@ -704,7 +662,7 @@
         </w:rPr>
         <w:t xml:space="preserve">؛ </w:t>
       </w:r>
-      <w:hyperlink r:id="rId23">
+      <w:hyperlink r:id="rId21">
         <w:r>
           <w:rPr>
             <w:lang w:val="ar_AE" w:bidi="ar_AE"/>
@@ -722,7 +680,7 @@
         </w:rPr>
         <w:t xml:space="preserve">، </w:t>
       </w:r>
-      <w:hyperlink r:id="rId24">
+      <w:hyperlink r:id="rId22">
         <w:r>
           <w:rPr>
             <w:lang w:val="ar_AE" w:bidi="ar_AE"/>
@@ -825,7 +783,7 @@
         </w:rPr>
         <w:t xml:space="preserve"> في </w:t>
       </w:r>
-      <w:hyperlink r:id="rId25">
+      <w:hyperlink r:id="rId23">
         <w:r>
           <w:rPr>
             <w:lang w:val="ar_AE" w:bidi="ar_AE"/>
@@ -843,7 +801,7 @@
         </w:rPr>
         <w:t xml:space="preserve">. يشكل هذا رابطًا أدبيًا بين أسئلة حبقّوق في </w:t>
       </w:r>
-      <w:hyperlink r:id="rId25">
+      <w:hyperlink r:id="rId23">
         <w:r>
           <w:rPr>
             <w:lang w:val="ar_AE" w:bidi="ar_AE"/>
@@ -861,7 +819,7 @@
         </w:rPr>
         <w:t xml:space="preserve"> وإجابة الله في </w:t>
       </w:r>
-      <w:hyperlink r:id="rId26">
+      <w:hyperlink r:id="rId24">
         <w:r>
           <w:rPr>
             <w:lang w:val="ar_AE" w:bidi="ar_AE"/>
@@ -1070,7 +1028,7 @@
         </w:rPr>
         <w:t xml:space="preserve"> والنسور تعكس السرعة والشراسة والطبيعة المفترسة لهجمات البابليين على يهوذا (انظر </w:t>
       </w:r>
-      <w:hyperlink r:id="rId27">
+      <w:hyperlink r:id="rId25">
         <w:r>
           <w:rPr>
             <w:lang w:val="ar_AE" w:bidi="ar_AE"/>
@@ -1088,7 +1046,7 @@
         </w:rPr>
         <w:t xml:space="preserve">؛ </w:t>
       </w:r>
-      <w:hyperlink r:id="rId28">
+      <w:hyperlink r:id="rId26">
         <w:r>
           <w:rPr>
             <w:lang w:val="ar_AE" w:bidi="ar_AE"/>
@@ -1106,7 +1064,7 @@
         </w:rPr>
         <w:t xml:space="preserve">؛ </w:t>
       </w:r>
-      <w:hyperlink r:id="rId29">
+      <w:hyperlink r:id="rId27">
         <w:r>
           <w:rPr>
             <w:lang w:val="ar_AE" w:bidi="ar_AE"/>
@@ -1177,7 +1135,7 @@
         </w:rPr>
         <w:t xml:space="preserve">قام البابليون بالفعل بأسر العديد من سكان يهوذا ونقلهم إلى السبي بين عامي 605 و586 قبل الميلاد (انظر </w:t>
       </w:r>
-      <w:hyperlink r:id="rId30">
+      <w:hyperlink r:id="rId28">
         <w:r>
           <w:rPr>
             <w:lang w:val="ar_AE" w:bidi="ar_AE"/>
@@ -1248,7 +1206,7 @@
         </w:rPr>
         <w:t xml:space="preserve">يُعدّ تكتيك الحروب القديم الخاص ببناء منحدرات من التراب على جدران المدن المعرضة للهجوم موثقًا بشكل واسع في الشرق الأدنى القديم (مثلًا، </w:t>
       </w:r>
-      <w:hyperlink r:id="rId31">
+      <w:hyperlink r:id="rId29">
         <w:r>
           <w:rPr>
             <w:lang w:val="ar_AE" w:bidi="ar_AE"/>
@@ -1266,7 +1224,7 @@
         </w:rPr>
         <w:t xml:space="preserve">؛ </w:t>
       </w:r>
-      <w:hyperlink r:id="rId32">
+      <w:hyperlink r:id="rId30">
         <w:r>
           <w:rPr>
             <w:lang w:val="ar_AE" w:bidi="ar_AE"/>
@@ -1427,7 +1385,7 @@
         </w:rPr>
         <w:t xml:space="preserve">: انظر </w:t>
       </w:r>
-      <w:hyperlink r:id="rId33">
+      <w:hyperlink r:id="rId31">
         <w:r>
           <w:rPr>
             <w:lang w:val="ar_AE" w:bidi="ar_AE"/>
@@ -1457,7 +1415,7 @@
         </w:rPr>
         <w:t xml:space="preserve">: صورة شائعة لأمانة الله وقوته (انظر </w:t>
       </w:r>
-      <w:hyperlink r:id="rId34">
+      <w:hyperlink r:id="rId32">
         <w:r>
           <w:rPr>
             <w:lang w:val="ar_AE" w:bidi="ar_AE"/>
@@ -1475,7 +1433,7 @@
         </w:rPr>
         <w:t xml:space="preserve">; </w:t>
       </w:r>
-      <w:hyperlink r:id="rId35">
+      <w:hyperlink r:id="rId33">
         <w:r>
           <w:rPr>
             <w:lang w:val="ar_AE" w:bidi="ar_AE"/>
@@ -1493,7 +1451,7 @@
         </w:rPr>
         <w:t xml:space="preserve">; </w:t>
       </w:r>
-      <w:hyperlink r:id="rId36">
+      <w:hyperlink r:id="rId34">
         <w:r>
           <w:rPr>
             <w:lang w:val="ar_AE" w:bidi="ar_AE"/>
@@ -1511,7 +1469,7 @@
         </w:rPr>
         <w:t xml:space="preserve">; </w:t>
       </w:r>
-      <w:hyperlink r:id="rId37">
+      <w:hyperlink r:id="rId35">
         <w:r>
           <w:rPr>
             <w:lang w:val="ar_AE" w:bidi="ar_AE"/>
@@ -1529,7 +1487,7 @@
         </w:rPr>
         <w:t xml:space="preserve">; </w:t>
       </w:r>
-      <w:hyperlink r:id="rId38">
+      <w:hyperlink r:id="rId36">
         <w:r>
           <w:rPr>
             <w:lang w:val="ar_AE" w:bidi="ar_AE"/>
@@ -1600,7 +1558,7 @@
         </w:rPr>
         <w:t>واجه حبقّوق صعوبة في التوفيق بين إجابة الله (</w:t>
       </w:r>
-      <w:hyperlink r:id="rId26">
+      <w:hyperlink r:id="rId24">
         <w:r>
           <w:rPr>
             <w:lang w:val="ar_AE" w:bidi="ar_AE"/>
@@ -1736,7 +1694,7 @@
         </w:rPr>
         <w:t xml:space="preserve">؛ وانظر </w:t>
       </w:r>
-      <w:hyperlink r:id="rId39">
+      <w:hyperlink r:id="rId37">
         <w:r>
           <w:rPr>
             <w:lang w:val="ar_AE" w:bidi="ar_AE"/>
@@ -1813,7 +1771,7 @@
         </w:rPr>
         <w:t xml:space="preserve">: مثل حارس في الخدمة (انظر أيضًا </w:t>
       </w:r>
-      <w:hyperlink r:id="rId40">
+      <w:hyperlink r:id="rId38">
         <w:r>
           <w:rPr>
             <w:lang w:val="ar_AE" w:bidi="ar_AE"/>
@@ -1831,7 +1789,7 @@
         </w:rPr>
         <w:t xml:space="preserve">; </w:t>
       </w:r>
-      <w:hyperlink r:id="rId41">
+      <w:hyperlink r:id="rId39">
         <w:r>
           <w:rPr>
             <w:lang w:val="ar_AE" w:bidi="ar_AE"/>
@@ -1849,7 +1807,7 @@
         </w:rPr>
         <w:t xml:space="preserve">; </w:t>
       </w:r>
-      <w:hyperlink r:id="rId42">
+      <w:hyperlink r:id="rId40">
         <w:r>
           <w:rPr>
             <w:lang w:val="ar_AE" w:bidi="ar_AE"/>
@@ -2065,7 +2023,7 @@
         </w:rPr>
         <w:t>يستجيب الله لشكوى حبقوق الثانية (</w:t>
       </w:r>
-      <w:hyperlink r:id="rId43">
+      <w:hyperlink r:id="rId41">
         <w:r>
           <w:rPr>
             <w:lang w:val="ar_AE" w:bidi="ar_AE"/>
@@ -2155,7 +2113,7 @@
         </w:rPr>
         <w:t xml:space="preserve"> عالمين أن الخطة الإلهية تسير وفق جدولها الزمني (انظر </w:t>
       </w:r>
-      <w:hyperlink r:id="rId44">
+      <w:hyperlink r:id="rId42">
         <w:r>
           <w:rPr>
             <w:lang w:val="ar_AE" w:bidi="ar_AE"/>
@@ -2226,7 +2184,7 @@
         </w:rPr>
         <w:t>يدرك ٱلله تمحور المتكبرين حول ذاتهم. فحياتهم المعوجة تظهر افتقارهم إلى البر؛ إذ يرفضون تعليمات ٱلله ويشبعون رغباتهم الخاصة (</w:t>
       </w:r>
-      <w:hyperlink r:id="rId45">
+      <w:hyperlink r:id="rId43">
         <w:r>
           <w:rPr>
             <w:lang w:val="ar_AE" w:bidi="ar_AE"/>
@@ -2244,7 +2202,7 @@
         </w:rPr>
         <w:t xml:space="preserve">؛ </w:t>
       </w:r>
-      <w:hyperlink r:id="rId46">
+      <w:hyperlink r:id="rId44">
         <w:r>
           <w:rPr>
             <w:lang w:val="ar_AE" w:bidi="ar_AE"/>
@@ -2262,7 +2220,7 @@
         </w:rPr>
         <w:t xml:space="preserve">، </w:t>
       </w:r>
-      <w:hyperlink r:id="rId47">
+      <w:hyperlink r:id="rId45">
         <w:r>
           <w:rPr>
             <w:lang w:val="ar_AE" w:bidi="ar_AE"/>
@@ -2280,7 +2238,7 @@
         </w:rPr>
         <w:t xml:space="preserve">؛ </w:t>
       </w:r>
-      <w:hyperlink r:id="rId48">
+      <w:hyperlink r:id="rId46">
         <w:r>
           <w:rPr>
             <w:lang w:val="ar_AE" w:bidi="ar_AE"/>
@@ -2298,7 +2256,7 @@
         </w:rPr>
         <w:t>). في المقابل، يتمتع الأبرار بموقف قضائي سليم أمام ٱلله. إذ يتبنون معايير ٱلله البارة ويطبقونها في حياتهم. • الأمانة: الكلمة العبرية إمونة: في سفر التكوين، يصف نفس الجذر العبري (أمن) ثقة أبرام في ٱلله (</w:t>
       </w:r>
-      <w:hyperlink r:id="rId49">
+      <w:hyperlink r:id="rId47">
         <w:r>
           <w:rPr>
             <w:lang w:val="ar_AE" w:bidi="ar_AE"/>
@@ -2316,7 +2274,7 @@
         </w:rPr>
         <w:t xml:space="preserve">). فهو يغير قلوب الذين يثقون به ليتمكنوا من اتباع معاييره المقدسة بأمانة. انظر أيضًا </w:t>
       </w:r>
-      <w:hyperlink r:id="rId50">
+      <w:hyperlink r:id="rId48">
         <w:r>
           <w:rPr>
             <w:lang w:val="ar_AE" w:bidi="ar_AE"/>
@@ -2334,7 +2292,7 @@
         </w:rPr>
         <w:t xml:space="preserve">؛ </w:t>
       </w:r>
-      <w:hyperlink r:id="rId51">
+      <w:hyperlink r:id="rId49">
         <w:r>
           <w:rPr>
             <w:lang w:val="ar_AE" w:bidi="ar_AE"/>
@@ -2352,7 +2310,7 @@
         </w:rPr>
         <w:t xml:space="preserve">؛ </w:t>
       </w:r>
-      <w:hyperlink r:id="rId52">
+      <w:hyperlink r:id="rId50">
         <w:r>
           <w:rPr>
             <w:lang w:val="ar_AE" w:bidi="ar_AE"/>
@@ -2447,7 +2405,7 @@
         </w:rPr>
         <w:t>: تشبه الصور البابليين بالدائنين الذين تتسبب إجراءاتهم القمعية في انتفاض المدينين ضدهم. يمكن للجشع أن يشوه النسيج الروحي للفرد أو الأمة بسهولة (</w:t>
       </w:r>
-      <w:hyperlink r:id="rId53">
+      <w:hyperlink r:id="rId51">
         <w:r>
           <w:rPr>
             <w:lang w:val="ar_AE" w:bidi="ar_AE"/>
@@ -2465,7 +2423,7 @@
         </w:rPr>
         <w:t xml:space="preserve">; </w:t>
       </w:r>
-      <w:hyperlink r:id="rId54">
+      <w:hyperlink r:id="rId52">
         <w:r>
           <w:rPr>
             <w:lang w:val="ar_AE" w:bidi="ar_AE"/>
@@ -2536,7 +2494,7 @@
         </w:rPr>
         <w:t xml:space="preserve">تتضمن النصوص خمس أغاني تهكمية (2: 6–8، 9–11، 12–14، 15–17، 18–20) تصف دينونة الله المستقبلية على البابليين (والآخرين الذين يتمتعون بالعنف والظلم مثل البابليين). يسمح الله لهم بتحديد مصيرهم بأنفسهم. سيتمكن أولئك الذين يعانون من تكرار هذه التهكمات عندما يصل الأشرار إلى يوم الدينونة (انظر </w:t>
       </w:r>
-      <w:hyperlink r:id="rId55">
+      <w:hyperlink r:id="rId53">
         <w:r>
           <w:rPr>
             <w:lang w:val="ar_AE" w:bidi="ar_AE"/>
@@ -2685,7 +2643,7 @@
         </w:rPr>
         <w:t>: في مقابل العنف والثروة المكتسبة بطرق غير مشروعة نجد إدراك مجد الرب، الذي يعد الله بجعله منتشرًا كما الماء في المحيط (</w:t>
       </w:r>
-      <w:hyperlink r:id="rId56">
+      <w:hyperlink r:id="rId54">
         <w:r>
           <w:rPr>
             <w:lang w:val="ar_AE" w:bidi="ar_AE"/>
@@ -2782,7 +2740,7 @@
         </w:rPr>
         <w:t xml:space="preserve"> يجردهم من كل شيء. إلا أن البابليين سيُخزون بعد الشرب من كأس دينونة الرب (انظر </w:t>
       </w:r>
-      <w:hyperlink r:id="rId57">
+      <w:hyperlink r:id="rId55">
         <w:r>
           <w:rPr>
             <w:lang w:val="ar_AE" w:bidi="ar_AE"/>
@@ -2800,7 +2758,7 @@
         </w:rPr>
         <w:t xml:space="preserve">; قارن مع </w:t>
       </w:r>
-      <w:hyperlink r:id="rId58">
+      <w:hyperlink r:id="rId56">
         <w:r>
           <w:rPr>
             <w:lang w:val="ar_AE" w:bidi="ar_AE"/>
@@ -2884,7 +2842,7 @@
         </w:rPr>
         <w:t xml:space="preserve"> فهي لا تستطيع أن تنقذ ولا أن تعلّم عابديها (</w:t>
       </w:r>
-      <w:hyperlink r:id="rId59">
+      <w:hyperlink r:id="rId57">
         <w:r>
           <w:rPr>
             <w:lang w:val="ar_AE" w:bidi="ar_AE"/>
@@ -2902,7 +2860,7 @@
         </w:rPr>
         <w:t>). الرب وحده يستحق عبادتنا الحقيقية (</w:t>
       </w:r>
-      <w:hyperlink r:id="rId60">
+      <w:hyperlink r:id="rId58">
         <w:r>
           <w:rPr>
             <w:lang w:val="ar_AE" w:bidi="ar_AE"/>
@@ -2920,7 +2878,7 @@
         </w:rPr>
         <w:t xml:space="preserve">؛ </w:t>
       </w:r>
-      <w:hyperlink r:id="rId61">
+      <w:hyperlink r:id="rId59">
         <w:r>
           <w:rPr>
             <w:lang w:val="ar_AE" w:bidi="ar_AE"/>
@@ -2938,7 +2896,7 @@
         </w:rPr>
         <w:t xml:space="preserve">؛ قارن مع </w:t>
       </w:r>
-      <w:hyperlink r:id="rId62">
+      <w:hyperlink r:id="rId60">
         <w:r>
           <w:rPr>
             <w:lang w:val="ar_AE" w:bidi="ar_AE"/>
@@ -3009,7 +2967,7 @@
         </w:rPr>
         <w:t>تختتم أغاني التهكم بإعلان: إن السيد المتسلط على جميع الأمم ليس صنمًا بابليًا (</w:t>
       </w:r>
-      <w:hyperlink r:id="rId63">
+      <w:hyperlink r:id="rId61">
         <w:r>
           <w:rPr>
             <w:lang w:val="ar_AE" w:bidi="ar_AE"/>
@@ -3027,7 +2985,7 @@
         </w:rPr>
         <w:t>) بل هو ٱلله القدوس. على عكس الأصنام البابلية التي تفتقر إلى الحياة، فإن ٱلله الحي يسكن في هيكله المقدس. يملأ حضور ٱلله مقدسه السماوي (</w:t>
       </w:r>
-      <w:hyperlink r:id="rId64">
+      <w:hyperlink r:id="rId62">
         <w:r>
           <w:rPr>
             <w:lang w:val="ar_AE" w:bidi="ar_AE"/>
@@ -3045,7 +3003,7 @@
         </w:rPr>
         <w:t>)—وفي زمن حبقّوق، كان يملأ الهيكل في أورشليم (</w:t>
       </w:r>
-      <w:hyperlink r:id="rId65">
+      <w:hyperlink r:id="rId63">
         <w:r>
           <w:rPr>
             <w:lang w:val="ar_AE" w:bidi="ar_AE"/>
@@ -3063,7 +3021,7 @@
         </w:rPr>
         <w:t>). يتحكم ٱلله في كل الأرض ويتوقع من الناس أن يعبدونه بخضوع وتواضع (</w:t>
       </w:r>
-      <w:hyperlink r:id="rId66">
+      <w:hyperlink r:id="rId64">
         <w:r>
           <w:rPr>
             <w:lang w:val="ar_AE" w:bidi="ar_AE"/>
@@ -3081,7 +3039,7 @@
         </w:rPr>
         <w:t xml:space="preserve">; </w:t>
       </w:r>
-      <w:hyperlink r:id="rId67">
+      <w:hyperlink r:id="rId65">
         <w:r>
           <w:rPr>
             <w:lang w:val="ar_AE" w:bidi="ar_AE"/>
@@ -3099,7 +3057,7 @@
         </w:rPr>
         <w:t xml:space="preserve">; </w:t>
       </w:r>
-      <w:hyperlink r:id="rId68">
+      <w:hyperlink r:id="rId66">
         <w:r>
           <w:rPr>
             <w:lang w:val="ar_AE" w:bidi="ar_AE"/>
@@ -3117,7 +3075,7 @@
         </w:rPr>
         <w:t xml:space="preserve">; </w:t>
       </w:r>
-      <w:hyperlink r:id="rId69">
+      <w:hyperlink r:id="rId67">
         <w:r>
           <w:rPr>
             <w:lang w:val="ar_AE" w:bidi="ar_AE"/>
@@ -3241,7 +3199,7 @@
         </w:rPr>
         <w:t>يقف حبقوق في رهبة أمام كلي السيادة الجالس على عرشه في هيكله المقدس (</w:t>
       </w:r>
-      <w:hyperlink r:id="rId60">
+      <w:hyperlink r:id="rId58">
         <w:r>
           <w:rPr>
             <w:lang w:val="ar_AE" w:bidi="ar_AE"/>
@@ -3259,7 +3217,7 @@
         </w:rPr>
         <w:t xml:space="preserve">). • في ضوء رسالة الله عن التأديب القادم على يهوذا، يصلي حبقوق أن الله، الذي تدخل بشكل معجز لصالح إسرائيل في الماضي، سيجعل عمله في الفداء معروفًا مرة أخرى (انظر أيضًا </w:t>
       </w:r>
-      <w:hyperlink r:id="rId70">
+      <w:hyperlink r:id="rId68">
         <w:r>
           <w:rPr>
             <w:lang w:val="ar_AE" w:bidi="ar_AE"/>
@@ -3343,7 +3301,7 @@
         </w:rPr>
         <w:t xml:space="preserve">): كانت تيمان إحدى مدن أدوم الرئيسية (انظر أيضًا </w:t>
       </w:r>
-      <w:hyperlink r:id="rId71">
+      <w:hyperlink r:id="rId69">
         <w:r>
           <w:rPr>
             <w:lang w:val="ar_AE" w:bidi="ar_AE"/>
@@ -3361,7 +3319,7 @@
         </w:rPr>
         <w:t xml:space="preserve">; </w:t>
       </w:r>
-      <w:hyperlink r:id="rId72">
+      <w:hyperlink r:id="rId70">
         <w:r>
           <w:rPr>
             <w:lang w:val="ar_AE" w:bidi="ar_AE"/>
@@ -3379,7 +3337,7 @@
         </w:rPr>
         <w:t xml:space="preserve">); قد يشير الاسم إلى منطقة أدوم بأكملها حيث كانت المدينة (انظر </w:t>
       </w:r>
-      <w:hyperlink r:id="rId73">
+      <w:hyperlink r:id="rId71">
         <w:r>
           <w:rPr>
             <w:lang w:val="ar_AE" w:bidi="ar_AE"/>
@@ -3409,7 +3367,7 @@
         </w:rPr>
         <w:t xml:space="preserve"> هو لقب بارز للإشارة إلى الله، حيث إن القداسة هي صفته المميزة (</w:t>
       </w:r>
-      <w:hyperlink r:id="rId74">
+      <w:hyperlink r:id="rId72">
         <w:r>
           <w:rPr>
             <w:lang w:val="ar_AE" w:bidi="ar_AE"/>
@@ -3427,7 +3385,7 @@
         </w:rPr>
         <w:t xml:space="preserve">; انظر أيضًا </w:t>
       </w:r>
-      <w:hyperlink r:id="rId75">
+      <w:hyperlink r:id="rId73">
         <w:r>
           <w:rPr>
             <w:lang w:val="ar_AE" w:bidi="ar_AE"/>
@@ -3445,7 +3403,7 @@
         </w:rPr>
         <w:t xml:space="preserve">; </w:t>
       </w:r>
-      <w:hyperlink r:id="rId76">
+      <w:hyperlink r:id="rId74">
         <w:r>
           <w:rPr>
             <w:lang w:val="ar_AE" w:bidi="ar_AE"/>
@@ -3463,7 +3421,7 @@
         </w:rPr>
         <w:t xml:space="preserve">; </w:t>
       </w:r>
-      <w:hyperlink r:id="rId77">
+      <w:hyperlink r:id="rId75">
         <w:r>
           <w:rPr>
             <w:lang w:val="ar_AE" w:bidi="ar_AE"/>
@@ -3481,7 +3439,7 @@
         </w:rPr>
         <w:t xml:space="preserve">; </w:t>
       </w:r>
-      <w:hyperlink r:id="rId78">
+      <w:hyperlink r:id="rId76">
         <w:r>
           <w:rPr>
             <w:lang w:val="ar_AE" w:bidi="ar_AE"/>
@@ -3564,7 +3522,7 @@
         </w:rPr>
         <w:t>في هذه الترنيمات (</w:t>
       </w:r>
-      <w:hyperlink r:id="rId79">
+      <w:hyperlink r:id="rId77">
         <w:r>
           <w:rPr>
             <w:lang w:val="ar_AE" w:bidi="ar_AE"/>
@@ -3582,7 +3540,7 @@
         </w:rPr>
         <w:t xml:space="preserve"> و</w:t>
       </w:r>
-      <w:hyperlink r:id="rId80">
+      <w:hyperlink r:id="rId78">
         <w:r>
           <w:rPr>
             <w:lang w:val="ar_AE" w:bidi="ar_AE"/>
@@ -3612,7 +3570,7 @@
         </w:rPr>
         <w:t xml:space="preserve">على الرغم من أن تركيز حبقوق ينصب على فداء الله لشعبه، إلا أن صوره البلاغية تعكس أحيانًا أفكارًا موجودة في الحكايات القديمة للشرق الأدنى المتعلقة بالآلهة (مثل الحمى والوباء، </w:t>
       </w:r>
-      <w:hyperlink r:id="rId81">
+      <w:hyperlink r:id="rId79">
         <w:r>
           <w:rPr>
             <w:lang w:val="ar_AE" w:bidi="ar_AE"/>
@@ -3630,7 +3588,7 @@
         </w:rPr>
         <w:t xml:space="preserve">؛ النهر والبحر، </w:t>
       </w:r>
-      <w:hyperlink r:id="rId82">
+      <w:hyperlink r:id="rId80">
         <w:r>
           <w:rPr>
             <w:lang w:val="ar_AE" w:bidi="ar_AE"/>
@@ -3648,7 +3606,7 @@
         </w:rPr>
         <w:t xml:space="preserve">؛ والشمس والقمر، </w:t>
       </w:r>
-      <w:hyperlink r:id="rId83">
+      <w:hyperlink r:id="rId81">
         <w:r>
           <w:rPr>
             <w:lang w:val="ar_AE" w:bidi="ar_AE"/>
@@ -3778,7 +3736,7 @@
         </w:rPr>
         <w:t xml:space="preserve">يُجسّد حبقّوق الوباء (انظر </w:t>
       </w:r>
-      <w:hyperlink r:id="rId84">
+      <w:hyperlink r:id="rId82">
         <w:r>
           <w:rPr>
             <w:lang w:val="ar_AE" w:bidi="ar_AE"/>
@@ -3796,7 +3754,7 @@
         </w:rPr>
         <w:t xml:space="preserve">) والحمى (انظر </w:t>
       </w:r>
-      <w:hyperlink r:id="rId85">
+      <w:hyperlink r:id="rId83">
         <w:r>
           <w:rPr>
             <w:lang w:val="ar_AE" w:bidi="ar_AE"/>
@@ -3814,7 +3772,7 @@
         </w:rPr>
         <w:t xml:space="preserve">; </w:t>
       </w:r>
-      <w:hyperlink r:id="rId86">
+      <w:hyperlink r:id="rId84">
         <w:r>
           <w:rPr>
             <w:lang w:val="ar_AE" w:bidi="ar_AE"/>
@@ -3885,7 +3843,7 @@
         </w:rPr>
         <w:t xml:space="preserve">الله هو المحارب ذا الطبيعية الإلهية، الذي يتدخل نيابة عن شعبه (انظر </w:t>
       </w:r>
-      <w:hyperlink r:id="rId80">
+      <w:hyperlink r:id="rId78">
         <w:r>
           <w:rPr>
             <w:lang w:val="ar_AE" w:bidi="ar_AE"/>
@@ -3903,7 +3861,7 @@
         </w:rPr>
         <w:t xml:space="preserve">؛ انظر أيضًا </w:t>
       </w:r>
-      <w:hyperlink r:id="rId87">
+      <w:hyperlink r:id="rId85">
         <w:r>
           <w:rPr>
             <w:lang w:val="ar_AE" w:bidi="ar_AE"/>
@@ -3974,7 +3932,7 @@
         </w:rPr>
         <w:t xml:space="preserve">كانت مديان تشغل الجزء الجنوبي من منطقة شرق الأردن (انظر </w:t>
       </w:r>
-      <w:hyperlink r:id="rId88">
+      <w:hyperlink r:id="rId86">
         <w:r>
           <w:rPr>
             <w:lang w:val="ar_AE" w:bidi="ar_AE"/>
@@ -3992,7 +3950,7 @@
         </w:rPr>
         <w:t>)، وكانت الأمة ترتعد خوفًا من قوة حضور الله التي تزلزل الأرض (</w:t>
       </w:r>
-      <w:hyperlink r:id="rId89">
+      <w:hyperlink r:id="rId87">
         <w:r>
           <w:rPr>
             <w:lang w:val="ar_AE" w:bidi="ar_AE"/>
@@ -4063,7 +4021,7 @@
         </w:rPr>
         <w:t xml:space="preserve">ضرب الأنهار... شق البحر: انظر </w:t>
       </w:r>
-      <w:hyperlink r:id="rId90">
+      <w:hyperlink r:id="rId88">
         <w:r>
           <w:rPr>
             <w:lang w:val="ar_AE" w:bidi="ar_AE"/>
@@ -4081,7 +4039,7 @@
         </w:rPr>
         <w:t xml:space="preserve">؛ </w:t>
       </w:r>
-      <w:hyperlink r:id="rId91">
+      <w:hyperlink r:id="rId89">
         <w:r>
           <w:rPr>
             <w:lang w:val="ar_AE" w:bidi="ar_AE"/>
@@ -4099,7 +4057,7 @@
         </w:rPr>
         <w:t>. • مركبات الخلاص: يُعتبر ذلك صدى ساخرًا لمركبات المصريين التي طاردت بني إسرائيل عندما قادهم الله للهروب عبر بحر سوف (</w:t>
       </w:r>
-      <w:hyperlink r:id="rId92">
+      <w:hyperlink r:id="rId90">
         <w:r>
           <w:rPr>
             <w:lang w:val="ar_AE" w:bidi="ar_AE"/>
@@ -4170,7 +4128,7 @@
         </w:rPr>
         <w:t>الرب هو المحارب ذا الطبيعة الإلهية الذي يحارب عن شعبه، يتحرك بقوة فدائية نيابة عنهم. يمتد موضوع الله بصفته المحارب ذا الطبيعة الإلهية عبر كل من العهد القديم والعهد الجديد: يُرى في خروج شعب إسرائيل من مصر، وتحركهم إلى جبل سيناء (</w:t>
       </w:r>
-      <w:hyperlink r:id="rId93">
+      <w:hyperlink r:id="rId91">
         <w:r>
           <w:rPr>
             <w:lang w:val="ar_AE" w:bidi="ar_AE"/>
@@ -4188,7 +4146,7 @@
         </w:rPr>
         <w:t xml:space="preserve">)، واقترابهم من أرض الموعد من الجنوب، وانتصاراتهم في فترة الامتلاك المبكرة (مثلًا، </w:t>
       </w:r>
-      <w:hyperlink r:id="rId94">
+      <w:hyperlink r:id="rId92">
         <w:r>
           <w:rPr>
             <w:lang w:val="ar_AE" w:bidi="ar_AE"/>
@@ -4206,7 +4164,7 @@
         </w:rPr>
         <w:t xml:space="preserve">؛ </w:t>
       </w:r>
-      <w:hyperlink r:id="rId95">
+      <w:hyperlink r:id="rId93">
         <w:r>
           <w:rPr>
             <w:lang w:val="ar_AE" w:bidi="ar_AE"/>
@@ -4224,7 +4182,7 @@
         </w:rPr>
         <w:t xml:space="preserve">؛ </w:t>
       </w:r>
-      <w:hyperlink r:id="rId96">
+      <w:hyperlink r:id="rId94">
         <w:r>
           <w:rPr>
             <w:lang w:val="ar_AE" w:bidi="ar_AE"/>
@@ -4242,7 +4200,7 @@
         </w:rPr>
         <w:t xml:space="preserve">؛ ومن العهد الجديد، مثال رئيسي هو </w:t>
       </w:r>
-      <w:hyperlink r:id="rId97">
+      <w:hyperlink r:id="rId95">
         <w:r>
           <w:rPr>
             <w:lang w:val="ar_AE" w:bidi="ar_AE"/>
@@ -4384,7 +4342,7 @@
         </w:rPr>
         <w:t xml:space="preserve">؛ وانظر أيضًا </w:t>
       </w:r>
-      <w:hyperlink r:id="rId93">
+      <w:hyperlink r:id="rId91">
         <w:r>
           <w:rPr>
             <w:lang w:val="ar_AE" w:bidi="ar_AE"/>
@@ -4461,7 +4419,7 @@
         </w:rPr>
         <w:t xml:space="preserve">: انظر </w:t>
       </w:r>
-      <w:hyperlink r:id="rId98">
+      <w:hyperlink r:id="rId96">
         <w:r>
           <w:rPr>
             <w:lang w:val="ar_AE" w:bidi="ar_AE"/>
@@ -4538,7 +4496,7 @@
         </w:rPr>
         <w:t>: ينتهي القسم كما بدأ (</w:t>
       </w:r>
-      <w:hyperlink r:id="rId82">
+      <w:hyperlink r:id="rId80">
         <w:r>
           <w:rPr>
             <w:lang w:val="ar_AE" w:bidi="ar_AE"/>
@@ -4622,7 +4580,7 @@
         </w:rPr>
         <w:t xml:space="preserve"> إلا أنه سينتظر بهدوء (انظر </w:t>
       </w:r>
-      <w:hyperlink r:id="rId99">
+      <w:hyperlink r:id="rId97">
         <w:r>
           <w:rPr>
             <w:lang w:val="ar_AE" w:bidi="ar_AE"/>
@@ -4693,7 +4651,7 @@
         </w:rPr>
         <w:t>بعدما ذكر حبقوق أعمال الله العظيمة في الفداء (</w:t>
       </w:r>
-      <w:hyperlink r:id="rId100">
+      <w:hyperlink r:id="rId98">
         <w:r>
           <w:rPr>
             <w:lang w:val="ar_AE" w:bidi="ar_AE"/>
@@ -4711,7 +4669,7 @@
         </w:rPr>
         <w:t>)، وتوقف للتفكر فيها (</w:t>
       </w:r>
-      <w:hyperlink r:id="rId101">
+      <w:hyperlink r:id="rId99">
         <w:r>
           <w:rPr>
             <w:lang w:val="ar_AE" w:bidi="ar_AE"/>
@@ -4832,7 +4790,7 @@
         </w:rPr>
         <w:t xml:space="preserve"> مخلصه (</w:t>
       </w:r>
-      <w:hyperlink r:id="rId102">
+      <w:hyperlink r:id="rId100">
         <w:r>
           <w:rPr>
             <w:lang w:val="ar_AE" w:bidi="ar_AE"/>
@@ -4850,7 +4808,7 @@
         </w:rPr>
         <w:t xml:space="preserve">). قارن حبقوق صعوده الروحي بالصعود السريع للغزال إلى قمم الجبال وتحركه بسهولة ورشاقة فوقها (انظر </w:t>
       </w:r>
-      <w:hyperlink r:id="rId103">
+      <w:hyperlink r:id="rId101">
         <w:r>
           <w:rPr>
             <w:lang w:val="ar_AE" w:bidi="ar_AE"/>

--- a/arb/docx/35.content.docx
+++ b/arb/docx/35.content.docx
@@ -178,13 +178,6 @@
         <w:rPr>
           <w:lang w:val="ar_AE" w:bidi="ar_AE"/>
         </w:rPr>
-      </w:r>
-      <w:r>
-        <w:rPr>
-          <w:i/>
-          <w:lang w:val="ar_AE" w:bidi="ar_AE"/>
-        </w:rPr>
-        <w:t>حبقوق ١:١, حبقوق ١: ٢, حبقوق ١: ٢–٤, حبقّوق ١: ٣, حبقّوق ١: ٤, حبقّوق ١: ٥, حبقّوق 1: 5–11, حبقّوق ١: ٧, حبقوق 1: 8, حبقّوق 1: 9, حبقّوق 1: 10, حبقّوق ١: ١١, حبقوق 1: 12, حبقّوق 1: 12–2: 1, حبقّوق 1: 14–15, حبقّوق 1: 16, حبقّوق ٢: ١, حبقوق ٢: ٢, حبقوق ٢: ٢–٥, حبقّوق ٢: ٢–٢٠, حبقّوق ٢: ٣, حبقّوق 2: 4, حبقّوق 2: 6–8, حبقّوق 2: 6–20, حبقّوق 2: 9–11, حبقوق 2: 12–14, حبقّوق ٢: ١٥–١٧, حبقّوق 2: 18–20, حبقوق 2: 20, حبقّوق 3: 1–19, حبقوق 3: 2, حبقوق 3: 3, حبقّوق 3: 3–15, حبقّوق 3: 4, حبقّوق 3: 5, حبقوق ٣: ٥–٦, حبقوق 3: 7, حبقّوق 3: 8, حبقوق 3: 8–15, حبقّوق 3: 9–11, حبقّوق 3: 10, حبقوق 3: 11, حبقوق 3: 15, حبقوق 3: 16, حبقوق 3: 17–19, حبقّوق ٣: ١٩</w:t>
       </w:r>
       <w:r>
         <w:rPr>

--- a/arb/docx/35.content.docx
+++ b/arb/docx/35.content.docx
@@ -163,21 +163,6 @@
           <w:lang w:val="ar_AE" w:bidi="ar_AE"/>
         </w:rPr>
         <w:t>HAB</w:t>
-      </w:r>
-      <w:r>
-        <w:rPr>
-          <w:lang w:val="ar_AE" w:bidi="ar_AE"/>
-        </w:rPr>
-      </w:r>
-    </w:p>
-    <w:p>
-      <w:pPr>
-        <w:bidi/>
-      </w:pPr>
-      <w:r>
-        <w:rPr>
-          <w:lang w:val="ar_AE" w:bidi="ar_AE"/>
-        </w:rPr>
       </w:r>
       <w:r>
         <w:rPr>

--- a/arb/docx/35.content.docx
+++ b/arb/docx/35.content.docx
@@ -22,7 +22,7 @@
         <w:rPr>
           <w:lang w:val="ar_AE" w:bidi="ar_AE"/>
         </w:rPr>
-        <w:t>Resource: ملاحظات الدراسة (تينديل)</w:t>
+        <w:t>Resource: Tyndale Open Study Notes</w:t>
       </w:r>
       <w:r>
         <w:rPr>
@@ -122,7 +122,7 @@
         <w:rPr>
           <w:lang w:val="ar_AE" w:bidi="ar_AE"/>
         </w:rPr>
-        <w:t>ملاحظات الدراسة (تينديل)</w:t>
+        <w:t>Tyndale Open Study Notes</w:t>
       </w:r>
     </w:p>
     <w:p>

--- a/arb/docx/35.content.docx
+++ b/arb/docx/35.content.docx
@@ -22,7 +22,7 @@
         <w:rPr>
           <w:lang w:val="ar_AE" w:bidi="ar_AE"/>
         </w:rPr>
-        <w:t>Resource: Tyndale Open Study Notes</w:t>
+        <w:t>Resource: Aquifer Open Study Notes</w:t>
       </w:r>
       <w:r>
         <w:rPr>
@@ -122,7 +122,7 @@
         <w:rPr>
           <w:lang w:val="ar_AE" w:bidi="ar_AE"/>
         </w:rPr>
-        <w:t>Tyndale Open Study Notes</w:t>
+        <w:t>Aquifer Open Study Notes</w:t>
       </w:r>
     </w:p>
     <w:p>

--- a/arb/docx/35.content.docx
+++ b/arb/docx/35.content.docx
@@ -9,6 +9,8 @@
       </w:pPr>
       <w:r>
         <w:rPr>
+          <w:rtl/>
+          <w:cs/>
           <w:lang w:val="ar_AE" w:bidi="ar_AE"/>
         </w:rPr>
       </w:r>
@@ -20,28 +22,36 @@
       </w:pPr>
       <w:r>
         <w:rPr>
+          <w:rtl/>
+          <w:cs/>
           <w:lang w:val="ar_AE" w:bidi="ar_AE"/>
         </w:rPr>
         <w:t>Resource: Aquifer Open Study Notes</w:t>
       </w:r>
       <w:r>
         <w:rPr>
-          <w:lang w:val="ar_AE" w:bidi="ar_AE"/>
-        </w:rPr>
-      </w:r>
-    </w:p>
-    <w:p>
-      <w:pPr>
-        <w:bidi/>
-      </w:pPr>
-      <w:r>
-        <w:rPr>
+          <w:rtl/>
+          <w:cs/>
+          <w:lang w:val="ar_AE" w:bidi="ar_AE"/>
+        </w:rPr>
+      </w:r>
+    </w:p>
+    <w:p>
+      <w:pPr>
+        <w:bidi/>
+      </w:pPr>
+      <w:r>
+        <w:rPr>
+          <w:rtl/>
+          <w:cs/>
           <w:lang w:val="ar_AE" w:bidi="ar_AE"/>
         </w:rPr>
       </w:r>
       <w:r>
         <w:rPr>
           <w:b/>
+          <w:rtl/>
+          <w:cs/>
           <w:lang w:val="ar_AE" w:bidi="ar_AE"/>
         </w:rPr>
         <w:t>Aquifer Open Study Notes</w:t>
@@ -53,35 +63,47 @@
       </w:pPr>
       <w:r>
         <w:rPr>
-          <w:lang w:val="ar_AE" w:bidi="ar_AE"/>
-        </w:rPr>
-      </w:r>
-      <w:r>
-        <w:rPr>
+          <w:rtl/>
+          <w:cs/>
+          <w:lang w:val="ar_AE" w:bidi="ar_AE"/>
+        </w:rPr>
+      </w:r>
+      <w:r>
+        <w:rPr>
+          <w:rtl/>
+          <w:cs/>
           <w:lang w:val="ar_AE" w:bidi="ar_AE"/>
         </w:rPr>
         <w:t xml:space="preserve">This work is an adaptation of </w:t>
       </w:r>
       <w:r>
         <w:rPr>
+          <w:rtl/>
+          <w:cs/>
           <w:lang w:val="ar_AE" w:bidi="ar_AE"/>
         </w:rPr>
         <w:t>Tyndale Open Study Notes</w:t>
       </w:r>
       <w:r>
         <w:rPr>
+          <w:rtl/>
+          <w:cs/>
           <w:lang w:val="ar_AE" w:bidi="ar_AE"/>
         </w:rPr>
         <w:t xml:space="preserve"> © 2023 Tyndale House Publishers, licensed under the CC BY-SA 4.0 license. The adaptation, </w:t>
       </w:r>
       <w:r>
         <w:rPr>
+          <w:rtl/>
+          <w:cs/>
           <w:lang w:val="ar_AE" w:bidi="ar_AE"/>
         </w:rPr>
         <w:t>Aquifer Open Study Notes</w:t>
       </w:r>
       <w:r>
         <w:rPr>
+          <w:rtl/>
+          <w:cs/>
           <w:lang w:val="ar_AE" w:bidi="ar_AE"/>
         </w:rPr>
         <w:t>, was created by Mission Mutual and is also licensed under CC BY-SA 4.0.</w:t>
@@ -93,22 +115,30 @@
       </w:pPr>
       <w:r>
         <w:rPr>
-          <w:lang w:val="ar_AE" w:bidi="ar_AE"/>
-        </w:rPr>
-      </w:r>
-      <w:r>
-        <w:rPr>
+          <w:rtl/>
+          <w:cs/>
+          <w:lang w:val="ar_AE" w:bidi="ar_AE"/>
+        </w:rPr>
+      </w:r>
+      <w:r>
+        <w:rPr>
+          <w:rtl/>
+          <w:cs/>
           <w:lang w:val="ar_AE" w:bidi="ar_AE"/>
         </w:rPr>
         <w:t>This resource has been adapted into multiple languages, including English, Tok Pisin, Arabic (عربي), French (Français), Hindi (हिंदी), Indonesian (Bahasa Indonesia), Portuguese (Português), Russian (Русский), Spanish (Español), Swahili (Kiswahili), and Simplified Chinese (简体中文).</w:t>
       </w:r>
       <w:r>
         <w:rPr>
-          <w:lang w:val="ar_AE" w:bidi="ar_AE"/>
-        </w:rPr>
-      </w:r>
-      <w:r>
-        <w:rPr>
+          <w:rtl/>
+          <w:cs/>
+          <w:lang w:val="ar_AE" w:bidi="ar_AE"/>
+        </w:rPr>
+      </w:r>
+      <w:r>
+        <w:rPr>
+          <w:rtl/>
+          <w:cs/>
           <w:lang w:val="ar_AE" w:bidi="ar_AE"/>
         </w:rPr>
       </w:r>
@@ -120,6 +150,8 @@
       </w:pPr>
       <w:r>
         <w:rPr>
+          <w:rtl/>
+          <w:cs/>
           <w:lang w:val="ar_AE" w:bidi="ar_AE"/>
         </w:rPr>
         <w:t>Aquifer Open Study Notes</w:t>
@@ -149,6 +181,8 @@
       </w:pPr>
       <w:r>
         <w:rPr>
+          <w:rtl/>
+          <w:cs/>
           <w:lang w:val="ar_AE" w:bidi="ar_AE"/>
         </w:rPr>
       </w:r>
@@ -160,38 +194,50 @@
       </w:pPr>
       <w:r>
         <w:rPr>
+          <w:rtl/>
+          <w:cs/>
           <w:lang w:val="ar_AE" w:bidi="ar_AE"/>
         </w:rPr>
         <w:t>HAB</w:t>
       </w:r>
       <w:r>
         <w:rPr>
-          <w:lang w:val="ar_AE" w:bidi="ar_AE"/>
-        </w:rPr>
-      </w:r>
-    </w:p>
-    <w:p>
-      <w:pPr>
-        <w:bidi/>
-      </w:pPr>
-      <w:r>
-        <w:rPr>
-          <w:lang w:val="ar_AE" w:bidi="ar_AE"/>
-        </w:rPr>
-      </w:r>
-      <w:r>
-        <w:rPr>
+          <w:rtl/>
+          <w:cs/>
+          <w:lang w:val="ar_AE" w:bidi="ar_AE"/>
+        </w:rPr>
+      </w:r>
+    </w:p>
+    <w:p>
+      <w:pPr>
+        <w:bidi/>
+      </w:pPr>
+      <w:r>
+        <w:rPr>
+          <w:rtl/>
+          <w:cs/>
+          <w:lang w:val="ar_AE" w:bidi="ar_AE"/>
+        </w:rPr>
+      </w:r>
+      <w:r>
+        <w:rPr>
+          <w:rtl/>
+          <w:cs/>
           <w:lang w:val="ar_AE" w:bidi="ar_AE"/>
         </w:rPr>
         <w:t xml:space="preserve"> </w:t>
       </w:r>
       <w:r>
         <w:rPr>
-          <w:lang w:val="ar_AE" w:bidi="ar_AE"/>
-        </w:rPr>
-      </w:r>
-      <w:r>
-        <w:rPr>
+          <w:rtl/>
+          <w:cs/>
+          <w:lang w:val="ar_AE" w:bidi="ar_AE"/>
+        </w:rPr>
+      </w:r>
+      <w:r>
+        <w:rPr>
+          <w:rtl/>
+          <w:cs/>
           <w:lang w:val="ar_AE" w:bidi="ar_AE"/>
         </w:rPr>
       </w:r>
@@ -217,6 +263,8 @@
       </w:pPr>
       <w:r>
         <w:rPr>
+          <w:rtl/>
+          <w:cs/>
           <w:lang w:val="ar_AE" w:bidi="ar_AE"/>
         </w:rPr>
       </w:r>
@@ -228,27 +276,35 @@
       </w:pPr>
       <w:r>
         <w:rPr>
+          <w:rtl/>
+          <w:cs/>
           <w:lang w:val="ar_AE" w:bidi="ar_AE"/>
         </w:rPr>
         <w:t>حبقوق ١:١</w:t>
       </w:r>
       <w:r>
         <w:rPr>
-          <w:lang w:val="ar_AE" w:bidi="ar_AE"/>
-        </w:rPr>
-      </w:r>
-    </w:p>
-    <w:p>
-      <w:pPr>
-        <w:bidi/>
-      </w:pPr>
-      <w:r>
-        <w:rPr>
-          <w:lang w:val="ar_AE" w:bidi="ar_AE"/>
-        </w:rPr>
-      </w:r>
-      <w:r>
-        <w:rPr>
+          <w:rtl/>
+          <w:cs/>
+          <w:lang w:val="ar_AE" w:bidi="ar_AE"/>
+        </w:rPr>
+      </w:r>
+    </w:p>
+    <w:p>
+      <w:pPr>
+        <w:bidi/>
+      </w:pPr>
+      <w:r>
+        <w:rPr>
+          <w:rtl/>
+          <w:cs/>
+          <w:lang w:val="ar_AE" w:bidi="ar_AE"/>
+        </w:rPr>
+      </w:r>
+      <w:r>
+        <w:rPr>
+          <w:rtl/>
+          <w:cs/>
           <w:lang w:val="ar_AE" w:bidi="ar_AE"/>
         </w:rPr>
         <w:t xml:space="preserve">كلمة الوحي (أو </w:t>
@@ -256,12 +312,16 @@
       <w:r>
         <w:rPr>
           <w:i/>
+          <w:rtl/>
+          <w:cs/>
           <w:lang w:val="ar_AE" w:bidi="ar_AE"/>
         </w:rPr>
         <w:t>نبوة</w:t>
       </w:r>
       <w:r>
         <w:rPr>
+          <w:rtl/>
+          <w:cs/>
           <w:lang w:val="ar_AE" w:bidi="ar_AE"/>
         </w:rPr>
         <w:t xml:space="preserve">) تحدد أن السفر وحي من الله عبر نبيه (انظر </w:t>
@@ -269,6 +329,8 @@
       <w:hyperlink r:id="rId13">
         <w:r>
           <w:rPr>
+            <w:rtl/>
+            <w:cs/>
             <w:lang w:val="ar_AE" w:bidi="ar_AE"/>
           </w:rPr>
           <w:rPr>
@@ -280,6 +342,8 @@
       </w:hyperlink>
       <w:r>
         <w:rPr>
+          <w:rtl/>
+          <w:cs/>
           <w:lang w:val="ar_AE" w:bidi="ar_AE"/>
         </w:rPr>
         <w:t xml:space="preserve">؛ </w:t>
@@ -287,6 +351,8 @@
       <w:hyperlink r:id="rId14">
         <w:r>
           <w:rPr>
+            <w:rtl/>
+            <w:cs/>
             <w:lang w:val="ar_AE" w:bidi="ar_AE"/>
           </w:rPr>
           <w:rPr>
@@ -298,27 +364,35 @@
       </w:hyperlink>
       <w:r>
         <w:rPr>
+          <w:rtl/>
+          <w:cs/>
           <w:lang w:val="ar_AE" w:bidi="ar_AE"/>
         </w:rPr>
         <w:t>).</w:t>
       </w:r>
       <w:r>
         <w:rPr>
-          <w:lang w:val="ar_AE" w:bidi="ar_AE"/>
-        </w:rPr>
-      </w:r>
-      <w:r>
-        <w:rPr>
-          <w:lang w:val="ar_AE" w:bidi="ar_AE"/>
-        </w:rPr>
-      </w:r>
-    </w:p>
-    <w:p>
-      <w:pPr>
-        <w:bidi/>
-      </w:pPr>
-      <w:r>
-        <w:rPr>
+          <w:rtl/>
+          <w:cs/>
+          <w:lang w:val="ar_AE" w:bidi="ar_AE"/>
+        </w:rPr>
+      </w:r>
+      <w:r>
+        <w:rPr>
+          <w:rtl/>
+          <w:cs/>
+          <w:lang w:val="ar_AE" w:bidi="ar_AE"/>
+        </w:rPr>
+      </w:r>
+    </w:p>
+    <w:p>
+      <w:pPr>
+        <w:bidi/>
+      </w:pPr>
+      <w:r>
+        <w:rPr>
+          <w:rtl/>
+          <w:cs/>
           <w:lang w:val="ar_AE" w:bidi="ar_AE"/>
         </w:rPr>
       </w:r>
@@ -330,33 +404,43 @@
       </w:pPr>
       <w:r>
         <w:rPr>
+          <w:rtl/>
+          <w:cs/>
           <w:lang w:val="ar_AE" w:bidi="ar_AE"/>
         </w:rPr>
         <w:t>حبقوق ١: ٢</w:t>
       </w:r>
       <w:r>
         <w:rPr>
-          <w:lang w:val="ar_AE" w:bidi="ar_AE"/>
-        </w:rPr>
-      </w:r>
-    </w:p>
-    <w:p>
-      <w:pPr>
-        <w:bidi/>
-      </w:pPr>
-      <w:r>
-        <w:rPr>
-          <w:lang w:val="ar_AE" w:bidi="ar_AE"/>
-        </w:rPr>
-      </w:r>
-      <w:r>
-        <w:rPr>
+          <w:rtl/>
+          <w:cs/>
+          <w:lang w:val="ar_AE" w:bidi="ar_AE"/>
+        </w:rPr>
+      </w:r>
+    </w:p>
+    <w:p>
+      <w:pPr>
+        <w:bidi/>
+      </w:pPr>
+      <w:r>
+        <w:rPr>
+          <w:rtl/>
+          <w:cs/>
+          <w:lang w:val="ar_AE" w:bidi="ar_AE"/>
+        </w:rPr>
+      </w:r>
+      <w:r>
+        <w:rPr>
+          <w:rtl/>
+          <w:cs/>
           <w:lang w:val="ar_AE" w:bidi="ar_AE"/>
         </w:rPr>
         <w:t>حَتَّى مَتَى يَارَبُّ أَدْعُو وَأَنْتَ لَا تَسْمَعُ؟</w:t>
       </w:r>
       <w:r>
         <w:rPr>
+          <w:rtl/>
+          <w:cs/>
           <w:lang w:val="ar_AE" w:bidi="ar_AE"/>
         </w:rPr>
         <w:t xml:space="preserve"> في كثير من الأحيان يُبين نمط النداء والإجابة في الكتاب المقدس ثقة المتحدث في الله بصفته الملاذ أو المرشد (انظر </w:t>
@@ -364,6 +448,8 @@
       <w:hyperlink r:id="rId15">
         <w:r>
           <w:rPr>
+            <w:rtl/>
+            <w:cs/>
             <w:lang w:val="ar_AE" w:bidi="ar_AE"/>
           </w:rPr>
           <w:rPr>
@@ -375,6 +461,8 @@
       </w:hyperlink>
       <w:r>
         <w:rPr>
+          <w:rtl/>
+          <w:cs/>
           <w:lang w:val="ar_AE" w:bidi="ar_AE"/>
         </w:rPr>
         <w:t>) ويشير إلى التواصل الحميم بين المؤمن والله (</w:t>
@@ -382,6 +470,8 @@
       <w:hyperlink r:id="rId16">
         <w:r>
           <w:rPr>
+            <w:rtl/>
+            <w:cs/>
             <w:lang w:val="ar_AE" w:bidi="ar_AE"/>
           </w:rPr>
           <w:rPr>
@@ -393,6 +483,8 @@
       </w:hyperlink>
       <w:r>
         <w:rPr>
+          <w:rtl/>
+          <w:cs/>
           <w:lang w:val="ar_AE" w:bidi="ar_AE"/>
         </w:rPr>
         <w:t xml:space="preserve">؛ </w:t>
@@ -400,6 +492,8 @@
       <w:hyperlink r:id="rId17">
         <w:r>
           <w:rPr>
+            <w:rtl/>
+            <w:cs/>
             <w:lang w:val="ar_AE" w:bidi="ar_AE"/>
           </w:rPr>
           <w:rPr>
@@ -411,27 +505,35 @@
       </w:hyperlink>
       <w:r>
         <w:rPr>
+          <w:rtl/>
+          <w:cs/>
           <w:lang w:val="ar_AE" w:bidi="ar_AE"/>
         </w:rPr>
         <w:t>).</w:t>
       </w:r>
       <w:r>
         <w:rPr>
-          <w:lang w:val="ar_AE" w:bidi="ar_AE"/>
-        </w:rPr>
-      </w:r>
-      <w:r>
-        <w:rPr>
-          <w:lang w:val="ar_AE" w:bidi="ar_AE"/>
-        </w:rPr>
-      </w:r>
-    </w:p>
-    <w:p>
-      <w:pPr>
-        <w:bidi/>
-      </w:pPr>
-      <w:r>
-        <w:rPr>
+          <w:rtl/>
+          <w:cs/>
+          <w:lang w:val="ar_AE" w:bidi="ar_AE"/>
+        </w:rPr>
+      </w:r>
+      <w:r>
+        <w:rPr>
+          <w:rtl/>
+          <w:cs/>
+          <w:lang w:val="ar_AE" w:bidi="ar_AE"/>
+        </w:rPr>
+      </w:r>
+    </w:p>
+    <w:p>
+      <w:pPr>
+        <w:bidi/>
+      </w:pPr>
+      <w:r>
+        <w:rPr>
+          <w:rtl/>
+          <w:cs/>
           <w:lang w:val="ar_AE" w:bidi="ar_AE"/>
         </w:rPr>
       </w:r>
@@ -443,27 +545,35 @@
       </w:pPr>
       <w:r>
         <w:rPr>
+          <w:rtl/>
+          <w:cs/>
           <w:lang w:val="ar_AE" w:bidi="ar_AE"/>
         </w:rPr>
         <w:t>حبقوق ١: ٢–٤</w:t>
       </w:r>
       <w:r>
         <w:rPr>
-          <w:lang w:val="ar_AE" w:bidi="ar_AE"/>
-        </w:rPr>
-      </w:r>
-    </w:p>
-    <w:p>
-      <w:pPr>
-        <w:bidi/>
-      </w:pPr>
-      <w:r>
-        <w:rPr>
-          <w:lang w:val="ar_AE" w:bidi="ar_AE"/>
-        </w:rPr>
-      </w:r>
-      <w:r>
-        <w:rPr>
+          <w:rtl/>
+          <w:cs/>
+          <w:lang w:val="ar_AE" w:bidi="ar_AE"/>
+        </w:rPr>
+      </w:r>
+    </w:p>
+    <w:p>
+      <w:pPr>
+        <w:bidi/>
+      </w:pPr>
+      <w:r>
+        <w:rPr>
+          <w:rtl/>
+          <w:cs/>
+          <w:lang w:val="ar_AE" w:bidi="ar_AE"/>
+        </w:rPr>
+      </w:r>
+      <w:r>
+        <w:rPr>
+          <w:rtl/>
+          <w:cs/>
           <w:lang w:val="ar_AE" w:bidi="ar_AE"/>
         </w:rPr>
         <w:t>بالنسبة إلى حبقّوق، بدا الله غير مكترث بالشر الذي ينتشر في المجتمع في يهوذا (</w:t>
@@ -471,6 +581,8 @@
       <w:hyperlink r:id="rId18">
         <w:r>
           <w:rPr>
+            <w:rtl/>
+            <w:cs/>
             <w:lang w:val="ar_AE" w:bidi="ar_AE"/>
           </w:rPr>
           <w:rPr>
@@ -482,6 +594,8 @@
       </w:hyperlink>
       <w:r>
         <w:rPr>
+          <w:rtl/>
+          <w:cs/>
           <w:lang w:val="ar_AE" w:bidi="ar_AE"/>
         </w:rPr>
         <w:t>) وغير مستجيب لشكاواه (</w:t>
@@ -489,6 +603,8 @@
       <w:hyperlink r:id="rId19">
         <w:r>
           <w:rPr>
+            <w:rtl/>
+            <w:cs/>
             <w:lang w:val="ar_AE" w:bidi="ar_AE"/>
           </w:rPr>
           <w:rPr>
@@ -500,27 +616,35 @@
       </w:hyperlink>
       <w:r>
         <w:rPr>
+          <w:rtl/>
+          <w:cs/>
           <w:lang w:val="ar_AE" w:bidi="ar_AE"/>
         </w:rPr>
         <w:t>).</w:t>
       </w:r>
       <w:r>
         <w:rPr>
-          <w:lang w:val="ar_AE" w:bidi="ar_AE"/>
-        </w:rPr>
-      </w:r>
-      <w:r>
-        <w:rPr>
-          <w:lang w:val="ar_AE" w:bidi="ar_AE"/>
-        </w:rPr>
-      </w:r>
-    </w:p>
-    <w:p>
-      <w:pPr>
-        <w:bidi/>
-      </w:pPr>
-      <w:r>
-        <w:rPr>
+          <w:rtl/>
+          <w:cs/>
+          <w:lang w:val="ar_AE" w:bidi="ar_AE"/>
+        </w:rPr>
+      </w:r>
+      <w:r>
+        <w:rPr>
+          <w:rtl/>
+          <w:cs/>
+          <w:lang w:val="ar_AE" w:bidi="ar_AE"/>
+        </w:rPr>
+      </w:r>
+    </w:p>
+    <w:p>
+      <w:pPr>
+        <w:bidi/>
+      </w:pPr>
+      <w:r>
+        <w:rPr>
+          <w:rtl/>
+          <w:cs/>
           <w:lang w:val="ar_AE" w:bidi="ar_AE"/>
         </w:rPr>
       </w:r>
@@ -532,60 +656,78 @@
       </w:pPr>
       <w:r>
         <w:rPr>
+          <w:rtl/>
+          <w:cs/>
           <w:lang w:val="ar_AE" w:bidi="ar_AE"/>
         </w:rPr>
         <w:t>حبقّوق ١: ٣</w:t>
       </w:r>
       <w:r>
         <w:rPr>
-          <w:lang w:val="ar_AE" w:bidi="ar_AE"/>
-        </w:rPr>
-      </w:r>
-    </w:p>
-    <w:p>
-      <w:pPr>
-        <w:bidi/>
-      </w:pPr>
-      <w:r>
-        <w:rPr>
-          <w:lang w:val="ar_AE" w:bidi="ar_AE"/>
-        </w:rPr>
-      </w:r>
-      <w:r>
-        <w:rPr>
+          <w:rtl/>
+          <w:cs/>
+          <w:lang w:val="ar_AE" w:bidi="ar_AE"/>
+        </w:rPr>
+      </w:r>
+    </w:p>
+    <w:p>
+      <w:pPr>
+        <w:bidi/>
+      </w:pPr>
+      <w:r>
+        <w:rPr>
+          <w:rtl/>
+          <w:cs/>
+          <w:lang w:val="ar_AE" w:bidi="ar_AE"/>
+        </w:rPr>
+      </w:r>
+      <w:r>
+        <w:rPr>
+          <w:rtl/>
+          <w:cs/>
           <w:lang w:val="ar_AE" w:bidi="ar_AE"/>
         </w:rPr>
         <w:t xml:space="preserve">في زمان حبقّوق، كان الدمار والعنف يتغلغلان في المجتمع اليهودي (انظر </w:t>
       </w:r>
       <w:r>
         <w:rPr>
+          <w:rtl/>
+          <w:cs/>
           <w:lang w:val="ar_AE" w:bidi="ar_AE"/>
         </w:rPr>
         <w:t>مقدمة سفر حبقوق</w:t>
       </w:r>
       <w:r>
         <w:rPr>
+          <w:rtl/>
+          <w:cs/>
           <w:lang w:val="ar_AE" w:bidi="ar_AE"/>
         </w:rPr>
         <w:t>، "الخلفية").</w:t>
       </w:r>
       <w:r>
         <w:rPr>
-          <w:lang w:val="ar_AE" w:bidi="ar_AE"/>
-        </w:rPr>
-      </w:r>
-      <w:r>
-        <w:rPr>
-          <w:lang w:val="ar_AE" w:bidi="ar_AE"/>
-        </w:rPr>
-      </w:r>
-    </w:p>
-    <w:p>
-      <w:pPr>
-        <w:bidi/>
-      </w:pPr>
-      <w:r>
-        <w:rPr>
+          <w:rtl/>
+          <w:cs/>
+          <w:lang w:val="ar_AE" w:bidi="ar_AE"/>
+        </w:rPr>
+      </w:r>
+      <w:r>
+        <w:rPr>
+          <w:rtl/>
+          <w:cs/>
+          <w:lang w:val="ar_AE" w:bidi="ar_AE"/>
+        </w:rPr>
+      </w:r>
+    </w:p>
+    <w:p>
+      <w:pPr>
+        <w:bidi/>
+      </w:pPr>
+      <w:r>
+        <w:rPr>
+          <w:rtl/>
+          <w:cs/>
           <w:lang w:val="ar_AE" w:bidi="ar_AE"/>
         </w:rPr>
       </w:r>
@@ -597,27 +739,35 @@
       </w:pPr>
       <w:r>
         <w:rPr>
+          <w:rtl/>
+          <w:cs/>
           <w:lang w:val="ar_AE" w:bidi="ar_AE"/>
         </w:rPr>
         <w:t>حبقّوق ١: ٤</w:t>
       </w:r>
       <w:r>
         <w:rPr>
-          <w:lang w:val="ar_AE" w:bidi="ar_AE"/>
-        </w:rPr>
-      </w:r>
-    </w:p>
-    <w:p>
-      <w:pPr>
-        <w:bidi/>
-      </w:pPr>
-      <w:r>
-        <w:rPr>
-          <w:lang w:val="ar_AE" w:bidi="ar_AE"/>
-        </w:rPr>
-      </w:r>
-      <w:r>
-        <w:rPr>
+          <w:rtl/>
+          <w:cs/>
+          <w:lang w:val="ar_AE" w:bidi="ar_AE"/>
+        </w:rPr>
+      </w:r>
+    </w:p>
+    <w:p>
+      <w:pPr>
+        <w:bidi/>
+      </w:pPr>
+      <w:r>
+        <w:rPr>
+          <w:rtl/>
+          <w:cs/>
+          <w:lang w:val="ar_AE" w:bidi="ar_AE"/>
+        </w:rPr>
+      </w:r>
+      <w:r>
+        <w:rPr>
+          <w:rtl/>
+          <w:cs/>
           <w:lang w:val="ar_AE" w:bidi="ar_AE"/>
         </w:rPr>
         <w:t xml:space="preserve">يعرب حبقوق عن قلقه بشأن الظلم وانعدام البر الذي شاهده في كل مكان من حوله (انظر </w:t>
@@ -625,6 +775,8 @@
       <w:hyperlink r:id="rId20">
         <w:r>
           <w:rPr>
+            <w:rtl/>
+            <w:cs/>
             <w:lang w:val="ar_AE" w:bidi="ar_AE"/>
           </w:rPr>
           <w:rPr>
@@ -636,6 +788,8 @@
       </w:hyperlink>
       <w:r>
         <w:rPr>
+          <w:rtl/>
+          <w:cs/>
           <w:lang w:val="ar_AE" w:bidi="ar_AE"/>
         </w:rPr>
         <w:t xml:space="preserve">؛ </w:t>
@@ -643,6 +797,8 @@
       <w:hyperlink r:id="rId21">
         <w:r>
           <w:rPr>
+            <w:rtl/>
+            <w:cs/>
             <w:lang w:val="ar_AE" w:bidi="ar_AE"/>
           </w:rPr>
           <w:rPr>
@@ -654,6 +810,8 @@
       </w:hyperlink>
       <w:r>
         <w:rPr>
+          <w:rtl/>
+          <w:cs/>
           <w:lang w:val="ar_AE" w:bidi="ar_AE"/>
         </w:rPr>
         <w:t xml:space="preserve">، </w:t>
@@ -661,6 +819,8 @@
       <w:hyperlink r:id="rId22">
         <w:r>
           <w:rPr>
+            <w:rtl/>
+            <w:cs/>
             <w:lang w:val="ar_AE" w:bidi="ar_AE"/>
           </w:rPr>
           <w:rPr>
@@ -672,6 +832,8 @@
       </w:hyperlink>
       <w:r>
         <w:rPr>
+          <w:rtl/>
+          <w:cs/>
           <w:lang w:val="ar_AE" w:bidi="ar_AE"/>
         </w:rPr>
         <w:t>)، حتى في المحاكم</w:t>
@@ -679,33 +841,43 @@
       <w:r>
         <w:rPr>
           <w:i/>
+          <w:rtl/>
+          <w:cs/>
           <w:lang w:val="ar_AE" w:bidi="ar_AE"/>
         </w:rPr>
         <w:t>،</w:t>
       </w:r>
       <w:r>
         <w:rPr>
+          <w:rtl/>
+          <w:cs/>
           <w:lang w:val="ar_AE" w:bidi="ar_AE"/>
         </w:rPr>
         <w:t xml:space="preserve"> حيث لم تعد الشريعة فعالة في تحقيق العدالة.</w:t>
       </w:r>
       <w:r>
         <w:rPr>
-          <w:lang w:val="ar_AE" w:bidi="ar_AE"/>
-        </w:rPr>
-      </w:r>
-      <w:r>
-        <w:rPr>
-          <w:lang w:val="ar_AE" w:bidi="ar_AE"/>
-        </w:rPr>
-      </w:r>
-    </w:p>
-    <w:p>
-      <w:pPr>
-        <w:bidi/>
-      </w:pPr>
-      <w:r>
-        <w:rPr>
+          <w:rtl/>
+          <w:cs/>
+          <w:lang w:val="ar_AE" w:bidi="ar_AE"/>
+        </w:rPr>
+      </w:r>
+      <w:r>
+        <w:rPr>
+          <w:rtl/>
+          <w:cs/>
+          <w:lang w:val="ar_AE" w:bidi="ar_AE"/>
+        </w:rPr>
+      </w:r>
+    </w:p>
+    <w:p>
+      <w:pPr>
+        <w:bidi/>
+      </w:pPr>
+      <w:r>
+        <w:rPr>
+          <w:rtl/>
+          <w:cs/>
           <w:lang w:val="ar_AE" w:bidi="ar_AE"/>
         </w:rPr>
       </w:r>
@@ -717,33 +889,43 @@
       </w:pPr>
       <w:r>
         <w:rPr>
+          <w:rtl/>
+          <w:cs/>
           <w:lang w:val="ar_AE" w:bidi="ar_AE"/>
         </w:rPr>
         <w:t>حبقّوق ١: ٥</w:t>
       </w:r>
       <w:r>
         <w:rPr>
-          <w:lang w:val="ar_AE" w:bidi="ar_AE"/>
-        </w:rPr>
-      </w:r>
-    </w:p>
-    <w:p>
-      <w:pPr>
-        <w:bidi/>
-      </w:pPr>
-      <w:r>
-        <w:rPr>
-          <w:lang w:val="ar_AE" w:bidi="ar_AE"/>
-        </w:rPr>
-      </w:r>
-      <w:r>
-        <w:rPr>
+          <w:rtl/>
+          <w:cs/>
+          <w:lang w:val="ar_AE" w:bidi="ar_AE"/>
+        </w:rPr>
+      </w:r>
+    </w:p>
+    <w:p>
+      <w:pPr>
+        <w:bidi/>
+      </w:pPr>
+      <w:r>
+        <w:rPr>
+          <w:rtl/>
+          <w:cs/>
+          <w:lang w:val="ar_AE" w:bidi="ar_AE"/>
+        </w:rPr>
+      </w:r>
+      <w:r>
+        <w:rPr>
+          <w:rtl/>
+          <w:cs/>
           <w:lang w:val="ar_AE" w:bidi="ar_AE"/>
         </w:rPr>
         <w:t>اُنْظُرُوا ... وَأَبْصِرُوا</w:t>
       </w:r>
       <w:r>
         <w:rPr>
+          <w:rtl/>
+          <w:cs/>
           <w:lang w:val="ar_AE" w:bidi="ar_AE"/>
         </w:rPr>
         <w:t xml:space="preserve">: يتم ترجمة فعلين مختلفين في العبرية، وتُترجم </w:t>
@@ -751,12 +933,16 @@
       <w:r>
         <w:rPr>
           <w:i/>
+          <w:rtl/>
+          <w:cs/>
           <w:lang w:val="ar_AE" w:bidi="ar_AE"/>
         </w:rPr>
         <w:t>يرى ويبصر</w:t>
       </w:r>
       <w:r>
         <w:rPr>
+          <w:rtl/>
+          <w:cs/>
           <w:lang w:val="ar_AE" w:bidi="ar_AE"/>
         </w:rPr>
         <w:t xml:space="preserve"> في </w:t>
@@ -764,6 +950,8 @@
       <w:hyperlink r:id="rId23">
         <w:r>
           <w:rPr>
+            <w:rtl/>
+            <w:cs/>
             <w:lang w:val="ar_AE" w:bidi="ar_AE"/>
           </w:rPr>
           <w:rPr>
@@ -775,6 +963,8 @@
       </w:hyperlink>
       <w:r>
         <w:rPr>
+          <w:rtl/>
+          <w:cs/>
           <w:lang w:val="ar_AE" w:bidi="ar_AE"/>
         </w:rPr>
         <w:t xml:space="preserve">. يشكل هذا رابطًا أدبيًا بين أسئلة حبقّوق في </w:t>
@@ -782,6 +972,8 @@
       <w:hyperlink r:id="rId23">
         <w:r>
           <w:rPr>
+            <w:rtl/>
+            <w:cs/>
             <w:lang w:val="ar_AE" w:bidi="ar_AE"/>
           </w:rPr>
           <w:rPr>
@@ -793,6 +985,8 @@
       </w:hyperlink>
       <w:r>
         <w:rPr>
+          <w:rtl/>
+          <w:cs/>
           <w:lang w:val="ar_AE" w:bidi="ar_AE"/>
         </w:rPr>
         <w:t xml:space="preserve"> وإجابة الله في </w:t>
@@ -800,6 +994,8 @@
       <w:hyperlink r:id="rId24">
         <w:r>
           <w:rPr>
+            <w:rtl/>
+            <w:cs/>
             <w:lang w:val="ar_AE" w:bidi="ar_AE"/>
           </w:rPr>
           <w:rPr>
@@ -811,27 +1007,35 @@
       </w:hyperlink>
       <w:r>
         <w:rPr>
+          <w:rtl/>
+          <w:cs/>
           <w:lang w:val="ar_AE" w:bidi="ar_AE"/>
         </w:rPr>
         <w:t>.</w:t>
       </w:r>
       <w:r>
         <w:rPr>
-          <w:lang w:val="ar_AE" w:bidi="ar_AE"/>
-        </w:rPr>
-      </w:r>
-      <w:r>
-        <w:rPr>
-          <w:lang w:val="ar_AE" w:bidi="ar_AE"/>
-        </w:rPr>
-      </w:r>
-    </w:p>
-    <w:p>
-      <w:pPr>
-        <w:bidi/>
-      </w:pPr>
-      <w:r>
-        <w:rPr>
+          <w:rtl/>
+          <w:cs/>
+          <w:lang w:val="ar_AE" w:bidi="ar_AE"/>
+        </w:rPr>
+      </w:r>
+      <w:r>
+        <w:rPr>
+          <w:rtl/>
+          <w:cs/>
+          <w:lang w:val="ar_AE" w:bidi="ar_AE"/>
+        </w:rPr>
+      </w:r>
+    </w:p>
+    <w:p>
+      <w:pPr>
+        <w:bidi/>
+      </w:pPr>
+      <w:r>
+        <w:rPr>
+          <w:rtl/>
+          <w:cs/>
           <w:lang w:val="ar_AE" w:bidi="ar_AE"/>
         </w:rPr>
       </w:r>
@@ -843,48 +1047,62 @@
       </w:pPr>
       <w:r>
         <w:rPr>
+          <w:rtl/>
+          <w:cs/>
           <w:lang w:val="ar_AE" w:bidi="ar_AE"/>
         </w:rPr>
         <w:t>حبقّوق 1: 5–11</w:t>
       </w:r>
       <w:r>
         <w:rPr>
-          <w:lang w:val="ar_AE" w:bidi="ar_AE"/>
-        </w:rPr>
-      </w:r>
-    </w:p>
-    <w:p>
-      <w:pPr>
-        <w:bidi/>
-      </w:pPr>
-      <w:r>
-        <w:rPr>
-          <w:lang w:val="ar_AE" w:bidi="ar_AE"/>
-        </w:rPr>
-      </w:r>
-      <w:r>
-        <w:rPr>
+          <w:rtl/>
+          <w:cs/>
+          <w:lang w:val="ar_AE" w:bidi="ar_AE"/>
+        </w:rPr>
+      </w:r>
+    </w:p>
+    <w:p>
+      <w:pPr>
+        <w:bidi/>
+      </w:pPr>
+      <w:r>
+        <w:rPr>
+          <w:rtl/>
+          <w:cs/>
+          <w:lang w:val="ar_AE" w:bidi="ar_AE"/>
+        </w:rPr>
+      </w:r>
+      <w:r>
+        <w:rPr>
+          <w:rtl/>
+          <w:cs/>
           <w:lang w:val="ar_AE" w:bidi="ar_AE"/>
         </w:rPr>
         <w:t>كانت إجابة الله على سؤال حبقوق مذهلة. سيقوم الله بإرسال شعب عنيف - إشارة إلى البابليين - للتعامل مع العنف في يهوذا. كان الجيش البابلي، المدرب تدريبًا جيدًا والمعتاد على المعارك، قوة لا يمكن إيقافها.</w:t>
       </w:r>
       <w:r>
         <w:rPr>
-          <w:lang w:val="ar_AE" w:bidi="ar_AE"/>
-        </w:rPr>
-      </w:r>
-      <w:r>
-        <w:rPr>
-          <w:lang w:val="ar_AE" w:bidi="ar_AE"/>
-        </w:rPr>
-      </w:r>
-    </w:p>
-    <w:p>
-      <w:pPr>
-        <w:bidi/>
-      </w:pPr>
-      <w:r>
-        <w:rPr>
+          <w:rtl/>
+          <w:cs/>
+          <w:lang w:val="ar_AE" w:bidi="ar_AE"/>
+        </w:rPr>
+      </w:r>
+      <w:r>
+        <w:rPr>
+          <w:rtl/>
+          <w:cs/>
+          <w:lang w:val="ar_AE" w:bidi="ar_AE"/>
+        </w:rPr>
+      </w:r>
+    </w:p>
+    <w:p>
+      <w:pPr>
+        <w:bidi/>
+      </w:pPr>
+      <w:r>
+        <w:rPr>
+          <w:rtl/>
+          <w:cs/>
           <w:lang w:val="ar_AE" w:bidi="ar_AE"/>
         </w:rPr>
       </w:r>
@@ -896,54 +1114,70 @@
       </w:pPr>
       <w:r>
         <w:rPr>
+          <w:rtl/>
+          <w:cs/>
           <w:lang w:val="ar_AE" w:bidi="ar_AE"/>
         </w:rPr>
         <w:t>حبقّوق ١: ٧</w:t>
       </w:r>
       <w:r>
         <w:rPr>
-          <w:lang w:val="ar_AE" w:bidi="ar_AE"/>
-        </w:rPr>
-      </w:r>
-    </w:p>
-    <w:p>
-      <w:pPr>
-        <w:bidi/>
-      </w:pPr>
-      <w:r>
-        <w:rPr>
-          <w:lang w:val="ar_AE" w:bidi="ar_AE"/>
-        </w:rPr>
-      </w:r>
-      <w:r>
-        <w:rPr>
+          <w:rtl/>
+          <w:cs/>
+          <w:lang w:val="ar_AE" w:bidi="ar_AE"/>
+        </w:rPr>
+      </w:r>
+    </w:p>
+    <w:p>
+      <w:pPr>
+        <w:bidi/>
+      </w:pPr>
+      <w:r>
+        <w:rPr>
+          <w:rtl/>
+          <w:cs/>
+          <w:lang w:val="ar_AE" w:bidi="ar_AE"/>
+        </w:rPr>
+      </w:r>
+      <w:r>
+        <w:rPr>
+          <w:rtl/>
+          <w:cs/>
           <w:lang w:val="ar_AE" w:bidi="ar_AE"/>
         </w:rPr>
         <w:t>مِنْ قِبَلِ نَفْسِهَا يَخْرُجُ حُكْمُهَا:</w:t>
       </w:r>
       <w:r>
         <w:rPr>
+          <w:rtl/>
+          <w:cs/>
           <w:lang w:val="ar_AE" w:bidi="ar_AE"/>
         </w:rPr>
         <w:t xml:space="preserve"> لن يأتي أي إعفاء من الظلم على يد البابليين. فقد كانوا يضعون قوانينهم بأنفسهم، مما زاد من حيرة النبي تجاه قرار الله باستخدامهم لمعاقبة يهوذا.</w:t>
       </w:r>
       <w:r>
         <w:rPr>
-          <w:lang w:val="ar_AE" w:bidi="ar_AE"/>
-        </w:rPr>
-      </w:r>
-      <w:r>
-        <w:rPr>
-          <w:lang w:val="ar_AE" w:bidi="ar_AE"/>
-        </w:rPr>
-      </w:r>
-    </w:p>
-    <w:p>
-      <w:pPr>
-        <w:bidi/>
-      </w:pPr>
-      <w:r>
-        <w:rPr>
+          <w:rtl/>
+          <w:cs/>
+          <w:lang w:val="ar_AE" w:bidi="ar_AE"/>
+        </w:rPr>
+      </w:r>
+      <w:r>
+        <w:rPr>
+          <w:rtl/>
+          <w:cs/>
+          <w:lang w:val="ar_AE" w:bidi="ar_AE"/>
+        </w:rPr>
+      </w:r>
+    </w:p>
+    <w:p>
+      <w:pPr>
+        <w:bidi/>
+      </w:pPr>
+      <w:r>
+        <w:rPr>
+          <w:rtl/>
+          <w:cs/>
           <w:lang w:val="ar_AE" w:bidi="ar_AE"/>
         </w:rPr>
       </w:r>
@@ -955,27 +1189,35 @@
       </w:pPr>
       <w:r>
         <w:rPr>
+          <w:rtl/>
+          <w:cs/>
           <w:lang w:val="ar_AE" w:bidi="ar_AE"/>
         </w:rPr>
         <w:t>حبقوق 1: 8</w:t>
       </w:r>
       <w:r>
         <w:rPr>
-          <w:lang w:val="ar_AE" w:bidi="ar_AE"/>
-        </w:rPr>
-      </w:r>
-    </w:p>
-    <w:p>
-      <w:pPr>
-        <w:bidi/>
-      </w:pPr>
-      <w:r>
-        <w:rPr>
-          <w:lang w:val="ar_AE" w:bidi="ar_AE"/>
-        </w:rPr>
-      </w:r>
-      <w:r>
-        <w:rPr>
+          <w:rtl/>
+          <w:cs/>
+          <w:lang w:val="ar_AE" w:bidi="ar_AE"/>
+        </w:rPr>
+      </w:r>
+    </w:p>
+    <w:p>
+      <w:pPr>
+        <w:bidi/>
+      </w:pPr>
+      <w:r>
+        <w:rPr>
+          <w:rtl/>
+          <w:cs/>
+          <w:lang w:val="ar_AE" w:bidi="ar_AE"/>
+        </w:rPr>
+      </w:r>
+      <w:r>
+        <w:rPr>
+          <w:rtl/>
+          <w:cs/>
           <w:lang w:val="ar_AE" w:bidi="ar_AE"/>
         </w:rPr>
         <w:t>الصور الحية للنمور</w:t>
@@ -983,12 +1225,16 @@
       <w:r>
         <w:rPr>
           <w:i/>
+          <w:rtl/>
+          <w:cs/>
           <w:lang w:val="ar_AE" w:bidi="ar_AE"/>
         </w:rPr>
         <w:t>،</w:t>
       </w:r>
       <w:r>
         <w:rPr>
+          <w:rtl/>
+          <w:cs/>
           <w:lang w:val="ar_AE" w:bidi="ar_AE"/>
         </w:rPr>
         <w:t xml:space="preserve"> والذئاب</w:t>
@@ -996,12 +1242,16 @@
       <w:r>
         <w:rPr>
           <w:i/>
+          <w:rtl/>
+          <w:cs/>
           <w:lang w:val="ar_AE" w:bidi="ar_AE"/>
         </w:rPr>
         <w:t>،</w:t>
       </w:r>
       <w:r>
         <w:rPr>
+          <w:rtl/>
+          <w:cs/>
           <w:lang w:val="ar_AE" w:bidi="ar_AE"/>
         </w:rPr>
         <w:t xml:space="preserve"> والنسور تعكس السرعة والشراسة والطبيعة المفترسة لهجمات البابليين على يهوذا (انظر </w:t>
@@ -1009,6 +1259,8 @@
       <w:hyperlink r:id="rId25">
         <w:r>
           <w:rPr>
+            <w:rtl/>
+            <w:cs/>
             <w:lang w:val="ar_AE" w:bidi="ar_AE"/>
           </w:rPr>
           <w:rPr>
@@ -1020,6 +1272,8 @@
       </w:hyperlink>
       <w:r>
         <w:rPr>
+          <w:rtl/>
+          <w:cs/>
           <w:lang w:val="ar_AE" w:bidi="ar_AE"/>
         </w:rPr>
         <w:t xml:space="preserve">؛ </w:t>
@@ -1027,6 +1281,8 @@
       <w:hyperlink r:id="rId26">
         <w:r>
           <w:rPr>
+            <w:rtl/>
+            <w:cs/>
             <w:lang w:val="ar_AE" w:bidi="ar_AE"/>
           </w:rPr>
           <w:rPr>
@@ -1038,6 +1294,8 @@
       </w:hyperlink>
       <w:r>
         <w:rPr>
+          <w:rtl/>
+          <w:cs/>
           <w:lang w:val="ar_AE" w:bidi="ar_AE"/>
         </w:rPr>
         <w:t xml:space="preserve">؛ </w:t>
@@ -1045,6 +1303,8 @@
       <w:hyperlink r:id="rId27">
         <w:r>
           <w:rPr>
+            <w:rtl/>
+            <w:cs/>
             <w:lang w:val="ar_AE" w:bidi="ar_AE"/>
           </w:rPr>
           <w:rPr>
@@ -1056,27 +1316,35 @@
       </w:hyperlink>
       <w:r>
         <w:rPr>
+          <w:rtl/>
+          <w:cs/>
           <w:lang w:val="ar_AE" w:bidi="ar_AE"/>
         </w:rPr>
         <w:t>).</w:t>
       </w:r>
       <w:r>
         <w:rPr>
-          <w:lang w:val="ar_AE" w:bidi="ar_AE"/>
-        </w:rPr>
-      </w:r>
-      <w:r>
-        <w:rPr>
-          <w:lang w:val="ar_AE" w:bidi="ar_AE"/>
-        </w:rPr>
-      </w:r>
-    </w:p>
-    <w:p>
-      <w:pPr>
-        <w:bidi/>
-      </w:pPr>
-      <w:r>
-        <w:rPr>
+          <w:rtl/>
+          <w:cs/>
+          <w:lang w:val="ar_AE" w:bidi="ar_AE"/>
+        </w:rPr>
+      </w:r>
+      <w:r>
+        <w:rPr>
+          <w:rtl/>
+          <w:cs/>
+          <w:lang w:val="ar_AE" w:bidi="ar_AE"/>
+        </w:rPr>
+      </w:r>
+    </w:p>
+    <w:p>
+      <w:pPr>
+        <w:bidi/>
+      </w:pPr>
+      <w:r>
+        <w:rPr>
+          <w:rtl/>
+          <w:cs/>
           <w:lang w:val="ar_AE" w:bidi="ar_AE"/>
         </w:rPr>
       </w:r>
@@ -1088,27 +1356,35 @@
       </w:pPr>
       <w:r>
         <w:rPr>
+          <w:rtl/>
+          <w:cs/>
           <w:lang w:val="ar_AE" w:bidi="ar_AE"/>
         </w:rPr>
         <w:t>حبقّوق 1: 9</w:t>
       </w:r>
       <w:r>
         <w:rPr>
-          <w:lang w:val="ar_AE" w:bidi="ar_AE"/>
-        </w:rPr>
-      </w:r>
-    </w:p>
-    <w:p>
-      <w:pPr>
-        <w:bidi/>
-      </w:pPr>
-      <w:r>
-        <w:rPr>
-          <w:lang w:val="ar_AE" w:bidi="ar_AE"/>
-        </w:rPr>
-      </w:r>
-      <w:r>
-        <w:rPr>
+          <w:rtl/>
+          <w:cs/>
+          <w:lang w:val="ar_AE" w:bidi="ar_AE"/>
+        </w:rPr>
+      </w:r>
+    </w:p>
+    <w:p>
+      <w:pPr>
+        <w:bidi/>
+      </w:pPr>
+      <w:r>
+        <w:rPr>
+          <w:rtl/>
+          <w:cs/>
+          <w:lang w:val="ar_AE" w:bidi="ar_AE"/>
+        </w:rPr>
+      </w:r>
+      <w:r>
+        <w:rPr>
+          <w:rtl/>
+          <w:cs/>
           <w:lang w:val="ar_AE" w:bidi="ar_AE"/>
         </w:rPr>
         <w:t xml:space="preserve">قام البابليون بالفعل بأسر العديد من سكان يهوذا ونقلهم إلى السبي بين عامي 605 و586 قبل الميلاد (انظر </w:t>
@@ -1116,6 +1392,8 @@
       <w:hyperlink r:id="rId28">
         <w:r>
           <w:rPr>
+            <w:rtl/>
+            <w:cs/>
             <w:lang w:val="ar_AE" w:bidi="ar_AE"/>
           </w:rPr>
           <w:rPr>
@@ -1127,27 +1405,35 @@
       </w:hyperlink>
       <w:r>
         <w:rPr>
+          <w:rtl/>
+          <w:cs/>
           <w:lang w:val="ar_AE" w:bidi="ar_AE"/>
         </w:rPr>
         <w:t>).</w:t>
       </w:r>
       <w:r>
         <w:rPr>
-          <w:lang w:val="ar_AE" w:bidi="ar_AE"/>
-        </w:rPr>
-      </w:r>
-      <w:r>
-        <w:rPr>
-          <w:lang w:val="ar_AE" w:bidi="ar_AE"/>
-        </w:rPr>
-      </w:r>
-    </w:p>
-    <w:p>
-      <w:pPr>
-        <w:bidi/>
-      </w:pPr>
-      <w:r>
-        <w:rPr>
+          <w:rtl/>
+          <w:cs/>
+          <w:lang w:val="ar_AE" w:bidi="ar_AE"/>
+        </w:rPr>
+      </w:r>
+      <w:r>
+        <w:rPr>
+          <w:rtl/>
+          <w:cs/>
+          <w:lang w:val="ar_AE" w:bidi="ar_AE"/>
+        </w:rPr>
+      </w:r>
+    </w:p>
+    <w:p>
+      <w:pPr>
+        <w:bidi/>
+      </w:pPr>
+      <w:r>
+        <w:rPr>
+          <w:rtl/>
+          <w:cs/>
           <w:lang w:val="ar_AE" w:bidi="ar_AE"/>
         </w:rPr>
       </w:r>
@@ -1159,27 +1445,35 @@
       </w:pPr>
       <w:r>
         <w:rPr>
+          <w:rtl/>
+          <w:cs/>
           <w:lang w:val="ar_AE" w:bidi="ar_AE"/>
         </w:rPr>
         <w:t>حبقّوق 1: 10</w:t>
       </w:r>
       <w:r>
         <w:rPr>
-          <w:lang w:val="ar_AE" w:bidi="ar_AE"/>
-        </w:rPr>
-      </w:r>
-    </w:p>
-    <w:p>
-      <w:pPr>
-        <w:bidi/>
-      </w:pPr>
-      <w:r>
-        <w:rPr>
-          <w:lang w:val="ar_AE" w:bidi="ar_AE"/>
-        </w:rPr>
-      </w:r>
-      <w:r>
-        <w:rPr>
+          <w:rtl/>
+          <w:cs/>
+          <w:lang w:val="ar_AE" w:bidi="ar_AE"/>
+        </w:rPr>
+      </w:r>
+    </w:p>
+    <w:p>
+      <w:pPr>
+        <w:bidi/>
+      </w:pPr>
+      <w:r>
+        <w:rPr>
+          <w:rtl/>
+          <w:cs/>
+          <w:lang w:val="ar_AE" w:bidi="ar_AE"/>
+        </w:rPr>
+      </w:r>
+      <w:r>
+        <w:rPr>
+          <w:rtl/>
+          <w:cs/>
           <w:lang w:val="ar_AE" w:bidi="ar_AE"/>
         </w:rPr>
         <w:t xml:space="preserve">يُعدّ تكتيك الحروب القديم الخاص ببناء منحدرات من التراب على جدران المدن المعرضة للهجوم موثقًا بشكل واسع في الشرق الأدنى القديم (مثلًا، </w:t>
@@ -1187,6 +1481,8 @@
       <w:hyperlink r:id="rId29">
         <w:r>
           <w:rPr>
+            <w:rtl/>
+            <w:cs/>
             <w:lang w:val="ar_AE" w:bidi="ar_AE"/>
           </w:rPr>
           <w:rPr>
@@ -1198,6 +1494,8 @@
       </w:hyperlink>
       <w:r>
         <w:rPr>
+          <w:rtl/>
+          <w:cs/>
           <w:lang w:val="ar_AE" w:bidi="ar_AE"/>
         </w:rPr>
         <w:t xml:space="preserve">؛ </w:t>
@@ -1205,6 +1503,8 @@
       <w:hyperlink r:id="rId30">
         <w:r>
           <w:rPr>
+            <w:rtl/>
+            <w:cs/>
             <w:lang w:val="ar_AE" w:bidi="ar_AE"/>
           </w:rPr>
           <w:rPr>
@@ -1216,27 +1516,35 @@
       </w:hyperlink>
       <w:r>
         <w:rPr>
+          <w:rtl/>
+          <w:cs/>
           <w:lang w:val="ar_AE" w:bidi="ar_AE"/>
         </w:rPr>
         <w:t>).</w:t>
       </w:r>
       <w:r>
         <w:rPr>
-          <w:lang w:val="ar_AE" w:bidi="ar_AE"/>
-        </w:rPr>
-      </w:r>
-      <w:r>
-        <w:rPr>
-          <w:lang w:val="ar_AE" w:bidi="ar_AE"/>
-        </w:rPr>
-      </w:r>
-    </w:p>
-    <w:p>
-      <w:pPr>
-        <w:bidi/>
-      </w:pPr>
-      <w:r>
-        <w:rPr>
+          <w:rtl/>
+          <w:cs/>
+          <w:lang w:val="ar_AE" w:bidi="ar_AE"/>
+        </w:rPr>
+      </w:r>
+      <w:r>
+        <w:rPr>
+          <w:rtl/>
+          <w:cs/>
+          <w:lang w:val="ar_AE" w:bidi="ar_AE"/>
+        </w:rPr>
+      </w:r>
+    </w:p>
+    <w:p>
+      <w:pPr>
+        <w:bidi/>
+      </w:pPr>
+      <w:r>
+        <w:rPr>
+          <w:rtl/>
+          <w:cs/>
           <w:lang w:val="ar_AE" w:bidi="ar_AE"/>
         </w:rPr>
       </w:r>
@@ -1248,54 +1556,70 @@
       </w:pPr>
       <w:r>
         <w:rPr>
+          <w:rtl/>
+          <w:cs/>
           <w:lang w:val="ar_AE" w:bidi="ar_AE"/>
         </w:rPr>
         <w:t>حبقّوق ١: ١١</w:t>
       </w:r>
       <w:r>
         <w:rPr>
-          <w:lang w:val="ar_AE" w:bidi="ar_AE"/>
-        </w:rPr>
-      </w:r>
-    </w:p>
-    <w:p>
-      <w:pPr>
-        <w:bidi/>
-      </w:pPr>
-      <w:r>
-        <w:rPr>
-          <w:lang w:val="ar_AE" w:bidi="ar_AE"/>
-        </w:rPr>
-      </w:r>
-      <w:r>
-        <w:rPr>
+          <w:rtl/>
+          <w:cs/>
+          <w:lang w:val="ar_AE" w:bidi="ar_AE"/>
+        </w:rPr>
+      </w:r>
+    </w:p>
+    <w:p>
+      <w:pPr>
+        <w:bidi/>
+      </w:pPr>
+      <w:r>
+        <w:rPr>
+          <w:rtl/>
+          <w:cs/>
+          <w:lang w:val="ar_AE" w:bidi="ar_AE"/>
+        </w:rPr>
+      </w:r>
+      <w:r>
+        <w:rPr>
+          <w:rtl/>
+          <w:cs/>
           <w:lang w:val="ar_AE" w:bidi="ar_AE"/>
         </w:rPr>
         <w:t>قُوَّتُهَا إِلَهُهَا</w:t>
       </w:r>
       <w:r>
         <w:rPr>
+          <w:rtl/>
+          <w:cs/>
           <w:lang w:val="ar_AE" w:bidi="ar_AE"/>
         </w:rPr>
         <w:t>: عبد البابليون العديد من الآلهة الزائفة. والثقة المتغطرسة التي وضعوها في قوتهم العسكرية كانت بمثابة صنم آخر ينضم إلى هذا المزيج.</w:t>
       </w:r>
       <w:r>
         <w:rPr>
-          <w:lang w:val="ar_AE" w:bidi="ar_AE"/>
-        </w:rPr>
-      </w:r>
-      <w:r>
-        <w:rPr>
-          <w:lang w:val="ar_AE" w:bidi="ar_AE"/>
-        </w:rPr>
-      </w:r>
-    </w:p>
-    <w:p>
-      <w:pPr>
-        <w:bidi/>
-      </w:pPr>
-      <w:r>
-        <w:rPr>
+          <w:rtl/>
+          <w:cs/>
+          <w:lang w:val="ar_AE" w:bidi="ar_AE"/>
+        </w:rPr>
+      </w:r>
+      <w:r>
+        <w:rPr>
+          <w:rtl/>
+          <w:cs/>
+          <w:lang w:val="ar_AE" w:bidi="ar_AE"/>
+        </w:rPr>
+      </w:r>
+    </w:p>
+    <w:p>
+      <w:pPr>
+        <w:bidi/>
+      </w:pPr>
+      <w:r>
+        <w:rPr>
+          <w:rtl/>
+          <w:cs/>
           <w:lang w:val="ar_AE" w:bidi="ar_AE"/>
         </w:rPr>
       </w:r>
@@ -1307,33 +1631,43 @@
       </w:pPr>
       <w:r>
         <w:rPr>
+          <w:rtl/>
+          <w:cs/>
           <w:lang w:val="ar_AE" w:bidi="ar_AE"/>
         </w:rPr>
         <w:t>حبقوق 1: 12</w:t>
       </w:r>
       <w:r>
         <w:rPr>
-          <w:lang w:val="ar_AE" w:bidi="ar_AE"/>
-        </w:rPr>
-      </w:r>
-    </w:p>
-    <w:p>
-      <w:pPr>
-        <w:bidi/>
-      </w:pPr>
-      <w:r>
-        <w:rPr>
-          <w:lang w:val="ar_AE" w:bidi="ar_AE"/>
-        </w:rPr>
-      </w:r>
-      <w:r>
-        <w:rPr>
+          <w:rtl/>
+          <w:cs/>
+          <w:lang w:val="ar_AE" w:bidi="ar_AE"/>
+        </w:rPr>
+      </w:r>
+    </w:p>
+    <w:p>
+      <w:pPr>
+        <w:bidi/>
+      </w:pPr>
+      <w:r>
+        <w:rPr>
+          <w:rtl/>
+          <w:cs/>
+          <w:lang w:val="ar_AE" w:bidi="ar_AE"/>
+        </w:rPr>
+      </w:r>
+      <w:r>
+        <w:rPr>
+          <w:rtl/>
+          <w:cs/>
           <w:lang w:val="ar_AE" w:bidi="ar_AE"/>
         </w:rPr>
         <w:t>على الرغم من حيرته، لم ينكر حبقوق الله. فبكلماته: "</w:t>
       </w:r>
       <w:r>
         <w:rPr>
+          <w:rtl/>
+          <w:cs/>
           <w:lang w:val="ar_AE" w:bidi="ar_AE"/>
         </w:rPr>
         <w:t>يَارَبُّ إِلَهِي قُدُّوسِي"</w:t>
@@ -1341,24 +1675,32 @@
       <w:r>
         <w:rPr>
           <w:i/>
+          <w:rtl/>
+          <w:cs/>
           <w:lang w:val="ar_AE" w:bidi="ar_AE"/>
         </w:rPr>
         <w:t>،</w:t>
       </w:r>
       <w:r>
         <w:rPr>
+          <w:rtl/>
+          <w:cs/>
           <w:lang w:val="ar_AE" w:bidi="ar_AE"/>
         </w:rPr>
         <w:t xml:space="preserve"> أكد التزامه بالرب قبل أن يطرح الأسئلة الجدية حول ما أعلنه الله له. • في ضوء شخصية الله وعلاقته العهدية مع شعب إسرائيل، كان حبقوق أكيدًا من أن الله لن يمحو شعبه. • </w:t>
       </w:r>
       <w:r>
         <w:rPr>
+          <w:rtl/>
+          <w:cs/>
           <w:lang w:val="ar_AE" w:bidi="ar_AE"/>
         </w:rPr>
         <w:t>لِلتَّأْدِيبِ</w:t>
       </w:r>
       <w:r>
         <w:rPr>
+          <w:rtl/>
+          <w:cs/>
           <w:lang w:val="ar_AE" w:bidi="ar_AE"/>
         </w:rPr>
         <w:t xml:space="preserve">: انظر </w:t>
@@ -1366,6 +1708,8 @@
       <w:hyperlink r:id="rId31">
         <w:r>
           <w:rPr>
+            <w:rtl/>
+            <w:cs/>
             <w:lang w:val="ar_AE" w:bidi="ar_AE"/>
           </w:rPr>
           <w:rPr>
@@ -1377,18 +1721,24 @@
       </w:hyperlink>
       <w:r>
         <w:rPr>
+          <w:rtl/>
+          <w:cs/>
           <w:lang w:val="ar_AE" w:bidi="ar_AE"/>
         </w:rPr>
         <w:t xml:space="preserve">. • </w:t>
       </w:r>
       <w:r>
         <w:rPr>
+          <w:rtl/>
+          <w:cs/>
           <w:lang w:val="ar_AE" w:bidi="ar_AE"/>
         </w:rPr>
         <w:t>يَا صَخْرُ</w:t>
       </w:r>
       <w:r>
         <w:rPr>
+          <w:rtl/>
+          <w:cs/>
           <w:lang w:val="ar_AE" w:bidi="ar_AE"/>
         </w:rPr>
         <w:t xml:space="preserve">: صورة شائعة لأمانة الله وقوته (انظر </w:t>
@@ -1396,6 +1746,8 @@
       <w:hyperlink r:id="rId32">
         <w:r>
           <w:rPr>
+            <w:rtl/>
+            <w:cs/>
             <w:lang w:val="ar_AE" w:bidi="ar_AE"/>
           </w:rPr>
           <w:rPr>
@@ -1407,6 +1759,8 @@
       </w:hyperlink>
       <w:r>
         <w:rPr>
+          <w:rtl/>
+          <w:cs/>
           <w:lang w:val="ar_AE" w:bidi="ar_AE"/>
         </w:rPr>
         <w:t xml:space="preserve">; </w:t>
@@ -1414,6 +1768,8 @@
       <w:hyperlink r:id="rId33">
         <w:r>
           <w:rPr>
+            <w:rtl/>
+            <w:cs/>
             <w:lang w:val="ar_AE" w:bidi="ar_AE"/>
           </w:rPr>
           <w:rPr>
@@ -1425,6 +1781,8 @@
       </w:hyperlink>
       <w:r>
         <w:rPr>
+          <w:rtl/>
+          <w:cs/>
           <w:lang w:val="ar_AE" w:bidi="ar_AE"/>
         </w:rPr>
         <w:t xml:space="preserve">; </w:t>
@@ -1432,6 +1790,8 @@
       <w:hyperlink r:id="rId34">
         <w:r>
           <w:rPr>
+            <w:rtl/>
+            <w:cs/>
             <w:lang w:val="ar_AE" w:bidi="ar_AE"/>
           </w:rPr>
           <w:rPr>
@@ -1443,6 +1803,8 @@
       </w:hyperlink>
       <w:r>
         <w:rPr>
+          <w:rtl/>
+          <w:cs/>
           <w:lang w:val="ar_AE" w:bidi="ar_AE"/>
         </w:rPr>
         <w:t xml:space="preserve">; </w:t>
@@ -1450,6 +1812,8 @@
       <w:hyperlink r:id="rId35">
         <w:r>
           <w:rPr>
+            <w:rtl/>
+            <w:cs/>
             <w:lang w:val="ar_AE" w:bidi="ar_AE"/>
           </w:rPr>
           <w:rPr>
@@ -1461,6 +1825,8 @@
       </w:hyperlink>
       <w:r>
         <w:rPr>
+          <w:rtl/>
+          <w:cs/>
           <w:lang w:val="ar_AE" w:bidi="ar_AE"/>
         </w:rPr>
         <w:t xml:space="preserve">; </w:t>
@@ -1468,6 +1834,8 @@
       <w:hyperlink r:id="rId36">
         <w:r>
           <w:rPr>
+            <w:rtl/>
+            <w:cs/>
             <w:lang w:val="ar_AE" w:bidi="ar_AE"/>
           </w:rPr>
           <w:rPr>
@@ -1479,27 +1847,35 @@
       </w:hyperlink>
       <w:r>
         <w:rPr>
+          <w:rtl/>
+          <w:cs/>
           <w:lang w:val="ar_AE" w:bidi="ar_AE"/>
         </w:rPr>
         <w:t>).</w:t>
       </w:r>
       <w:r>
         <w:rPr>
-          <w:lang w:val="ar_AE" w:bidi="ar_AE"/>
-        </w:rPr>
-      </w:r>
-      <w:r>
-        <w:rPr>
-          <w:lang w:val="ar_AE" w:bidi="ar_AE"/>
-        </w:rPr>
-      </w:r>
-    </w:p>
-    <w:p>
-      <w:pPr>
-        <w:bidi/>
-      </w:pPr>
-      <w:r>
-        <w:rPr>
+          <w:rtl/>
+          <w:cs/>
+          <w:lang w:val="ar_AE" w:bidi="ar_AE"/>
+        </w:rPr>
+      </w:r>
+      <w:r>
+        <w:rPr>
+          <w:rtl/>
+          <w:cs/>
+          <w:lang w:val="ar_AE" w:bidi="ar_AE"/>
+        </w:rPr>
+      </w:r>
+    </w:p>
+    <w:p>
+      <w:pPr>
+        <w:bidi/>
+      </w:pPr>
+      <w:r>
+        <w:rPr>
+          <w:rtl/>
+          <w:cs/>
           <w:lang w:val="ar_AE" w:bidi="ar_AE"/>
         </w:rPr>
       </w:r>
@@ -1511,27 +1887,35 @@
       </w:pPr>
       <w:r>
         <w:rPr>
+          <w:rtl/>
+          <w:cs/>
           <w:lang w:val="ar_AE" w:bidi="ar_AE"/>
         </w:rPr>
         <w:t>حبقّوق 1: 12–2: 1</w:t>
       </w:r>
       <w:r>
         <w:rPr>
-          <w:lang w:val="ar_AE" w:bidi="ar_AE"/>
-        </w:rPr>
-      </w:r>
-    </w:p>
-    <w:p>
-      <w:pPr>
-        <w:bidi/>
-      </w:pPr>
-      <w:r>
-        <w:rPr>
-          <w:lang w:val="ar_AE" w:bidi="ar_AE"/>
-        </w:rPr>
-      </w:r>
-      <w:r>
-        <w:rPr>
+          <w:rtl/>
+          <w:cs/>
+          <w:lang w:val="ar_AE" w:bidi="ar_AE"/>
+        </w:rPr>
+      </w:r>
+    </w:p>
+    <w:p>
+      <w:pPr>
+        <w:bidi/>
+      </w:pPr>
+      <w:r>
+        <w:rPr>
+          <w:rtl/>
+          <w:cs/>
+          <w:lang w:val="ar_AE" w:bidi="ar_AE"/>
+        </w:rPr>
+      </w:r>
+      <w:r>
+        <w:rPr>
+          <w:rtl/>
+          <w:cs/>
           <w:lang w:val="ar_AE" w:bidi="ar_AE"/>
         </w:rPr>
         <w:t>واجه حبقّوق صعوبة في التوفيق بين إجابة الله (</w:t>
@@ -1539,6 +1923,8 @@
       <w:hyperlink r:id="rId24">
         <w:r>
           <w:rPr>
+            <w:rtl/>
+            <w:cs/>
             <w:lang w:val="ar_AE" w:bidi="ar_AE"/>
           </w:rPr>
           <w:rPr>
@@ -1550,27 +1936,35 @@
       </w:hyperlink>
       <w:r>
         <w:rPr>
+          <w:rtl/>
+          <w:cs/>
           <w:lang w:val="ar_AE" w:bidi="ar_AE"/>
         </w:rPr>
         <w:t>) وما فهمه عن شخصية الله. كيف يمكن لإله قدوس وعادل أن يعاقب يهوذا باستخدام شعب أكثر ظلمًا وأشر منهم؟</w:t>
       </w:r>
       <w:r>
         <w:rPr>
-          <w:lang w:val="ar_AE" w:bidi="ar_AE"/>
-        </w:rPr>
-      </w:r>
-      <w:r>
-        <w:rPr>
-          <w:lang w:val="ar_AE" w:bidi="ar_AE"/>
-        </w:rPr>
-      </w:r>
-    </w:p>
-    <w:p>
-      <w:pPr>
-        <w:bidi/>
-      </w:pPr>
-      <w:r>
-        <w:rPr>
+          <w:rtl/>
+          <w:cs/>
+          <w:lang w:val="ar_AE" w:bidi="ar_AE"/>
+        </w:rPr>
+      </w:r>
+      <w:r>
+        <w:rPr>
+          <w:rtl/>
+          <w:cs/>
+          <w:lang w:val="ar_AE" w:bidi="ar_AE"/>
+        </w:rPr>
+      </w:r>
+    </w:p>
+    <w:p>
+      <w:pPr>
+        <w:bidi/>
+      </w:pPr>
+      <w:r>
+        <w:rPr>
+          <w:rtl/>
+          <w:cs/>
           <w:lang w:val="ar_AE" w:bidi="ar_AE"/>
         </w:rPr>
       </w:r>
@@ -1582,48 +1976,62 @@
       </w:pPr>
       <w:r>
         <w:rPr>
+          <w:rtl/>
+          <w:cs/>
           <w:lang w:val="ar_AE" w:bidi="ar_AE"/>
         </w:rPr>
         <w:t>حبقّوق 1: 14–15</w:t>
       </w:r>
       <w:r>
         <w:rPr>
-          <w:lang w:val="ar_AE" w:bidi="ar_AE"/>
-        </w:rPr>
-      </w:r>
-    </w:p>
-    <w:p>
-      <w:pPr>
-        <w:bidi/>
-      </w:pPr>
-      <w:r>
-        <w:rPr>
-          <w:lang w:val="ar_AE" w:bidi="ar_AE"/>
-        </w:rPr>
-      </w:r>
-      <w:r>
-        <w:rPr>
+          <w:rtl/>
+          <w:cs/>
+          <w:lang w:val="ar_AE" w:bidi="ar_AE"/>
+        </w:rPr>
+      </w:r>
+    </w:p>
+    <w:p>
+      <w:pPr>
+        <w:bidi/>
+      </w:pPr>
+      <w:r>
+        <w:rPr>
+          <w:rtl/>
+          <w:cs/>
+          <w:lang w:val="ar_AE" w:bidi="ar_AE"/>
+        </w:rPr>
+      </w:r>
+      <w:r>
+        <w:rPr>
+          <w:rtl/>
+          <w:cs/>
           <w:lang w:val="ar_AE" w:bidi="ar_AE"/>
         </w:rPr>
         <w:t>السمك... الشص (السنارة)... الشباك: يصور حبقّوق البابليين كصيادين يسحبون إليهم الشعوب المهزومة.</w:t>
       </w:r>
       <w:r>
         <w:rPr>
-          <w:lang w:val="ar_AE" w:bidi="ar_AE"/>
-        </w:rPr>
-      </w:r>
-      <w:r>
-        <w:rPr>
-          <w:lang w:val="ar_AE" w:bidi="ar_AE"/>
-        </w:rPr>
-      </w:r>
-    </w:p>
-    <w:p>
-      <w:pPr>
-        <w:bidi/>
-      </w:pPr>
-      <w:r>
-        <w:rPr>
+          <w:rtl/>
+          <w:cs/>
+          <w:lang w:val="ar_AE" w:bidi="ar_AE"/>
+        </w:rPr>
+      </w:r>
+      <w:r>
+        <w:rPr>
+          <w:rtl/>
+          <w:cs/>
+          <w:lang w:val="ar_AE" w:bidi="ar_AE"/>
+        </w:rPr>
+      </w:r>
+    </w:p>
+    <w:p>
+      <w:pPr>
+        <w:bidi/>
+      </w:pPr>
+      <w:r>
+        <w:rPr>
+          <w:rtl/>
+          <w:cs/>
           <w:lang w:val="ar_AE" w:bidi="ar_AE"/>
         </w:rPr>
       </w:r>
@@ -1635,39 +2043,51 @@
       </w:pPr>
       <w:r>
         <w:rPr>
+          <w:rtl/>
+          <w:cs/>
           <w:lang w:val="ar_AE" w:bidi="ar_AE"/>
         </w:rPr>
         <w:t>حبقّوق 1: 16</w:t>
       </w:r>
       <w:r>
         <w:rPr>
-          <w:lang w:val="ar_AE" w:bidi="ar_AE"/>
-        </w:rPr>
-      </w:r>
-    </w:p>
-    <w:p>
-      <w:pPr>
-        <w:bidi/>
-      </w:pPr>
-      <w:r>
-        <w:rPr>
-          <w:lang w:val="ar_AE" w:bidi="ar_AE"/>
-        </w:rPr>
-      </w:r>
-      <w:r>
-        <w:rPr>
+          <w:rtl/>
+          <w:cs/>
+          <w:lang w:val="ar_AE" w:bidi="ar_AE"/>
+        </w:rPr>
+      </w:r>
+    </w:p>
+    <w:p>
+      <w:pPr>
+        <w:bidi/>
+      </w:pPr>
+      <w:r>
+        <w:rPr>
+          <w:rtl/>
+          <w:cs/>
+          <w:lang w:val="ar_AE" w:bidi="ar_AE"/>
+        </w:rPr>
+      </w:r>
+      <w:r>
+        <w:rPr>
+          <w:rtl/>
+          <w:cs/>
           <w:lang w:val="ar_AE" w:bidi="ar_AE"/>
         </w:rPr>
         <w:t xml:space="preserve">راجع </w:t>
       </w:r>
       <w:r>
         <w:rPr>
+          <w:rtl/>
+          <w:cs/>
           <w:lang w:val="ar_AE" w:bidi="ar_AE"/>
         </w:rPr>
         <w:t>الملاحظات الدراسية على 1:11</w:t>
       </w:r>
       <w:r>
         <w:rPr>
+          <w:rtl/>
+          <w:cs/>
           <w:lang w:val="ar_AE" w:bidi="ar_AE"/>
         </w:rPr>
         <w:t xml:space="preserve">؛ وانظر </w:t>
@@ -1675,6 +2095,8 @@
       <w:hyperlink r:id="rId37">
         <w:r>
           <w:rPr>
+            <w:rtl/>
+            <w:cs/>
             <w:lang w:val="ar_AE" w:bidi="ar_AE"/>
           </w:rPr>
           <w:rPr>
@@ -1686,27 +2108,35 @@
       </w:hyperlink>
       <w:r>
         <w:rPr>
+          <w:rtl/>
+          <w:cs/>
           <w:lang w:val="ar_AE" w:bidi="ar_AE"/>
         </w:rPr>
         <w:t>.</w:t>
       </w:r>
       <w:r>
         <w:rPr>
-          <w:lang w:val="ar_AE" w:bidi="ar_AE"/>
-        </w:rPr>
-      </w:r>
-      <w:r>
-        <w:rPr>
-          <w:lang w:val="ar_AE" w:bidi="ar_AE"/>
-        </w:rPr>
-      </w:r>
-    </w:p>
-    <w:p>
-      <w:pPr>
-        <w:bidi/>
-      </w:pPr>
-      <w:r>
-        <w:rPr>
+          <w:rtl/>
+          <w:cs/>
+          <w:lang w:val="ar_AE" w:bidi="ar_AE"/>
+        </w:rPr>
+      </w:r>
+      <w:r>
+        <w:rPr>
+          <w:rtl/>
+          <w:cs/>
+          <w:lang w:val="ar_AE" w:bidi="ar_AE"/>
+        </w:rPr>
+      </w:r>
+    </w:p>
+    <w:p>
+      <w:pPr>
+        <w:bidi/>
+      </w:pPr>
+      <w:r>
+        <w:rPr>
+          <w:rtl/>
+          <w:cs/>
           <w:lang w:val="ar_AE" w:bidi="ar_AE"/>
         </w:rPr>
       </w:r>
@@ -1718,33 +2148,43 @@
       </w:pPr>
       <w:r>
         <w:rPr>
+          <w:rtl/>
+          <w:cs/>
           <w:lang w:val="ar_AE" w:bidi="ar_AE"/>
         </w:rPr>
         <w:t>حبقّوق ٢: ١</w:t>
       </w:r>
       <w:r>
         <w:rPr>
-          <w:lang w:val="ar_AE" w:bidi="ar_AE"/>
-        </w:rPr>
-      </w:r>
-    </w:p>
-    <w:p>
-      <w:pPr>
-        <w:bidi/>
-      </w:pPr>
-      <w:r>
-        <w:rPr>
-          <w:lang w:val="ar_AE" w:bidi="ar_AE"/>
-        </w:rPr>
-      </w:r>
-      <w:r>
-        <w:rPr>
+          <w:rtl/>
+          <w:cs/>
+          <w:lang w:val="ar_AE" w:bidi="ar_AE"/>
+        </w:rPr>
+      </w:r>
+    </w:p>
+    <w:p>
+      <w:pPr>
+        <w:bidi/>
+      </w:pPr>
+      <w:r>
+        <w:rPr>
+          <w:rtl/>
+          <w:cs/>
+          <w:lang w:val="ar_AE" w:bidi="ar_AE"/>
+        </w:rPr>
+      </w:r>
+      <w:r>
+        <w:rPr>
+          <w:rtl/>
+          <w:cs/>
           <w:lang w:val="ar_AE" w:bidi="ar_AE"/>
         </w:rPr>
         <w:t>عَلَى مَرْصَدِي أَقِفُ</w:t>
       </w:r>
       <w:r>
         <w:rPr>
+          <w:rtl/>
+          <w:cs/>
           <w:lang w:val="ar_AE" w:bidi="ar_AE"/>
         </w:rPr>
         <w:t xml:space="preserve">: مثل حارس في الخدمة (انظر أيضًا </w:t>
@@ -1752,6 +2192,8 @@
       <w:hyperlink r:id="rId38">
         <w:r>
           <w:rPr>
+            <w:rtl/>
+            <w:cs/>
             <w:lang w:val="ar_AE" w:bidi="ar_AE"/>
           </w:rPr>
           <w:rPr>
@@ -1763,6 +2205,8 @@
       </w:hyperlink>
       <w:r>
         <w:rPr>
+          <w:rtl/>
+          <w:cs/>
           <w:lang w:val="ar_AE" w:bidi="ar_AE"/>
         </w:rPr>
         <w:t xml:space="preserve">; </w:t>
@@ -1770,6 +2214,8 @@
       <w:hyperlink r:id="rId39">
         <w:r>
           <w:rPr>
+            <w:rtl/>
+            <w:cs/>
             <w:lang w:val="ar_AE" w:bidi="ar_AE"/>
           </w:rPr>
           <w:rPr>
@@ -1781,6 +2227,8 @@
       </w:hyperlink>
       <w:r>
         <w:rPr>
+          <w:rtl/>
+          <w:cs/>
           <w:lang w:val="ar_AE" w:bidi="ar_AE"/>
         </w:rPr>
         <w:t xml:space="preserve">; </w:t>
@@ -1788,6 +2236,8 @@
       <w:hyperlink r:id="rId40">
         <w:r>
           <w:rPr>
+            <w:rtl/>
+            <w:cs/>
             <w:lang w:val="ar_AE" w:bidi="ar_AE"/>
           </w:rPr>
           <w:rPr>
@@ -1799,6 +2249,8 @@
       </w:hyperlink>
       <w:r>
         <w:rPr>
+          <w:rtl/>
+          <w:cs/>
           <w:lang w:val="ar_AE" w:bidi="ar_AE"/>
         </w:rPr>
         <w:t>), انتظر حبقّوق بتوقع ليرى كيف سيجيب الله على شكواه</w:t>
@@ -1806,33 +2258,43 @@
       <w:r>
         <w:rPr>
           <w:i/>
+          <w:rtl/>
+          <w:cs/>
           <w:lang w:val="ar_AE" w:bidi="ar_AE"/>
         </w:rPr>
         <w:t>،</w:t>
       </w:r>
       <w:r>
         <w:rPr>
+          <w:rtl/>
+          <w:cs/>
           <w:lang w:val="ar_AE" w:bidi="ar_AE"/>
         </w:rPr>
         <w:t xml:space="preserve"> حتى لو كان ذلك يعني أن يُوبخه الرب.</w:t>
       </w:r>
       <w:r>
         <w:rPr>
-          <w:lang w:val="ar_AE" w:bidi="ar_AE"/>
-        </w:rPr>
-      </w:r>
-      <w:r>
-        <w:rPr>
-          <w:lang w:val="ar_AE" w:bidi="ar_AE"/>
-        </w:rPr>
-      </w:r>
-    </w:p>
-    <w:p>
-      <w:pPr>
-        <w:bidi/>
-      </w:pPr>
-      <w:r>
-        <w:rPr>
+          <w:rtl/>
+          <w:cs/>
+          <w:lang w:val="ar_AE" w:bidi="ar_AE"/>
+        </w:rPr>
+      </w:r>
+      <w:r>
+        <w:rPr>
+          <w:rtl/>
+          <w:cs/>
+          <w:lang w:val="ar_AE" w:bidi="ar_AE"/>
+        </w:rPr>
+      </w:r>
+    </w:p>
+    <w:p>
+      <w:pPr>
+        <w:bidi/>
+      </w:pPr>
+      <w:r>
+        <w:rPr>
+          <w:rtl/>
+          <w:cs/>
           <w:lang w:val="ar_AE" w:bidi="ar_AE"/>
         </w:rPr>
       </w:r>
@@ -1844,27 +2306,35 @@
       </w:pPr>
       <w:r>
         <w:rPr>
+          <w:rtl/>
+          <w:cs/>
           <w:lang w:val="ar_AE" w:bidi="ar_AE"/>
         </w:rPr>
         <w:t>حبقوق ٢: ٢</w:t>
       </w:r>
       <w:r>
         <w:rPr>
-          <w:lang w:val="ar_AE" w:bidi="ar_AE"/>
-        </w:rPr>
-      </w:r>
-    </w:p>
-    <w:p>
-      <w:pPr>
-        <w:bidi/>
-      </w:pPr>
-      <w:r>
-        <w:rPr>
-          <w:lang w:val="ar_AE" w:bidi="ar_AE"/>
-        </w:rPr>
-      </w:r>
-      <w:r>
-        <w:rPr>
+          <w:rtl/>
+          <w:cs/>
+          <w:lang w:val="ar_AE" w:bidi="ar_AE"/>
+        </w:rPr>
+      </w:r>
+    </w:p>
+    <w:p>
+      <w:pPr>
+        <w:bidi/>
+      </w:pPr>
+      <w:r>
+        <w:rPr>
+          <w:rtl/>
+          <w:cs/>
+          <w:lang w:val="ar_AE" w:bidi="ar_AE"/>
+        </w:rPr>
+      </w:r>
+      <w:r>
+        <w:rPr>
+          <w:rtl/>
+          <w:cs/>
           <w:lang w:val="ar_AE" w:bidi="ar_AE"/>
         </w:rPr>
         <w:t xml:space="preserve">يأمر الله النبي بكتابة الرسالة (حرفيًا: </w:t>
@@ -1872,33 +2342,43 @@
       <w:r>
         <w:rPr>
           <w:i/>
+          <w:rtl/>
+          <w:cs/>
           <w:lang w:val="ar_AE" w:bidi="ar_AE"/>
         </w:rPr>
         <w:t>الرؤيا</w:t>
       </w:r>
       <w:r>
         <w:rPr>
+          <w:rtl/>
+          <w:cs/>
           <w:lang w:val="ar_AE" w:bidi="ar_AE"/>
         </w:rPr>
         <w:t>) بوضوح لكي تُفهم وتُحفظ وتُشارك مع الآخرين.</w:t>
       </w:r>
       <w:r>
         <w:rPr>
-          <w:lang w:val="ar_AE" w:bidi="ar_AE"/>
-        </w:rPr>
-      </w:r>
-      <w:r>
-        <w:rPr>
-          <w:lang w:val="ar_AE" w:bidi="ar_AE"/>
-        </w:rPr>
-      </w:r>
-    </w:p>
-    <w:p>
-      <w:pPr>
-        <w:bidi/>
-      </w:pPr>
-      <w:r>
-        <w:rPr>
+          <w:rtl/>
+          <w:cs/>
+          <w:lang w:val="ar_AE" w:bidi="ar_AE"/>
+        </w:rPr>
+      </w:r>
+      <w:r>
+        <w:rPr>
+          <w:rtl/>
+          <w:cs/>
+          <w:lang w:val="ar_AE" w:bidi="ar_AE"/>
+        </w:rPr>
+      </w:r>
+    </w:p>
+    <w:p>
+      <w:pPr>
+        <w:bidi/>
+      </w:pPr>
+      <w:r>
+        <w:rPr>
+          <w:rtl/>
+          <w:cs/>
           <w:lang w:val="ar_AE" w:bidi="ar_AE"/>
         </w:rPr>
       </w:r>
@@ -1910,27 +2390,35 @@
       </w:pPr>
       <w:r>
         <w:rPr>
+          <w:rtl/>
+          <w:cs/>
           <w:lang w:val="ar_AE" w:bidi="ar_AE"/>
         </w:rPr>
         <w:t>حبقوق ٢: ٢–٥</w:t>
       </w:r>
       <w:r>
         <w:rPr>
-          <w:lang w:val="ar_AE" w:bidi="ar_AE"/>
-        </w:rPr>
-      </w:r>
-    </w:p>
-    <w:p>
-      <w:pPr>
-        <w:bidi/>
-      </w:pPr>
-      <w:r>
-        <w:rPr>
-          <w:lang w:val="ar_AE" w:bidi="ar_AE"/>
-        </w:rPr>
-      </w:r>
-      <w:r>
-        <w:rPr>
+          <w:rtl/>
+          <w:cs/>
+          <w:lang w:val="ar_AE" w:bidi="ar_AE"/>
+        </w:rPr>
+      </w:r>
+    </w:p>
+    <w:p>
+      <w:pPr>
+        <w:bidi/>
+      </w:pPr>
+      <w:r>
+        <w:rPr>
+          <w:rtl/>
+          <w:cs/>
+          <w:lang w:val="ar_AE" w:bidi="ar_AE"/>
+        </w:rPr>
+      </w:r>
+      <w:r>
+        <w:rPr>
+          <w:rtl/>
+          <w:cs/>
           <w:lang w:val="ar_AE" w:bidi="ar_AE"/>
         </w:rPr>
         <w:t>كانت مهمة حبقّوق أن يوضح للناس أنه حتى لو بدت عدالة الله بطيئة في الوصول</w:t>
@@ -1938,33 +2426,43 @@
       <w:r>
         <w:rPr>
           <w:i/>
+          <w:rtl/>
+          <w:cs/>
           <w:lang w:val="ar_AE" w:bidi="ar_AE"/>
         </w:rPr>
         <w:t>،</w:t>
       </w:r>
       <w:r>
         <w:rPr>
+          <w:rtl/>
+          <w:cs/>
           <w:lang w:val="ar_AE" w:bidi="ar_AE"/>
         </w:rPr>
         <w:t xml:space="preserve"> إلا إنها ستأتي حتمًا.</w:t>
       </w:r>
       <w:r>
         <w:rPr>
-          <w:lang w:val="ar_AE" w:bidi="ar_AE"/>
-        </w:rPr>
-      </w:r>
-      <w:r>
-        <w:rPr>
-          <w:lang w:val="ar_AE" w:bidi="ar_AE"/>
-        </w:rPr>
-      </w:r>
-    </w:p>
-    <w:p>
-      <w:pPr>
-        <w:bidi/>
-      </w:pPr>
-      <w:r>
-        <w:rPr>
+          <w:rtl/>
+          <w:cs/>
+          <w:lang w:val="ar_AE" w:bidi="ar_AE"/>
+        </w:rPr>
+      </w:r>
+      <w:r>
+        <w:rPr>
+          <w:rtl/>
+          <w:cs/>
+          <w:lang w:val="ar_AE" w:bidi="ar_AE"/>
+        </w:rPr>
+      </w:r>
+    </w:p>
+    <w:p>
+      <w:pPr>
+        <w:bidi/>
+      </w:pPr>
+      <w:r>
+        <w:rPr>
+          <w:rtl/>
+          <w:cs/>
           <w:lang w:val="ar_AE" w:bidi="ar_AE"/>
         </w:rPr>
       </w:r>
@@ -1976,27 +2474,35 @@
       </w:pPr>
       <w:r>
         <w:rPr>
+          <w:rtl/>
+          <w:cs/>
           <w:lang w:val="ar_AE" w:bidi="ar_AE"/>
         </w:rPr>
         <w:t>حبقّوق ٢: ٢–٢٠</w:t>
       </w:r>
       <w:r>
         <w:rPr>
-          <w:lang w:val="ar_AE" w:bidi="ar_AE"/>
-        </w:rPr>
-      </w:r>
-    </w:p>
-    <w:p>
-      <w:pPr>
-        <w:bidi/>
-      </w:pPr>
-      <w:r>
-        <w:rPr>
-          <w:lang w:val="ar_AE" w:bidi="ar_AE"/>
-        </w:rPr>
-      </w:r>
-      <w:r>
-        <w:rPr>
+          <w:rtl/>
+          <w:cs/>
+          <w:lang w:val="ar_AE" w:bidi="ar_AE"/>
+        </w:rPr>
+      </w:r>
+    </w:p>
+    <w:p>
+      <w:pPr>
+        <w:bidi/>
+      </w:pPr>
+      <w:r>
+        <w:rPr>
+          <w:rtl/>
+          <w:cs/>
+          <w:lang w:val="ar_AE" w:bidi="ar_AE"/>
+        </w:rPr>
+      </w:r>
+      <w:r>
+        <w:rPr>
+          <w:rtl/>
+          <w:cs/>
           <w:lang w:val="ar_AE" w:bidi="ar_AE"/>
         </w:rPr>
         <w:t>يستجيب الله لشكوى حبقوق الثانية (</w:t>
@@ -2004,6 +2510,8 @@
       <w:hyperlink r:id="rId41">
         <w:r>
           <w:rPr>
+            <w:rtl/>
+            <w:cs/>
             <w:lang w:val="ar_AE" w:bidi="ar_AE"/>
           </w:rPr>
           <w:rPr>
@@ -2015,27 +2523,35 @@
       </w:hyperlink>
       <w:r>
         <w:rPr>
+          <w:rtl/>
+          <w:cs/>
           <w:lang w:val="ar_AE" w:bidi="ar_AE"/>
         </w:rPr>
         <w:t>) دون أن يوضح سبب اختياره لاستخدام البابليين. بل طمئن حبقوق بأن كل أعمال العنف والظلم ستُعاقب.</w:t>
       </w:r>
       <w:r>
         <w:rPr>
-          <w:lang w:val="ar_AE" w:bidi="ar_AE"/>
-        </w:rPr>
-      </w:r>
-      <w:r>
-        <w:rPr>
-          <w:lang w:val="ar_AE" w:bidi="ar_AE"/>
-        </w:rPr>
-      </w:r>
-    </w:p>
-    <w:p>
-      <w:pPr>
-        <w:bidi/>
-      </w:pPr>
-      <w:r>
-        <w:rPr>
+          <w:rtl/>
+          <w:cs/>
+          <w:lang w:val="ar_AE" w:bidi="ar_AE"/>
+        </w:rPr>
+      </w:r>
+      <w:r>
+        <w:rPr>
+          <w:rtl/>
+          <w:cs/>
+          <w:lang w:val="ar_AE" w:bidi="ar_AE"/>
+        </w:rPr>
+      </w:r>
+    </w:p>
+    <w:p>
+      <w:pPr>
+        <w:bidi/>
+      </w:pPr>
+      <w:r>
+        <w:rPr>
+          <w:rtl/>
+          <w:cs/>
           <w:lang w:val="ar_AE" w:bidi="ar_AE"/>
         </w:rPr>
       </w:r>
@@ -2047,33 +2563,43 @@
       </w:pPr>
       <w:r>
         <w:rPr>
+          <w:rtl/>
+          <w:cs/>
           <w:lang w:val="ar_AE" w:bidi="ar_AE"/>
         </w:rPr>
         <w:t>حبقّوق ٢: ٣</w:t>
       </w:r>
       <w:r>
         <w:rPr>
-          <w:lang w:val="ar_AE" w:bidi="ar_AE"/>
-        </w:rPr>
-      </w:r>
-    </w:p>
-    <w:p>
-      <w:pPr>
-        <w:bidi/>
-      </w:pPr>
-      <w:r>
-        <w:rPr>
-          <w:lang w:val="ar_AE" w:bidi="ar_AE"/>
-        </w:rPr>
-      </w:r>
-      <w:r>
-        <w:rPr>
+          <w:rtl/>
+          <w:cs/>
+          <w:lang w:val="ar_AE" w:bidi="ar_AE"/>
+        </w:rPr>
+      </w:r>
+    </w:p>
+    <w:p>
+      <w:pPr>
+        <w:bidi/>
+      </w:pPr>
+      <w:r>
+        <w:rPr>
+          <w:rtl/>
+          <w:cs/>
+          <w:lang w:val="ar_AE" w:bidi="ar_AE"/>
+        </w:rPr>
+      </w:r>
+      <w:r>
+        <w:rPr>
+          <w:rtl/>
+          <w:cs/>
           <w:lang w:val="ar_AE" w:bidi="ar_AE"/>
         </w:rPr>
         <w:t>سَتَأْتِي إِتْيَانًا</w:t>
       </w:r>
       <w:r>
         <w:rPr>
+          <w:rtl/>
+          <w:cs/>
           <w:lang w:val="ar_AE" w:bidi="ar_AE"/>
         </w:rPr>
         <w:t>: في وقت محدد في المستقبل لا يعلمه إلا الرب، سيتدخل في تاريخ الأرض، ويجلبه إلى خاتمة مناسبة، مبررًا الأبرار ومُدينًا للأشرار. يجب على شعب الله أن ينتظر بصبر</w:t>
@@ -2081,12 +2607,16 @@
       <w:r>
         <w:rPr>
           <w:i/>
+          <w:rtl/>
+          <w:cs/>
           <w:lang w:val="ar_AE" w:bidi="ar_AE"/>
         </w:rPr>
         <w:t>،</w:t>
       </w:r>
       <w:r>
         <w:rPr>
+          <w:rtl/>
+          <w:cs/>
           <w:lang w:val="ar_AE" w:bidi="ar_AE"/>
         </w:rPr>
         <w:t xml:space="preserve"> عالمين أن الخطة الإلهية تسير وفق جدولها الزمني (انظر </w:t>
@@ -2094,6 +2624,8 @@
       <w:hyperlink r:id="rId42">
         <w:r>
           <w:rPr>
+            <w:rtl/>
+            <w:cs/>
             <w:lang w:val="ar_AE" w:bidi="ar_AE"/>
           </w:rPr>
           <w:rPr>
@@ -2105,27 +2637,35 @@
       </w:hyperlink>
       <w:r>
         <w:rPr>
+          <w:rtl/>
+          <w:cs/>
           <w:lang w:val="ar_AE" w:bidi="ar_AE"/>
         </w:rPr>
         <w:t>).</w:t>
       </w:r>
       <w:r>
         <w:rPr>
-          <w:lang w:val="ar_AE" w:bidi="ar_AE"/>
-        </w:rPr>
-      </w:r>
-      <w:r>
-        <w:rPr>
-          <w:lang w:val="ar_AE" w:bidi="ar_AE"/>
-        </w:rPr>
-      </w:r>
-    </w:p>
-    <w:p>
-      <w:pPr>
-        <w:bidi/>
-      </w:pPr>
-      <w:r>
-        <w:rPr>
+          <w:rtl/>
+          <w:cs/>
+          <w:lang w:val="ar_AE" w:bidi="ar_AE"/>
+        </w:rPr>
+      </w:r>
+      <w:r>
+        <w:rPr>
+          <w:rtl/>
+          <w:cs/>
+          <w:lang w:val="ar_AE" w:bidi="ar_AE"/>
+        </w:rPr>
+      </w:r>
+    </w:p>
+    <w:p>
+      <w:pPr>
+        <w:bidi/>
+      </w:pPr>
+      <w:r>
+        <w:rPr>
+          <w:rtl/>
+          <w:cs/>
           <w:lang w:val="ar_AE" w:bidi="ar_AE"/>
         </w:rPr>
       </w:r>
@@ -2137,27 +2677,35 @@
       </w:pPr>
       <w:r>
         <w:rPr>
+          <w:rtl/>
+          <w:cs/>
           <w:lang w:val="ar_AE" w:bidi="ar_AE"/>
         </w:rPr>
         <w:t>حبقّوق 2: 4</w:t>
       </w:r>
       <w:r>
         <w:rPr>
-          <w:lang w:val="ar_AE" w:bidi="ar_AE"/>
-        </w:rPr>
-      </w:r>
-    </w:p>
-    <w:p>
-      <w:pPr>
-        <w:bidi/>
-      </w:pPr>
-      <w:r>
-        <w:rPr>
-          <w:lang w:val="ar_AE" w:bidi="ar_AE"/>
-        </w:rPr>
-      </w:r>
-      <w:r>
-        <w:rPr>
+          <w:rtl/>
+          <w:cs/>
+          <w:lang w:val="ar_AE" w:bidi="ar_AE"/>
+        </w:rPr>
+      </w:r>
+    </w:p>
+    <w:p>
+      <w:pPr>
+        <w:bidi/>
+      </w:pPr>
+      <w:r>
+        <w:rPr>
+          <w:rtl/>
+          <w:cs/>
+          <w:lang w:val="ar_AE" w:bidi="ar_AE"/>
+        </w:rPr>
+      </w:r>
+      <w:r>
+        <w:rPr>
+          <w:rtl/>
+          <w:cs/>
           <w:lang w:val="ar_AE" w:bidi="ar_AE"/>
         </w:rPr>
         <w:t>يدرك ٱلله تمحور المتكبرين حول ذاتهم. فحياتهم المعوجة تظهر افتقارهم إلى البر؛ إذ يرفضون تعليمات ٱلله ويشبعون رغباتهم الخاصة (</w:t>
@@ -2165,6 +2713,8 @@
       <w:hyperlink r:id="rId43">
         <w:r>
           <w:rPr>
+            <w:rtl/>
+            <w:cs/>
             <w:lang w:val="ar_AE" w:bidi="ar_AE"/>
           </w:rPr>
           <w:rPr>
@@ -2176,6 +2726,8 @@
       </w:hyperlink>
       <w:r>
         <w:rPr>
+          <w:rtl/>
+          <w:cs/>
           <w:lang w:val="ar_AE" w:bidi="ar_AE"/>
         </w:rPr>
         <w:t xml:space="preserve">؛ </w:t>
@@ -2183,6 +2735,8 @@
       <w:hyperlink r:id="rId44">
         <w:r>
           <w:rPr>
+            <w:rtl/>
+            <w:cs/>
             <w:lang w:val="ar_AE" w:bidi="ar_AE"/>
           </w:rPr>
           <w:rPr>
@@ -2194,6 +2748,8 @@
       </w:hyperlink>
       <w:r>
         <w:rPr>
+          <w:rtl/>
+          <w:cs/>
           <w:lang w:val="ar_AE" w:bidi="ar_AE"/>
         </w:rPr>
         <w:t xml:space="preserve">، </w:t>
@@ -2201,6 +2757,8 @@
       <w:hyperlink r:id="rId45">
         <w:r>
           <w:rPr>
+            <w:rtl/>
+            <w:cs/>
             <w:lang w:val="ar_AE" w:bidi="ar_AE"/>
           </w:rPr>
           <w:rPr>
@@ -2212,6 +2770,8 @@
       </w:hyperlink>
       <w:r>
         <w:rPr>
+          <w:rtl/>
+          <w:cs/>
           <w:lang w:val="ar_AE" w:bidi="ar_AE"/>
         </w:rPr>
         <w:t xml:space="preserve">؛ </w:t>
@@ -2219,6 +2779,8 @@
       <w:hyperlink r:id="rId46">
         <w:r>
           <w:rPr>
+            <w:rtl/>
+            <w:cs/>
             <w:lang w:val="ar_AE" w:bidi="ar_AE"/>
           </w:rPr>
           <w:rPr>
@@ -2230,6 +2792,8 @@
       </w:hyperlink>
       <w:r>
         <w:rPr>
+          <w:rtl/>
+          <w:cs/>
           <w:lang w:val="ar_AE" w:bidi="ar_AE"/>
         </w:rPr>
         <w:t>). في المقابل، يتمتع الأبرار بموقف قضائي سليم أمام ٱلله. إذ يتبنون معايير ٱلله البارة ويطبقونها في حياتهم. • الأمانة: الكلمة العبرية إمونة: في سفر التكوين، يصف نفس الجذر العبري (أمن) ثقة أبرام في ٱلله (</w:t>
@@ -2237,6 +2801,8 @@
       <w:hyperlink r:id="rId47">
         <w:r>
           <w:rPr>
+            <w:rtl/>
+            <w:cs/>
             <w:lang w:val="ar_AE" w:bidi="ar_AE"/>
           </w:rPr>
           <w:rPr>
@@ -2248,6 +2814,8 @@
       </w:hyperlink>
       <w:r>
         <w:rPr>
+          <w:rtl/>
+          <w:cs/>
           <w:lang w:val="ar_AE" w:bidi="ar_AE"/>
         </w:rPr>
         <w:t xml:space="preserve">). فهو يغير قلوب الذين يثقون به ليتمكنوا من اتباع معاييره المقدسة بأمانة. انظر أيضًا </w:t>
@@ -2255,6 +2823,8 @@
       <w:hyperlink r:id="rId48">
         <w:r>
           <w:rPr>
+            <w:rtl/>
+            <w:cs/>
             <w:lang w:val="ar_AE" w:bidi="ar_AE"/>
           </w:rPr>
           <w:rPr>
@@ -2266,6 +2836,8 @@
       </w:hyperlink>
       <w:r>
         <w:rPr>
+          <w:rtl/>
+          <w:cs/>
           <w:lang w:val="ar_AE" w:bidi="ar_AE"/>
         </w:rPr>
         <w:t xml:space="preserve">؛ </w:t>
@@ -2273,6 +2845,8 @@
       <w:hyperlink r:id="rId49">
         <w:r>
           <w:rPr>
+            <w:rtl/>
+            <w:cs/>
             <w:lang w:val="ar_AE" w:bidi="ar_AE"/>
           </w:rPr>
           <w:rPr>
@@ -2284,6 +2858,8 @@
       </w:hyperlink>
       <w:r>
         <w:rPr>
+          <w:rtl/>
+          <w:cs/>
           <w:lang w:val="ar_AE" w:bidi="ar_AE"/>
         </w:rPr>
         <w:t xml:space="preserve">؛ </w:t>
@@ -2291,6 +2867,8 @@
       <w:hyperlink r:id="rId50">
         <w:r>
           <w:rPr>
+            <w:rtl/>
+            <w:cs/>
             <w:lang w:val="ar_AE" w:bidi="ar_AE"/>
           </w:rPr>
           <w:rPr>
@@ -2302,27 +2880,35 @@
       </w:hyperlink>
       <w:r>
         <w:rPr>
+          <w:rtl/>
+          <w:cs/>
           <w:lang w:val="ar_AE" w:bidi="ar_AE"/>
         </w:rPr>
         <w:t>.</w:t>
       </w:r>
       <w:r>
         <w:rPr>
-          <w:lang w:val="ar_AE" w:bidi="ar_AE"/>
-        </w:rPr>
-      </w:r>
-      <w:r>
-        <w:rPr>
-          <w:lang w:val="ar_AE" w:bidi="ar_AE"/>
-        </w:rPr>
-      </w:r>
-    </w:p>
-    <w:p>
-      <w:pPr>
-        <w:bidi/>
-      </w:pPr>
-      <w:r>
-        <w:rPr>
+          <w:rtl/>
+          <w:cs/>
+          <w:lang w:val="ar_AE" w:bidi="ar_AE"/>
+        </w:rPr>
+      </w:r>
+      <w:r>
+        <w:rPr>
+          <w:rtl/>
+          <w:cs/>
+          <w:lang w:val="ar_AE" w:bidi="ar_AE"/>
+        </w:rPr>
+      </w:r>
+    </w:p>
+    <w:p>
+      <w:pPr>
+        <w:bidi/>
+      </w:pPr>
+      <w:r>
+        <w:rPr>
+          <w:rtl/>
+          <w:cs/>
           <w:lang w:val="ar_AE" w:bidi="ar_AE"/>
         </w:rPr>
       </w:r>
@@ -2334,51 +2920,67 @@
       </w:pPr>
       <w:r>
         <w:rPr>
+          <w:rtl/>
+          <w:cs/>
           <w:lang w:val="ar_AE" w:bidi="ar_AE"/>
         </w:rPr>
         <w:t>حبقّوق 2: 6–8</w:t>
       </w:r>
       <w:r>
         <w:rPr>
-          <w:lang w:val="ar_AE" w:bidi="ar_AE"/>
-        </w:rPr>
-      </w:r>
-    </w:p>
-    <w:p>
-      <w:pPr>
-        <w:bidi/>
-      </w:pPr>
-      <w:r>
-        <w:rPr>
-          <w:lang w:val="ar_AE" w:bidi="ar_AE"/>
-        </w:rPr>
-      </w:r>
-      <w:r>
-        <w:rPr>
+          <w:rtl/>
+          <w:cs/>
+          <w:lang w:val="ar_AE" w:bidi="ar_AE"/>
+        </w:rPr>
+      </w:r>
+    </w:p>
+    <w:p>
+      <w:pPr>
+        <w:bidi/>
+      </w:pPr>
+      <w:r>
+        <w:rPr>
+          <w:rtl/>
+          <w:cs/>
+          <w:lang w:val="ar_AE" w:bidi="ar_AE"/>
+        </w:rPr>
+      </w:r>
+      <w:r>
+        <w:rPr>
+          <w:rtl/>
+          <w:cs/>
           <w:lang w:val="ar_AE" w:bidi="ar_AE"/>
         </w:rPr>
         <w:t xml:space="preserve">في أولى أغاني حبقوق التهكمية، يدين البابليين لتدميرهم الأمم. • </w:t>
       </w:r>
       <w:r>
         <w:rPr>
+          <w:rtl/>
+          <w:cs/>
           <w:lang w:val="ar_AE" w:bidi="ar_AE"/>
         </w:rPr>
         <w:t>رُهُونًا</w:t>
       </w:r>
       <w:r>
         <w:rPr>
+          <w:rtl/>
+          <w:cs/>
           <w:lang w:val="ar_AE" w:bidi="ar_AE"/>
         </w:rPr>
         <w:t xml:space="preserve"> . . . </w:t>
       </w:r>
       <w:r>
         <w:rPr>
+          <w:rtl/>
+          <w:cs/>
           <w:lang w:val="ar_AE" w:bidi="ar_AE"/>
         </w:rPr>
         <w:t>مُقَارِضُوكَ … سَلَبْتَ أُمَمًا</w:t>
       </w:r>
       <w:r>
         <w:rPr>
+          <w:rtl/>
+          <w:cs/>
           <w:lang w:val="ar_AE" w:bidi="ar_AE"/>
         </w:rPr>
         <w:t>: تشبه الصور البابليين بالدائنين الذين تتسبب إجراءاتهم القمعية في انتفاض المدينين ضدهم. يمكن للجشع أن يشوه النسيج الروحي للفرد أو الأمة بسهولة (</w:t>
@@ -2386,6 +2988,8 @@
       <w:hyperlink r:id="rId51">
         <w:r>
           <w:rPr>
+            <w:rtl/>
+            <w:cs/>
             <w:lang w:val="ar_AE" w:bidi="ar_AE"/>
           </w:rPr>
           <w:rPr>
@@ -2397,6 +3001,8 @@
       </w:hyperlink>
       <w:r>
         <w:rPr>
+          <w:rtl/>
+          <w:cs/>
           <w:lang w:val="ar_AE" w:bidi="ar_AE"/>
         </w:rPr>
         <w:t xml:space="preserve">; </w:t>
@@ -2404,6 +3010,8 @@
       <w:hyperlink r:id="rId52">
         <w:r>
           <w:rPr>
+            <w:rtl/>
+            <w:cs/>
             <w:lang w:val="ar_AE" w:bidi="ar_AE"/>
           </w:rPr>
           <w:rPr>
@@ -2415,27 +3023,35 @@
       </w:hyperlink>
       <w:r>
         <w:rPr>
+          <w:rtl/>
+          <w:cs/>
           <w:lang w:val="ar_AE" w:bidi="ar_AE"/>
         </w:rPr>
         <w:t>).</w:t>
       </w:r>
       <w:r>
         <w:rPr>
-          <w:lang w:val="ar_AE" w:bidi="ar_AE"/>
-        </w:rPr>
-      </w:r>
-      <w:r>
-        <w:rPr>
-          <w:lang w:val="ar_AE" w:bidi="ar_AE"/>
-        </w:rPr>
-      </w:r>
-    </w:p>
-    <w:p>
-      <w:pPr>
-        <w:bidi/>
-      </w:pPr>
-      <w:r>
-        <w:rPr>
+          <w:rtl/>
+          <w:cs/>
+          <w:lang w:val="ar_AE" w:bidi="ar_AE"/>
+        </w:rPr>
+      </w:r>
+      <w:r>
+        <w:rPr>
+          <w:rtl/>
+          <w:cs/>
+          <w:lang w:val="ar_AE" w:bidi="ar_AE"/>
+        </w:rPr>
+      </w:r>
+    </w:p>
+    <w:p>
+      <w:pPr>
+        <w:bidi/>
+      </w:pPr>
+      <w:r>
+        <w:rPr>
+          <w:rtl/>
+          <w:cs/>
           <w:lang w:val="ar_AE" w:bidi="ar_AE"/>
         </w:rPr>
       </w:r>
@@ -2447,27 +3063,35 @@
       </w:pPr>
       <w:r>
         <w:rPr>
+          <w:rtl/>
+          <w:cs/>
           <w:lang w:val="ar_AE" w:bidi="ar_AE"/>
         </w:rPr>
         <w:t>حبقّوق 2: 6–20</w:t>
       </w:r>
       <w:r>
         <w:rPr>
-          <w:lang w:val="ar_AE" w:bidi="ar_AE"/>
-        </w:rPr>
-      </w:r>
-    </w:p>
-    <w:p>
-      <w:pPr>
-        <w:bidi/>
-      </w:pPr>
-      <w:r>
-        <w:rPr>
-          <w:lang w:val="ar_AE" w:bidi="ar_AE"/>
-        </w:rPr>
-      </w:r>
-      <w:r>
-        <w:rPr>
+          <w:rtl/>
+          <w:cs/>
+          <w:lang w:val="ar_AE" w:bidi="ar_AE"/>
+        </w:rPr>
+      </w:r>
+    </w:p>
+    <w:p>
+      <w:pPr>
+        <w:bidi/>
+      </w:pPr>
+      <w:r>
+        <w:rPr>
+          <w:rtl/>
+          <w:cs/>
+          <w:lang w:val="ar_AE" w:bidi="ar_AE"/>
+        </w:rPr>
+      </w:r>
+      <w:r>
+        <w:rPr>
+          <w:rtl/>
+          <w:cs/>
           <w:lang w:val="ar_AE" w:bidi="ar_AE"/>
         </w:rPr>
         <w:t xml:space="preserve">تتضمن النصوص خمس أغاني تهكمية (2: 6–8، 9–11، 12–14، 15–17، 18–20) تصف دينونة الله المستقبلية على البابليين (والآخرين الذين يتمتعون بالعنف والظلم مثل البابليين). يسمح الله لهم بتحديد مصيرهم بأنفسهم. سيتمكن أولئك الذين يعانون من تكرار هذه التهكمات عندما يصل الأشرار إلى يوم الدينونة (انظر </w:t>
@@ -2475,6 +3099,8 @@
       <w:hyperlink r:id="rId53">
         <w:r>
           <w:rPr>
+            <w:rtl/>
+            <w:cs/>
             <w:lang w:val="ar_AE" w:bidi="ar_AE"/>
           </w:rPr>
           <w:rPr>
@@ -2486,27 +3112,35 @@
       </w:hyperlink>
       <w:r>
         <w:rPr>
+          <w:rtl/>
+          <w:cs/>
           <w:lang w:val="ar_AE" w:bidi="ar_AE"/>
         </w:rPr>
         <w:t>). يحتوي كل تهكم على إعلان عن الحزن، ودينونة، وسبب دينونة الله لهم.</w:t>
       </w:r>
       <w:r>
         <w:rPr>
-          <w:lang w:val="ar_AE" w:bidi="ar_AE"/>
-        </w:rPr>
-      </w:r>
-      <w:r>
-        <w:rPr>
-          <w:lang w:val="ar_AE" w:bidi="ar_AE"/>
-        </w:rPr>
-      </w:r>
-    </w:p>
-    <w:p>
-      <w:pPr>
-        <w:bidi/>
-      </w:pPr>
-      <w:r>
-        <w:rPr>
+          <w:rtl/>
+          <w:cs/>
+          <w:lang w:val="ar_AE" w:bidi="ar_AE"/>
+        </w:rPr>
+      </w:r>
+      <w:r>
+        <w:rPr>
+          <w:rtl/>
+          <w:cs/>
+          <w:lang w:val="ar_AE" w:bidi="ar_AE"/>
+        </w:rPr>
+      </w:r>
+    </w:p>
+    <w:p>
+      <w:pPr>
+        <w:bidi/>
+      </w:pPr>
+      <w:r>
+        <w:rPr>
+          <w:rtl/>
+          <w:cs/>
           <w:lang w:val="ar_AE" w:bidi="ar_AE"/>
         </w:rPr>
       </w:r>
@@ -2518,27 +3152,35 @@
       </w:pPr>
       <w:r>
         <w:rPr>
+          <w:rtl/>
+          <w:cs/>
           <w:lang w:val="ar_AE" w:bidi="ar_AE"/>
         </w:rPr>
         <w:t>حبقّوق 2: 9–11</w:t>
       </w:r>
       <w:r>
         <w:rPr>
-          <w:lang w:val="ar_AE" w:bidi="ar_AE"/>
-        </w:rPr>
-      </w:r>
-    </w:p>
-    <w:p>
-      <w:pPr>
-        <w:bidi/>
-      </w:pPr>
-      <w:r>
-        <w:rPr>
-          <w:lang w:val="ar_AE" w:bidi="ar_AE"/>
-        </w:rPr>
-      </w:r>
-      <w:r>
-        <w:rPr>
+          <w:rtl/>
+          <w:cs/>
+          <w:lang w:val="ar_AE" w:bidi="ar_AE"/>
+        </w:rPr>
+      </w:r>
+    </w:p>
+    <w:p>
+      <w:pPr>
+        <w:bidi/>
+      </w:pPr>
+      <w:r>
+        <w:rPr>
+          <w:rtl/>
+          <w:cs/>
+          <w:lang w:val="ar_AE" w:bidi="ar_AE"/>
+        </w:rPr>
+      </w:r>
+      <w:r>
+        <w:rPr>
+          <w:rtl/>
+          <w:cs/>
           <w:lang w:val="ar_AE" w:bidi="ar_AE"/>
         </w:rPr>
         <w:t>في أغنية التهكم الثانية، يُدان البابليون بسبب تعاملاتهم غير النزيهة. ولأن البابليين حصلوا على الوسائل لبناء منازل كبيرة من خلال الخداع وعدم الأمانة</w:t>
@@ -2546,33 +3188,43 @@
       <w:r>
         <w:rPr>
           <w:i/>
+          <w:rtl/>
+          <w:cs/>
           <w:lang w:val="ar_AE" w:bidi="ar_AE"/>
         </w:rPr>
         <w:t>،</w:t>
       </w:r>
       <w:r>
         <w:rPr>
+          <w:rtl/>
+          <w:cs/>
           <w:lang w:val="ar_AE" w:bidi="ar_AE"/>
         </w:rPr>
         <w:t xml:space="preserve"> فقد فقدوا حياتهم.</w:t>
       </w:r>
       <w:r>
         <w:rPr>
-          <w:lang w:val="ar_AE" w:bidi="ar_AE"/>
-        </w:rPr>
-      </w:r>
-      <w:r>
-        <w:rPr>
-          <w:lang w:val="ar_AE" w:bidi="ar_AE"/>
-        </w:rPr>
-      </w:r>
-    </w:p>
-    <w:p>
-      <w:pPr>
-        <w:bidi/>
-      </w:pPr>
-      <w:r>
-        <w:rPr>
+          <w:rtl/>
+          <w:cs/>
+          <w:lang w:val="ar_AE" w:bidi="ar_AE"/>
+        </w:rPr>
+      </w:r>
+      <w:r>
+        <w:rPr>
+          <w:rtl/>
+          <w:cs/>
+          <w:lang w:val="ar_AE" w:bidi="ar_AE"/>
+        </w:rPr>
+      </w:r>
+    </w:p>
+    <w:p>
+      <w:pPr>
+        <w:bidi/>
+      </w:pPr>
+      <w:r>
+        <w:rPr>
+          <w:rtl/>
+          <w:cs/>
           <w:lang w:val="ar_AE" w:bidi="ar_AE"/>
         </w:rPr>
       </w:r>
@@ -2584,39 +3236,51 @@
       </w:pPr>
       <w:r>
         <w:rPr>
+          <w:rtl/>
+          <w:cs/>
           <w:lang w:val="ar_AE" w:bidi="ar_AE"/>
         </w:rPr>
         <w:t>حبقوق 2: 12–14</w:t>
       </w:r>
       <w:r>
         <w:rPr>
-          <w:lang w:val="ar_AE" w:bidi="ar_AE"/>
-        </w:rPr>
-      </w:r>
-    </w:p>
-    <w:p>
-      <w:pPr>
-        <w:bidi/>
-      </w:pPr>
-      <w:r>
-        <w:rPr>
-          <w:lang w:val="ar_AE" w:bidi="ar_AE"/>
-        </w:rPr>
-      </w:r>
-      <w:r>
-        <w:rPr>
+          <w:rtl/>
+          <w:cs/>
+          <w:lang w:val="ar_AE" w:bidi="ar_AE"/>
+        </w:rPr>
+      </w:r>
+    </w:p>
+    <w:p>
+      <w:pPr>
+        <w:bidi/>
+      </w:pPr>
+      <w:r>
+        <w:rPr>
+          <w:rtl/>
+          <w:cs/>
+          <w:lang w:val="ar_AE" w:bidi="ar_AE"/>
+        </w:rPr>
+      </w:r>
+      <w:r>
+        <w:rPr>
+          <w:rtl/>
+          <w:cs/>
           <w:lang w:val="ar_AE" w:bidi="ar_AE"/>
         </w:rPr>
         <w:t xml:space="preserve">في الأغنية التهكمية الثالثة، يُدان البابليون بسبب القتل وإفساد الحياة البشرية والمجتمع مما جلب لهم الثروة لبناء مدنهم. سيجعل الله مكسبهم الظاهر يثبت أنه خسارة تامة. • </w:t>
       </w:r>
       <w:r>
         <w:rPr>
+          <w:rtl/>
+          <w:cs/>
           <w:lang w:val="ar_AE" w:bidi="ar_AE"/>
         </w:rPr>
         <w:t>لِأَنَّ ٱلْأَرْضَ تَمْتَلِئُ</w:t>
       </w:r>
       <w:r>
         <w:rPr>
+          <w:rtl/>
+          <w:cs/>
           <w:lang w:val="ar_AE" w:bidi="ar_AE"/>
         </w:rPr>
         <w:t>: في مقابل العنف والثروة المكتسبة بطرق غير مشروعة نجد إدراك مجد الرب، الذي يعد الله بجعله منتشرًا كما الماء في المحيط (</w:t>
@@ -2624,6 +3288,8 @@
       <w:hyperlink r:id="rId54">
         <w:r>
           <w:rPr>
+            <w:rtl/>
+            <w:cs/>
             <w:lang w:val="ar_AE" w:bidi="ar_AE"/>
           </w:rPr>
           <w:rPr>
@@ -2635,27 +3301,35 @@
       </w:hyperlink>
       <w:r>
         <w:rPr>
+          <w:rtl/>
+          <w:cs/>
           <w:lang w:val="ar_AE" w:bidi="ar_AE"/>
         </w:rPr>
         <w:t>).</w:t>
       </w:r>
       <w:r>
         <w:rPr>
-          <w:lang w:val="ar_AE" w:bidi="ar_AE"/>
-        </w:rPr>
-      </w:r>
-      <w:r>
-        <w:rPr>
-          <w:lang w:val="ar_AE" w:bidi="ar_AE"/>
-        </w:rPr>
-      </w:r>
-    </w:p>
-    <w:p>
-      <w:pPr>
-        <w:bidi/>
-      </w:pPr>
-      <w:r>
-        <w:rPr>
+          <w:rtl/>
+          <w:cs/>
+          <w:lang w:val="ar_AE" w:bidi="ar_AE"/>
+        </w:rPr>
+      </w:r>
+      <w:r>
+        <w:rPr>
+          <w:rtl/>
+          <w:cs/>
+          <w:lang w:val="ar_AE" w:bidi="ar_AE"/>
+        </w:rPr>
+      </w:r>
+    </w:p>
+    <w:p>
+      <w:pPr>
+        <w:bidi/>
+      </w:pPr>
+      <w:r>
+        <w:rPr>
+          <w:rtl/>
+          <w:cs/>
           <w:lang w:val="ar_AE" w:bidi="ar_AE"/>
         </w:rPr>
       </w:r>
@@ -2667,27 +3341,35 @@
       </w:pPr>
       <w:r>
         <w:rPr>
+          <w:rtl/>
+          <w:cs/>
           <w:lang w:val="ar_AE" w:bidi="ar_AE"/>
         </w:rPr>
         <w:t>حبقّوق ٢: ١٥–١٧</w:t>
       </w:r>
       <w:r>
         <w:rPr>
-          <w:lang w:val="ar_AE" w:bidi="ar_AE"/>
-        </w:rPr>
-      </w:r>
-    </w:p>
-    <w:p>
-      <w:pPr>
-        <w:bidi/>
-      </w:pPr>
-      <w:r>
-        <w:rPr>
-          <w:lang w:val="ar_AE" w:bidi="ar_AE"/>
-        </w:rPr>
-      </w:r>
-      <w:r>
-        <w:rPr>
+          <w:rtl/>
+          <w:cs/>
+          <w:lang w:val="ar_AE" w:bidi="ar_AE"/>
+        </w:rPr>
+      </w:r>
+    </w:p>
+    <w:p>
+      <w:pPr>
+        <w:bidi/>
+      </w:pPr>
+      <w:r>
+        <w:rPr>
+          <w:rtl/>
+          <w:cs/>
+          <w:lang w:val="ar_AE" w:bidi="ar_AE"/>
+        </w:rPr>
+      </w:r>
+      <w:r>
+        <w:rPr>
+          <w:rtl/>
+          <w:cs/>
           <w:lang w:val="ar_AE" w:bidi="ar_AE"/>
         </w:rPr>
         <w:t>في الأغنية التهكمية الرابعة، يُدان البابليون على أفعالهم المشينة ضد الناس، والحيوانات</w:t>
@@ -2695,12 +3377,16 @@
       <w:r>
         <w:rPr>
           <w:i/>
+          <w:rtl/>
+          <w:cs/>
           <w:lang w:val="ar_AE" w:bidi="ar_AE"/>
         </w:rPr>
         <w:t>،</w:t>
       </w:r>
       <w:r>
         <w:rPr>
+          <w:rtl/>
+          <w:cs/>
           <w:lang w:val="ar_AE" w:bidi="ar_AE"/>
         </w:rPr>
         <w:t xml:space="preserve"> والبيئة. هم مثل إنسان يبدو مضيافًا، ولكن بعد أن يسكر جيرانه</w:t>
@@ -2708,12 +3394,16 @@
       <w:r>
         <w:rPr>
           <w:i/>
+          <w:rtl/>
+          <w:cs/>
           <w:lang w:val="ar_AE" w:bidi="ar_AE"/>
         </w:rPr>
         <w:t>،</w:t>
       </w:r>
       <w:r>
         <w:rPr>
+          <w:rtl/>
+          <w:cs/>
           <w:lang w:val="ar_AE" w:bidi="ar_AE"/>
         </w:rPr>
         <w:t xml:space="preserve"> يجردهم من كل شيء. إلا أن البابليين سيُخزون بعد الشرب من كأس دينونة الرب (انظر </w:t>
@@ -2721,6 +3411,8 @@
       <w:hyperlink r:id="rId55">
         <w:r>
           <w:rPr>
+            <w:rtl/>
+            <w:cs/>
             <w:lang w:val="ar_AE" w:bidi="ar_AE"/>
           </w:rPr>
           <w:rPr>
@@ -2732,6 +3424,8 @@
       </w:hyperlink>
       <w:r>
         <w:rPr>
+          <w:rtl/>
+          <w:cs/>
           <w:lang w:val="ar_AE" w:bidi="ar_AE"/>
         </w:rPr>
         <w:t xml:space="preserve">; قارن مع </w:t>
@@ -2739,6 +3433,8 @@
       <w:hyperlink r:id="rId56">
         <w:r>
           <w:rPr>
+            <w:rtl/>
+            <w:cs/>
             <w:lang w:val="ar_AE" w:bidi="ar_AE"/>
           </w:rPr>
           <w:rPr>
@@ -2750,27 +3446,35 @@
       </w:hyperlink>
       <w:r>
         <w:rPr>
+          <w:rtl/>
+          <w:cs/>
           <w:lang w:val="ar_AE" w:bidi="ar_AE"/>
         </w:rPr>
         <w:t>).</w:t>
       </w:r>
       <w:r>
         <w:rPr>
-          <w:lang w:val="ar_AE" w:bidi="ar_AE"/>
-        </w:rPr>
-      </w:r>
-      <w:r>
-        <w:rPr>
-          <w:lang w:val="ar_AE" w:bidi="ar_AE"/>
-        </w:rPr>
-      </w:r>
-    </w:p>
-    <w:p>
-      <w:pPr>
-        <w:bidi/>
-      </w:pPr>
-      <w:r>
-        <w:rPr>
+          <w:rtl/>
+          <w:cs/>
+          <w:lang w:val="ar_AE" w:bidi="ar_AE"/>
+        </w:rPr>
+      </w:r>
+      <w:r>
+        <w:rPr>
+          <w:rtl/>
+          <w:cs/>
+          <w:lang w:val="ar_AE" w:bidi="ar_AE"/>
+        </w:rPr>
+      </w:r>
+    </w:p>
+    <w:p>
+      <w:pPr>
+        <w:bidi/>
+      </w:pPr>
+      <w:r>
+        <w:rPr>
+          <w:rtl/>
+          <w:cs/>
           <w:lang w:val="ar_AE" w:bidi="ar_AE"/>
         </w:rPr>
       </w:r>
@@ -2782,27 +3486,35 @@
       </w:pPr>
       <w:r>
         <w:rPr>
+          <w:rtl/>
+          <w:cs/>
           <w:lang w:val="ar_AE" w:bidi="ar_AE"/>
         </w:rPr>
         <w:t>حبقّوق 2: 18–20</w:t>
       </w:r>
       <w:r>
         <w:rPr>
-          <w:lang w:val="ar_AE" w:bidi="ar_AE"/>
-        </w:rPr>
-      </w:r>
-    </w:p>
-    <w:p>
-      <w:pPr>
-        <w:bidi/>
-      </w:pPr>
-      <w:r>
-        <w:rPr>
-          <w:lang w:val="ar_AE" w:bidi="ar_AE"/>
-        </w:rPr>
-      </w:r>
-      <w:r>
-        <w:rPr>
+          <w:rtl/>
+          <w:cs/>
+          <w:lang w:val="ar_AE" w:bidi="ar_AE"/>
+        </w:rPr>
+      </w:r>
+    </w:p>
+    <w:p>
+      <w:pPr>
+        <w:bidi/>
+      </w:pPr>
+      <w:r>
+        <w:rPr>
+          <w:rtl/>
+          <w:cs/>
+          <w:lang w:val="ar_AE" w:bidi="ar_AE"/>
+        </w:rPr>
+      </w:r>
+      <w:r>
+        <w:rPr>
+          <w:rtl/>
+          <w:cs/>
           <w:lang w:val="ar_AE" w:bidi="ar_AE"/>
         </w:rPr>
         <w:t>في الأغنية التهكمية الخامسة، يُدان البابليون لتفانيهم في عبادة الأوثان. سواء كانت الأوثان منحوتة أو مصبوبة بيد إنسان</w:t>
@@ -2810,12 +3522,16 @@
       <w:r>
         <w:rPr>
           <w:i/>
+          <w:rtl/>
+          <w:cs/>
           <w:lang w:val="ar_AE" w:bidi="ar_AE"/>
         </w:rPr>
         <w:t>،</w:t>
       </w:r>
       <w:r>
         <w:rPr>
+          <w:rtl/>
+          <w:cs/>
           <w:lang w:val="ar_AE" w:bidi="ar_AE"/>
         </w:rPr>
         <w:t xml:space="preserve"> فهي لا تستطيع أن تنقذ ولا أن تعلّم عابديها (</w:t>
@@ -2823,6 +3539,8 @@
       <w:hyperlink r:id="rId57">
         <w:r>
           <w:rPr>
+            <w:rtl/>
+            <w:cs/>
             <w:lang w:val="ar_AE" w:bidi="ar_AE"/>
           </w:rPr>
           <w:rPr>
@@ -2834,6 +3552,8 @@
       </w:hyperlink>
       <w:r>
         <w:rPr>
+          <w:rtl/>
+          <w:cs/>
           <w:lang w:val="ar_AE" w:bidi="ar_AE"/>
         </w:rPr>
         <w:t>). الرب وحده يستحق عبادتنا الحقيقية (</w:t>
@@ -2841,6 +3561,8 @@
       <w:hyperlink r:id="rId58">
         <w:r>
           <w:rPr>
+            <w:rtl/>
+            <w:cs/>
             <w:lang w:val="ar_AE" w:bidi="ar_AE"/>
           </w:rPr>
           <w:rPr>
@@ -2852,6 +3574,8 @@
       </w:hyperlink>
       <w:r>
         <w:rPr>
+          <w:rtl/>
+          <w:cs/>
           <w:lang w:val="ar_AE" w:bidi="ar_AE"/>
         </w:rPr>
         <w:t xml:space="preserve">؛ </w:t>
@@ -2859,6 +3583,8 @@
       <w:hyperlink r:id="rId59">
         <w:r>
           <w:rPr>
+            <w:rtl/>
+            <w:cs/>
             <w:lang w:val="ar_AE" w:bidi="ar_AE"/>
           </w:rPr>
           <w:rPr>
@@ -2870,6 +3596,8 @@
       </w:hyperlink>
       <w:r>
         <w:rPr>
+          <w:rtl/>
+          <w:cs/>
           <w:lang w:val="ar_AE" w:bidi="ar_AE"/>
         </w:rPr>
         <w:t xml:space="preserve">؛ قارن مع </w:t>
@@ -2877,6 +3605,8 @@
       <w:hyperlink r:id="rId60">
         <w:r>
           <w:rPr>
+            <w:rtl/>
+            <w:cs/>
             <w:lang w:val="ar_AE" w:bidi="ar_AE"/>
           </w:rPr>
           <w:rPr>
@@ -2888,27 +3618,35 @@
       </w:hyperlink>
       <w:r>
         <w:rPr>
+          <w:rtl/>
+          <w:cs/>
           <w:lang w:val="ar_AE" w:bidi="ar_AE"/>
         </w:rPr>
         <w:t>).</w:t>
       </w:r>
       <w:r>
         <w:rPr>
-          <w:lang w:val="ar_AE" w:bidi="ar_AE"/>
-        </w:rPr>
-      </w:r>
-      <w:r>
-        <w:rPr>
-          <w:lang w:val="ar_AE" w:bidi="ar_AE"/>
-        </w:rPr>
-      </w:r>
-    </w:p>
-    <w:p>
-      <w:pPr>
-        <w:bidi/>
-      </w:pPr>
-      <w:r>
-        <w:rPr>
+          <w:rtl/>
+          <w:cs/>
+          <w:lang w:val="ar_AE" w:bidi="ar_AE"/>
+        </w:rPr>
+      </w:r>
+      <w:r>
+        <w:rPr>
+          <w:rtl/>
+          <w:cs/>
+          <w:lang w:val="ar_AE" w:bidi="ar_AE"/>
+        </w:rPr>
+      </w:r>
+    </w:p>
+    <w:p>
+      <w:pPr>
+        <w:bidi/>
+      </w:pPr>
+      <w:r>
+        <w:rPr>
+          <w:rtl/>
+          <w:cs/>
           <w:lang w:val="ar_AE" w:bidi="ar_AE"/>
         </w:rPr>
       </w:r>
@@ -2920,27 +3658,35 @@
       </w:pPr>
       <w:r>
         <w:rPr>
+          <w:rtl/>
+          <w:cs/>
           <w:lang w:val="ar_AE" w:bidi="ar_AE"/>
         </w:rPr>
         <w:t>حبقوق 2: 20</w:t>
       </w:r>
       <w:r>
         <w:rPr>
-          <w:lang w:val="ar_AE" w:bidi="ar_AE"/>
-        </w:rPr>
-      </w:r>
-    </w:p>
-    <w:p>
-      <w:pPr>
-        <w:bidi/>
-      </w:pPr>
-      <w:r>
-        <w:rPr>
-          <w:lang w:val="ar_AE" w:bidi="ar_AE"/>
-        </w:rPr>
-      </w:r>
-      <w:r>
-        <w:rPr>
+          <w:rtl/>
+          <w:cs/>
+          <w:lang w:val="ar_AE" w:bidi="ar_AE"/>
+        </w:rPr>
+      </w:r>
+    </w:p>
+    <w:p>
+      <w:pPr>
+        <w:bidi/>
+      </w:pPr>
+      <w:r>
+        <w:rPr>
+          <w:rtl/>
+          <w:cs/>
+          <w:lang w:val="ar_AE" w:bidi="ar_AE"/>
+        </w:rPr>
+      </w:r>
+      <w:r>
+        <w:rPr>
+          <w:rtl/>
+          <w:cs/>
           <w:lang w:val="ar_AE" w:bidi="ar_AE"/>
         </w:rPr>
         <w:t>تختتم أغاني التهكم بإعلان: إن السيد المتسلط على جميع الأمم ليس صنمًا بابليًا (</w:t>
@@ -2948,6 +3694,8 @@
       <w:hyperlink r:id="rId61">
         <w:r>
           <w:rPr>
+            <w:rtl/>
+            <w:cs/>
             <w:lang w:val="ar_AE" w:bidi="ar_AE"/>
           </w:rPr>
           <w:rPr>
@@ -2959,6 +3707,8 @@
       </w:hyperlink>
       <w:r>
         <w:rPr>
+          <w:rtl/>
+          <w:cs/>
           <w:lang w:val="ar_AE" w:bidi="ar_AE"/>
         </w:rPr>
         <w:t>) بل هو ٱلله القدوس. على عكس الأصنام البابلية التي تفتقر إلى الحياة، فإن ٱلله الحي يسكن في هيكله المقدس. يملأ حضور ٱلله مقدسه السماوي (</w:t>
@@ -2966,6 +3716,8 @@
       <w:hyperlink r:id="rId62">
         <w:r>
           <w:rPr>
+            <w:rtl/>
+            <w:cs/>
             <w:lang w:val="ar_AE" w:bidi="ar_AE"/>
           </w:rPr>
           <w:rPr>
@@ -2977,6 +3729,8 @@
       </w:hyperlink>
       <w:r>
         <w:rPr>
+          <w:rtl/>
+          <w:cs/>
           <w:lang w:val="ar_AE" w:bidi="ar_AE"/>
         </w:rPr>
         <w:t>)—وفي زمن حبقّوق، كان يملأ الهيكل في أورشليم (</w:t>
@@ -2984,6 +3738,8 @@
       <w:hyperlink r:id="rId63">
         <w:r>
           <w:rPr>
+            <w:rtl/>
+            <w:cs/>
             <w:lang w:val="ar_AE" w:bidi="ar_AE"/>
           </w:rPr>
           <w:rPr>
@@ -2995,6 +3751,8 @@
       </w:hyperlink>
       <w:r>
         <w:rPr>
+          <w:rtl/>
+          <w:cs/>
           <w:lang w:val="ar_AE" w:bidi="ar_AE"/>
         </w:rPr>
         <w:t>). يتحكم ٱلله في كل الأرض ويتوقع من الناس أن يعبدونه بخضوع وتواضع (</w:t>
@@ -3002,6 +3760,8 @@
       <w:hyperlink r:id="rId64">
         <w:r>
           <w:rPr>
+            <w:rtl/>
+            <w:cs/>
             <w:lang w:val="ar_AE" w:bidi="ar_AE"/>
           </w:rPr>
           <w:rPr>
@@ -3013,6 +3773,8 @@
       </w:hyperlink>
       <w:r>
         <w:rPr>
+          <w:rtl/>
+          <w:cs/>
           <w:lang w:val="ar_AE" w:bidi="ar_AE"/>
         </w:rPr>
         <w:t xml:space="preserve">; </w:t>
@@ -3020,6 +3782,8 @@
       <w:hyperlink r:id="rId65">
         <w:r>
           <w:rPr>
+            <w:rtl/>
+            <w:cs/>
             <w:lang w:val="ar_AE" w:bidi="ar_AE"/>
           </w:rPr>
           <w:rPr>
@@ -3031,6 +3795,8 @@
       </w:hyperlink>
       <w:r>
         <w:rPr>
+          <w:rtl/>
+          <w:cs/>
           <w:lang w:val="ar_AE" w:bidi="ar_AE"/>
         </w:rPr>
         <w:t xml:space="preserve">; </w:t>
@@ -3038,6 +3804,8 @@
       <w:hyperlink r:id="rId66">
         <w:r>
           <w:rPr>
+            <w:rtl/>
+            <w:cs/>
             <w:lang w:val="ar_AE" w:bidi="ar_AE"/>
           </w:rPr>
           <w:rPr>
@@ -3049,6 +3817,8 @@
       </w:hyperlink>
       <w:r>
         <w:rPr>
+          <w:rtl/>
+          <w:cs/>
           <w:lang w:val="ar_AE" w:bidi="ar_AE"/>
         </w:rPr>
         <w:t xml:space="preserve">; </w:t>
@@ -3056,6 +3826,8 @@
       <w:hyperlink r:id="rId67">
         <w:r>
           <w:rPr>
+            <w:rtl/>
+            <w:cs/>
             <w:lang w:val="ar_AE" w:bidi="ar_AE"/>
           </w:rPr>
           <w:rPr>
@@ -3067,27 +3839,35 @@
       </w:hyperlink>
       <w:r>
         <w:rPr>
+          <w:rtl/>
+          <w:cs/>
           <w:lang w:val="ar_AE" w:bidi="ar_AE"/>
         </w:rPr>
         <w:t>).</w:t>
       </w:r>
       <w:r>
         <w:rPr>
-          <w:lang w:val="ar_AE" w:bidi="ar_AE"/>
-        </w:rPr>
-      </w:r>
-      <w:r>
-        <w:rPr>
-          <w:lang w:val="ar_AE" w:bidi="ar_AE"/>
-        </w:rPr>
-      </w:r>
-    </w:p>
-    <w:p>
-      <w:pPr>
-        <w:bidi/>
-      </w:pPr>
-      <w:r>
-        <w:rPr>
+          <w:rtl/>
+          <w:cs/>
+          <w:lang w:val="ar_AE" w:bidi="ar_AE"/>
+        </w:rPr>
+      </w:r>
+      <w:r>
+        <w:rPr>
+          <w:rtl/>
+          <w:cs/>
+          <w:lang w:val="ar_AE" w:bidi="ar_AE"/>
+        </w:rPr>
+      </w:r>
+    </w:p>
+    <w:p>
+      <w:pPr>
+        <w:bidi/>
+      </w:pPr>
+      <w:r>
+        <w:rPr>
+          <w:rtl/>
+          <w:cs/>
           <w:lang w:val="ar_AE" w:bidi="ar_AE"/>
         </w:rPr>
       </w:r>
@@ -3099,48 +3879,62 @@
       </w:pPr>
       <w:r>
         <w:rPr>
+          <w:rtl/>
+          <w:cs/>
           <w:lang w:val="ar_AE" w:bidi="ar_AE"/>
         </w:rPr>
         <w:t>حبقّوق 3: 1–19</w:t>
       </w:r>
       <w:r>
         <w:rPr>
-          <w:lang w:val="ar_AE" w:bidi="ar_AE"/>
-        </w:rPr>
-      </w:r>
-    </w:p>
-    <w:p>
-      <w:pPr>
-        <w:bidi/>
-      </w:pPr>
-      <w:r>
-        <w:rPr>
-          <w:lang w:val="ar_AE" w:bidi="ar_AE"/>
-        </w:rPr>
-      </w:r>
-      <w:r>
-        <w:rPr>
+          <w:rtl/>
+          <w:cs/>
+          <w:lang w:val="ar_AE" w:bidi="ar_AE"/>
+        </w:rPr>
+      </w:r>
+    </w:p>
+    <w:p>
+      <w:pPr>
+        <w:bidi/>
+      </w:pPr>
+      <w:r>
+        <w:rPr>
+          <w:rtl/>
+          <w:cs/>
+          <w:lang w:val="ar_AE" w:bidi="ar_AE"/>
+        </w:rPr>
+      </w:r>
+      <w:r>
+        <w:rPr>
+          <w:rtl/>
+          <w:cs/>
           <w:lang w:val="ar_AE" w:bidi="ar_AE"/>
         </w:rPr>
         <w:t>تختتم نبوءة حبقوق بصلاة تشبه المزامير.</w:t>
       </w:r>
       <w:r>
         <w:rPr>
-          <w:lang w:val="ar_AE" w:bidi="ar_AE"/>
-        </w:rPr>
-      </w:r>
-      <w:r>
-        <w:rPr>
-          <w:lang w:val="ar_AE" w:bidi="ar_AE"/>
-        </w:rPr>
-      </w:r>
-    </w:p>
-    <w:p>
-      <w:pPr>
-        <w:bidi/>
-      </w:pPr>
-      <w:r>
-        <w:rPr>
+          <w:rtl/>
+          <w:cs/>
+          <w:lang w:val="ar_AE" w:bidi="ar_AE"/>
+        </w:rPr>
+      </w:r>
+      <w:r>
+        <w:rPr>
+          <w:rtl/>
+          <w:cs/>
+          <w:lang w:val="ar_AE" w:bidi="ar_AE"/>
+        </w:rPr>
+      </w:r>
+    </w:p>
+    <w:p>
+      <w:pPr>
+        <w:bidi/>
+      </w:pPr>
+      <w:r>
+        <w:rPr>
+          <w:rtl/>
+          <w:cs/>
           <w:lang w:val="ar_AE" w:bidi="ar_AE"/>
         </w:rPr>
       </w:r>
@@ -3152,27 +3946,35 @@
       </w:pPr>
       <w:r>
         <w:rPr>
+          <w:rtl/>
+          <w:cs/>
           <w:lang w:val="ar_AE" w:bidi="ar_AE"/>
         </w:rPr>
         <w:t>حبقوق 3: 2</w:t>
       </w:r>
       <w:r>
         <w:rPr>
-          <w:lang w:val="ar_AE" w:bidi="ar_AE"/>
-        </w:rPr>
-      </w:r>
-    </w:p>
-    <w:p>
-      <w:pPr>
-        <w:bidi/>
-      </w:pPr>
-      <w:r>
-        <w:rPr>
-          <w:lang w:val="ar_AE" w:bidi="ar_AE"/>
-        </w:rPr>
-      </w:r>
-      <w:r>
-        <w:rPr>
+          <w:rtl/>
+          <w:cs/>
+          <w:lang w:val="ar_AE" w:bidi="ar_AE"/>
+        </w:rPr>
+      </w:r>
+    </w:p>
+    <w:p>
+      <w:pPr>
+        <w:bidi/>
+      </w:pPr>
+      <w:r>
+        <w:rPr>
+          <w:rtl/>
+          <w:cs/>
+          <w:lang w:val="ar_AE" w:bidi="ar_AE"/>
+        </w:rPr>
+      </w:r>
+      <w:r>
+        <w:rPr>
+          <w:rtl/>
+          <w:cs/>
           <w:lang w:val="ar_AE" w:bidi="ar_AE"/>
         </w:rPr>
         <w:t>يقف حبقوق في رهبة أمام كلي السيادة الجالس على عرشه في هيكله المقدس (</w:t>
@@ -3180,6 +3982,8 @@
       <w:hyperlink r:id="rId58">
         <w:r>
           <w:rPr>
+            <w:rtl/>
+            <w:cs/>
             <w:lang w:val="ar_AE" w:bidi="ar_AE"/>
           </w:rPr>
           <w:rPr>
@@ -3191,6 +3995,8 @@
       </w:hyperlink>
       <w:r>
         <w:rPr>
+          <w:rtl/>
+          <w:cs/>
           <w:lang w:val="ar_AE" w:bidi="ar_AE"/>
         </w:rPr>
         <w:t xml:space="preserve">). • في ضوء رسالة الله عن التأديب القادم على يهوذا، يصلي حبقوق أن الله، الذي تدخل بشكل معجز لصالح إسرائيل في الماضي، سيجعل عمله في الفداء معروفًا مرة أخرى (انظر أيضًا </w:t>
@@ -3198,6 +4004,8 @@
       <w:hyperlink r:id="rId68">
         <w:r>
           <w:rPr>
+            <w:rtl/>
+            <w:cs/>
             <w:lang w:val="ar_AE" w:bidi="ar_AE"/>
           </w:rPr>
           <w:rPr>
@@ -3209,27 +4017,35 @@
       </w:hyperlink>
       <w:r>
         <w:rPr>
+          <w:rtl/>
+          <w:cs/>
           <w:lang w:val="ar_AE" w:bidi="ar_AE"/>
         </w:rPr>
         <w:t>).</w:t>
       </w:r>
       <w:r>
         <w:rPr>
-          <w:lang w:val="ar_AE" w:bidi="ar_AE"/>
-        </w:rPr>
-      </w:r>
-      <w:r>
-        <w:rPr>
-          <w:lang w:val="ar_AE" w:bidi="ar_AE"/>
-        </w:rPr>
-      </w:r>
-    </w:p>
-    <w:p>
-      <w:pPr>
-        <w:bidi/>
-      </w:pPr>
-      <w:r>
-        <w:rPr>
+          <w:rtl/>
+          <w:cs/>
+          <w:lang w:val="ar_AE" w:bidi="ar_AE"/>
+        </w:rPr>
+      </w:r>
+      <w:r>
+        <w:rPr>
+          <w:rtl/>
+          <w:cs/>
+          <w:lang w:val="ar_AE" w:bidi="ar_AE"/>
+        </w:rPr>
+      </w:r>
+    </w:p>
+    <w:p>
+      <w:pPr>
+        <w:bidi/>
+      </w:pPr>
+      <w:r>
+        <w:rPr>
+          <w:rtl/>
+          <w:cs/>
           <w:lang w:val="ar_AE" w:bidi="ar_AE"/>
         </w:rPr>
       </w:r>
@@ -3241,27 +4057,35 @@
       </w:pPr>
       <w:r>
         <w:rPr>
+          <w:rtl/>
+          <w:cs/>
           <w:lang w:val="ar_AE" w:bidi="ar_AE"/>
         </w:rPr>
         <w:t>حبقوق 3: 3</w:t>
       </w:r>
       <w:r>
         <w:rPr>
-          <w:lang w:val="ar_AE" w:bidi="ar_AE"/>
-        </w:rPr>
-      </w:r>
-    </w:p>
-    <w:p>
-      <w:pPr>
-        <w:bidi/>
-      </w:pPr>
-      <w:r>
-        <w:rPr>
-          <w:lang w:val="ar_AE" w:bidi="ar_AE"/>
-        </w:rPr>
-      </w:r>
-      <w:r>
-        <w:rPr>
+          <w:rtl/>
+          <w:cs/>
+          <w:lang w:val="ar_AE" w:bidi="ar_AE"/>
+        </w:rPr>
+      </w:r>
+    </w:p>
+    <w:p>
+      <w:pPr>
+        <w:bidi/>
+      </w:pPr>
+      <w:r>
+        <w:rPr>
+          <w:rtl/>
+          <w:cs/>
+          <w:lang w:val="ar_AE" w:bidi="ar_AE"/>
+        </w:rPr>
+      </w:r>
+      <w:r>
+        <w:rPr>
+          <w:rtl/>
+          <w:cs/>
           <w:lang w:val="ar_AE" w:bidi="ar_AE"/>
         </w:rPr>
         <w:t xml:space="preserve">أدوم (بالعبرية </w:t>
@@ -3269,12 +4093,16 @@
       <w:r>
         <w:rPr>
           <w:i/>
+          <w:rtl/>
+          <w:cs/>
           <w:lang w:val="ar_AE" w:bidi="ar_AE"/>
         </w:rPr>
         <w:t>تيمان</w:t>
       </w:r>
       <w:r>
         <w:rPr>
+          <w:rtl/>
+          <w:cs/>
           <w:lang w:val="ar_AE" w:bidi="ar_AE"/>
         </w:rPr>
         <w:t xml:space="preserve">): كانت تيمان إحدى مدن أدوم الرئيسية (انظر أيضًا </w:t>
@@ -3282,6 +4110,8 @@
       <w:hyperlink r:id="rId69">
         <w:r>
           <w:rPr>
+            <w:rtl/>
+            <w:cs/>
             <w:lang w:val="ar_AE" w:bidi="ar_AE"/>
           </w:rPr>
           <w:rPr>
@@ -3293,6 +4123,8 @@
       </w:hyperlink>
       <w:r>
         <w:rPr>
+          <w:rtl/>
+          <w:cs/>
           <w:lang w:val="ar_AE" w:bidi="ar_AE"/>
         </w:rPr>
         <w:t xml:space="preserve">; </w:t>
@@ -3300,6 +4132,8 @@
       <w:hyperlink r:id="rId70">
         <w:r>
           <w:rPr>
+            <w:rtl/>
+            <w:cs/>
             <w:lang w:val="ar_AE" w:bidi="ar_AE"/>
           </w:rPr>
           <w:rPr>
@@ -3311,6 +4145,8 @@
       </w:hyperlink>
       <w:r>
         <w:rPr>
+          <w:rtl/>
+          <w:cs/>
           <w:lang w:val="ar_AE" w:bidi="ar_AE"/>
         </w:rPr>
         <w:t xml:space="preserve">); قد يشير الاسم إلى منطقة أدوم بأكملها حيث كانت المدينة (انظر </w:t>
@@ -3318,6 +4154,8 @@
       <w:hyperlink r:id="rId71">
         <w:r>
           <w:rPr>
+            <w:rtl/>
+            <w:cs/>
             <w:lang w:val="ar_AE" w:bidi="ar_AE"/>
           </w:rPr>
           <w:rPr>
@@ -3329,18 +4167,24 @@
       </w:hyperlink>
       <w:r>
         <w:rPr>
+          <w:rtl/>
+          <w:cs/>
           <w:lang w:val="ar_AE" w:bidi="ar_AE"/>
         </w:rPr>
         <w:t xml:space="preserve">). استخدام حبقوق للاسم بالتزامن مع جبل فاران يشير إلى أنه كان يقصد المنطقة الأوسع. • </w:t>
       </w:r>
       <w:r>
         <w:rPr>
+          <w:rtl/>
+          <w:cs/>
           <w:lang w:val="ar_AE" w:bidi="ar_AE"/>
         </w:rPr>
         <w:t>ٱلْقُدُّوسُ</w:t>
       </w:r>
       <w:r>
         <w:rPr>
+          <w:rtl/>
+          <w:cs/>
           <w:lang w:val="ar_AE" w:bidi="ar_AE"/>
         </w:rPr>
         <w:t xml:space="preserve"> هو لقب بارز للإشارة إلى الله، حيث إن القداسة هي صفته المميزة (</w:t>
@@ -3348,6 +4192,8 @@
       <w:hyperlink r:id="rId72">
         <w:r>
           <w:rPr>
+            <w:rtl/>
+            <w:cs/>
             <w:lang w:val="ar_AE" w:bidi="ar_AE"/>
           </w:rPr>
           <w:rPr>
@@ -3359,6 +4205,8 @@
       </w:hyperlink>
       <w:r>
         <w:rPr>
+          <w:rtl/>
+          <w:cs/>
           <w:lang w:val="ar_AE" w:bidi="ar_AE"/>
         </w:rPr>
         <w:t xml:space="preserve">; انظر أيضًا </w:t>
@@ -3366,6 +4214,8 @@
       <w:hyperlink r:id="rId73">
         <w:r>
           <w:rPr>
+            <w:rtl/>
+            <w:cs/>
             <w:lang w:val="ar_AE" w:bidi="ar_AE"/>
           </w:rPr>
           <w:rPr>
@@ -3377,6 +4227,8 @@
       </w:hyperlink>
       <w:r>
         <w:rPr>
+          <w:rtl/>
+          <w:cs/>
           <w:lang w:val="ar_AE" w:bidi="ar_AE"/>
         </w:rPr>
         <w:t xml:space="preserve">; </w:t>
@@ -3384,6 +4236,8 @@
       <w:hyperlink r:id="rId74">
         <w:r>
           <w:rPr>
+            <w:rtl/>
+            <w:cs/>
             <w:lang w:val="ar_AE" w:bidi="ar_AE"/>
           </w:rPr>
           <w:rPr>
@@ -3395,6 +4249,8 @@
       </w:hyperlink>
       <w:r>
         <w:rPr>
+          <w:rtl/>
+          <w:cs/>
           <w:lang w:val="ar_AE" w:bidi="ar_AE"/>
         </w:rPr>
         <w:t xml:space="preserve">; </w:t>
@@ -3402,6 +4258,8 @@
       <w:hyperlink r:id="rId75">
         <w:r>
           <w:rPr>
+            <w:rtl/>
+            <w:cs/>
             <w:lang w:val="ar_AE" w:bidi="ar_AE"/>
           </w:rPr>
           <w:rPr>
@@ -3413,6 +4271,8 @@
       </w:hyperlink>
       <w:r>
         <w:rPr>
+          <w:rtl/>
+          <w:cs/>
           <w:lang w:val="ar_AE" w:bidi="ar_AE"/>
         </w:rPr>
         <w:t xml:space="preserve">; </w:t>
@@ -3420,6 +4280,8 @@
       <w:hyperlink r:id="rId76">
         <w:r>
           <w:rPr>
+            <w:rtl/>
+            <w:cs/>
             <w:lang w:val="ar_AE" w:bidi="ar_AE"/>
           </w:rPr>
           <w:rPr>
@@ -3431,39 +4293,51 @@
       </w:hyperlink>
       <w:r>
         <w:rPr>
+          <w:rtl/>
+          <w:cs/>
           <w:lang w:val="ar_AE" w:bidi="ar_AE"/>
         </w:rPr>
         <w:t xml:space="preserve">). • </w:t>
       </w:r>
       <w:r>
         <w:rPr>
+          <w:rtl/>
+          <w:cs/>
           <w:lang w:val="ar_AE" w:bidi="ar_AE"/>
         </w:rPr>
         <w:t>جَبَلِ فَارَانَ</w:t>
       </w:r>
       <w:r>
         <w:rPr>
+          <w:rtl/>
+          <w:cs/>
           <w:lang w:val="ar_AE" w:bidi="ar_AE"/>
         </w:rPr>
         <w:t>: منطقة فاران تضمنت سلسلة الجبال غرب وجنوب أدوم وشمال شرق جبل سيناء، بالإضافة إلى منطقة صحراوية واسعة في شبه جزيرة سيناء.</w:t>
       </w:r>
       <w:r>
         <w:rPr>
-          <w:lang w:val="ar_AE" w:bidi="ar_AE"/>
-        </w:rPr>
-      </w:r>
-      <w:r>
-        <w:rPr>
-          <w:lang w:val="ar_AE" w:bidi="ar_AE"/>
-        </w:rPr>
-      </w:r>
-    </w:p>
-    <w:p>
-      <w:pPr>
-        <w:bidi/>
-      </w:pPr>
-      <w:r>
-        <w:rPr>
+          <w:rtl/>
+          <w:cs/>
+          <w:lang w:val="ar_AE" w:bidi="ar_AE"/>
+        </w:rPr>
+      </w:r>
+      <w:r>
+        <w:rPr>
+          <w:rtl/>
+          <w:cs/>
+          <w:lang w:val="ar_AE" w:bidi="ar_AE"/>
+        </w:rPr>
+      </w:r>
+    </w:p>
+    <w:p>
+      <w:pPr>
+        <w:bidi/>
+      </w:pPr>
+      <w:r>
+        <w:rPr>
+          <w:rtl/>
+          <w:cs/>
           <w:lang w:val="ar_AE" w:bidi="ar_AE"/>
         </w:rPr>
       </w:r>
@@ -3475,27 +4349,35 @@
       </w:pPr>
       <w:r>
         <w:rPr>
+          <w:rtl/>
+          <w:cs/>
           <w:lang w:val="ar_AE" w:bidi="ar_AE"/>
         </w:rPr>
         <w:t>حبقّوق 3: 3–15</w:t>
       </w:r>
       <w:r>
         <w:rPr>
-          <w:lang w:val="ar_AE" w:bidi="ar_AE"/>
-        </w:rPr>
-      </w:r>
-    </w:p>
-    <w:p>
-      <w:pPr>
-        <w:bidi/>
-      </w:pPr>
-      <w:r>
-        <w:rPr>
-          <w:lang w:val="ar_AE" w:bidi="ar_AE"/>
-        </w:rPr>
-      </w:r>
-      <w:r>
-        <w:rPr>
+          <w:rtl/>
+          <w:cs/>
+          <w:lang w:val="ar_AE" w:bidi="ar_AE"/>
+        </w:rPr>
+      </w:r>
+    </w:p>
+    <w:p>
+      <w:pPr>
+        <w:bidi/>
+      </w:pPr>
+      <w:r>
+        <w:rPr>
+          <w:rtl/>
+          <w:cs/>
+          <w:lang w:val="ar_AE" w:bidi="ar_AE"/>
+        </w:rPr>
+      </w:r>
+      <w:r>
+        <w:rPr>
+          <w:rtl/>
+          <w:cs/>
           <w:lang w:val="ar_AE" w:bidi="ar_AE"/>
         </w:rPr>
         <w:t>في هذه الترنيمات (</w:t>
@@ -3503,6 +4385,8 @@
       <w:hyperlink r:id="rId77">
         <w:r>
           <w:rPr>
+            <w:rtl/>
+            <w:cs/>
             <w:lang w:val="ar_AE" w:bidi="ar_AE"/>
           </w:rPr>
           <w:rPr>
@@ -3514,6 +4398,8 @@
       </w:hyperlink>
       <w:r>
         <w:rPr>
+          <w:rtl/>
+          <w:cs/>
           <w:lang w:val="ar_AE" w:bidi="ar_AE"/>
         </w:rPr>
         <w:t xml:space="preserve"> و</w:t>
@@ -3521,6 +4407,8 @@
       <w:hyperlink r:id="rId78">
         <w:r>
           <w:rPr>
+            <w:rtl/>
+            <w:cs/>
             <w:lang w:val="ar_AE" w:bidi="ar_AE"/>
           </w:rPr>
           <w:rPr>
@@ -3532,18 +4420,24 @@
       </w:hyperlink>
       <w:r>
         <w:rPr>
+          <w:rtl/>
+          <w:cs/>
           <w:lang w:val="ar_AE" w:bidi="ar_AE"/>
         </w:rPr>
         <w:t xml:space="preserve">)، </w:t>
       </w:r>
       <w:r>
         <w:rPr>
+          <w:rtl/>
+          <w:cs/>
           <w:lang w:val="ar_AE" w:bidi="ar_AE"/>
         </w:rPr>
         <w:t xml:space="preserve">يرفع النبي مديحًا لقوة الله الخلاصية، مقدمًا تأملًا شعريًا في أعمال الله العظيمة، ولا سيما خروجه مع شعبه من مصر وانتصاره على الأعداء. </w:t>
       </w:r>
       <w:r>
         <w:rPr>
+          <w:rtl/>
+          <w:cs/>
           <w:lang w:val="ar_AE" w:bidi="ar_AE"/>
         </w:rPr>
         <w:t xml:space="preserve">على الرغم من أن تركيز حبقوق ينصب على فداء الله لشعبه، إلا أن صوره البلاغية تعكس أحيانًا أفكارًا موجودة في الحكايات القديمة للشرق الأدنى المتعلقة بالآلهة (مثل الحمى والوباء، </w:t>
@@ -3551,6 +4445,8 @@
       <w:hyperlink r:id="rId79">
         <w:r>
           <w:rPr>
+            <w:rtl/>
+            <w:cs/>
             <w:lang w:val="ar_AE" w:bidi="ar_AE"/>
           </w:rPr>
           <w:rPr>
@@ -3562,6 +4458,8 @@
       </w:hyperlink>
       <w:r>
         <w:rPr>
+          <w:rtl/>
+          <w:cs/>
           <w:lang w:val="ar_AE" w:bidi="ar_AE"/>
         </w:rPr>
         <w:t xml:space="preserve">؛ النهر والبحر، </w:t>
@@ -3569,6 +4467,8 @@
       <w:hyperlink r:id="rId80">
         <w:r>
           <w:rPr>
+            <w:rtl/>
+            <w:cs/>
             <w:lang w:val="ar_AE" w:bidi="ar_AE"/>
           </w:rPr>
           <w:rPr>
@@ -3580,6 +4480,8 @@
       </w:hyperlink>
       <w:r>
         <w:rPr>
+          <w:rtl/>
+          <w:cs/>
           <w:lang w:val="ar_AE" w:bidi="ar_AE"/>
         </w:rPr>
         <w:t xml:space="preserve">؛ والشمس والقمر، </w:t>
@@ -3587,6 +4489,8 @@
       <w:hyperlink r:id="rId81">
         <w:r>
           <w:rPr>
+            <w:rtl/>
+            <w:cs/>
             <w:lang w:val="ar_AE" w:bidi="ar_AE"/>
           </w:rPr>
           <w:rPr>
@@ -3598,27 +4502,35 @@
       </w:hyperlink>
       <w:r>
         <w:rPr>
+          <w:rtl/>
+          <w:cs/>
           <w:lang w:val="ar_AE" w:bidi="ar_AE"/>
         </w:rPr>
         <w:t>). تُذكّر هذه الصور البلاغية القراء الأصليين لسفر حبقوق بأن الرب وحده هو الإله الواحد الحقيقي الذي له كل السيادة على كل هذه الأمور.</w:t>
       </w:r>
       <w:r>
         <w:rPr>
-          <w:lang w:val="ar_AE" w:bidi="ar_AE"/>
-        </w:rPr>
-      </w:r>
-      <w:r>
-        <w:rPr>
-          <w:lang w:val="ar_AE" w:bidi="ar_AE"/>
-        </w:rPr>
-      </w:r>
-    </w:p>
-    <w:p>
-      <w:pPr>
-        <w:bidi/>
-      </w:pPr>
-      <w:r>
-        <w:rPr>
+          <w:rtl/>
+          <w:cs/>
+          <w:lang w:val="ar_AE" w:bidi="ar_AE"/>
+        </w:rPr>
+      </w:r>
+      <w:r>
+        <w:rPr>
+          <w:rtl/>
+          <w:cs/>
+          <w:lang w:val="ar_AE" w:bidi="ar_AE"/>
+        </w:rPr>
+      </w:r>
+    </w:p>
+    <w:p>
+      <w:pPr>
+        <w:bidi/>
+      </w:pPr>
+      <w:r>
+        <w:rPr>
+          <w:rtl/>
+          <w:cs/>
           <w:lang w:val="ar_AE" w:bidi="ar_AE"/>
         </w:rPr>
       </w:r>
@@ -3630,54 +4542,70 @@
       </w:pPr>
       <w:r>
         <w:rPr>
+          <w:rtl/>
+          <w:cs/>
           <w:lang w:val="ar_AE" w:bidi="ar_AE"/>
         </w:rPr>
         <w:t>حبقّوق 3: 4</w:t>
       </w:r>
       <w:r>
         <w:rPr>
-          <w:lang w:val="ar_AE" w:bidi="ar_AE"/>
-        </w:rPr>
-      </w:r>
-    </w:p>
-    <w:p>
-      <w:pPr>
-        <w:bidi/>
-      </w:pPr>
-      <w:r>
-        <w:rPr>
-          <w:lang w:val="ar_AE" w:bidi="ar_AE"/>
-        </w:rPr>
-      </w:r>
-      <w:r>
-        <w:rPr>
+          <w:rtl/>
+          <w:cs/>
+          <w:lang w:val="ar_AE" w:bidi="ar_AE"/>
+        </w:rPr>
+      </w:r>
+    </w:p>
+    <w:p>
+      <w:pPr>
+        <w:bidi/>
+      </w:pPr>
+      <w:r>
+        <w:rPr>
+          <w:rtl/>
+          <w:cs/>
+          <w:lang w:val="ar_AE" w:bidi="ar_AE"/>
+        </w:rPr>
+      </w:r>
+      <w:r>
+        <w:rPr>
+          <w:rtl/>
+          <w:cs/>
           <w:lang w:val="ar_AE" w:bidi="ar_AE"/>
         </w:rPr>
         <w:t>لَمَعَانٌ كَٱلنُّورِ</w:t>
       </w:r>
       <w:r>
         <w:rPr>
+          <w:rtl/>
+          <w:cs/>
           <w:lang w:val="ar_AE" w:bidi="ar_AE"/>
         </w:rPr>
         <w:t>: الرب، الذي ظهر مرة على جبل سيناء وملأ الأرض الجنوبية بمجده، يملأ السماوات بعظمته.</w:t>
       </w:r>
       <w:r>
         <w:rPr>
-          <w:lang w:val="ar_AE" w:bidi="ar_AE"/>
-        </w:rPr>
-      </w:r>
-      <w:r>
-        <w:rPr>
-          <w:lang w:val="ar_AE" w:bidi="ar_AE"/>
-        </w:rPr>
-      </w:r>
-    </w:p>
-    <w:p>
-      <w:pPr>
-        <w:bidi/>
-      </w:pPr>
-      <w:r>
-        <w:rPr>
+          <w:rtl/>
+          <w:cs/>
+          <w:lang w:val="ar_AE" w:bidi="ar_AE"/>
+        </w:rPr>
+      </w:r>
+      <w:r>
+        <w:rPr>
+          <w:rtl/>
+          <w:cs/>
+          <w:lang w:val="ar_AE" w:bidi="ar_AE"/>
+        </w:rPr>
+      </w:r>
+    </w:p>
+    <w:p>
+      <w:pPr>
+        <w:bidi/>
+      </w:pPr>
+      <w:r>
+        <w:rPr>
+          <w:rtl/>
+          <w:cs/>
           <w:lang w:val="ar_AE" w:bidi="ar_AE"/>
         </w:rPr>
       </w:r>
@@ -3689,27 +4617,35 @@
       </w:pPr>
       <w:r>
         <w:rPr>
+          <w:rtl/>
+          <w:cs/>
           <w:lang w:val="ar_AE" w:bidi="ar_AE"/>
         </w:rPr>
         <w:t>حبقّوق 3: 5</w:t>
       </w:r>
       <w:r>
         <w:rPr>
-          <w:lang w:val="ar_AE" w:bidi="ar_AE"/>
-        </w:rPr>
-      </w:r>
-    </w:p>
-    <w:p>
-      <w:pPr>
-        <w:bidi/>
-      </w:pPr>
-      <w:r>
-        <w:rPr>
-          <w:lang w:val="ar_AE" w:bidi="ar_AE"/>
-        </w:rPr>
-      </w:r>
-      <w:r>
-        <w:rPr>
+          <w:rtl/>
+          <w:cs/>
+          <w:lang w:val="ar_AE" w:bidi="ar_AE"/>
+        </w:rPr>
+      </w:r>
+    </w:p>
+    <w:p>
+      <w:pPr>
+        <w:bidi/>
+      </w:pPr>
+      <w:r>
+        <w:rPr>
+          <w:rtl/>
+          <w:cs/>
+          <w:lang w:val="ar_AE" w:bidi="ar_AE"/>
+        </w:rPr>
+      </w:r>
+      <w:r>
+        <w:rPr>
+          <w:rtl/>
+          <w:cs/>
           <w:lang w:val="ar_AE" w:bidi="ar_AE"/>
         </w:rPr>
         <w:t xml:space="preserve">يُجسّد حبقّوق الوباء (انظر </w:t>
@@ -3717,6 +4653,8 @@
       <w:hyperlink r:id="rId82">
         <w:r>
           <w:rPr>
+            <w:rtl/>
+            <w:cs/>
             <w:lang w:val="ar_AE" w:bidi="ar_AE"/>
           </w:rPr>
           <w:rPr>
@@ -3728,6 +4666,8 @@
       </w:hyperlink>
       <w:r>
         <w:rPr>
+          <w:rtl/>
+          <w:cs/>
           <w:lang w:val="ar_AE" w:bidi="ar_AE"/>
         </w:rPr>
         <w:t xml:space="preserve">) والحمى (انظر </w:t>
@@ -3735,6 +4675,8 @@
       <w:hyperlink r:id="rId83">
         <w:r>
           <w:rPr>
+            <w:rtl/>
+            <w:cs/>
             <w:lang w:val="ar_AE" w:bidi="ar_AE"/>
           </w:rPr>
           <w:rPr>
@@ -3746,6 +4688,8 @@
       </w:hyperlink>
       <w:r>
         <w:rPr>
+          <w:rtl/>
+          <w:cs/>
           <w:lang w:val="ar_AE" w:bidi="ar_AE"/>
         </w:rPr>
         <w:t xml:space="preserve">; </w:t>
@@ -3753,6 +4697,8 @@
       <w:hyperlink r:id="rId84">
         <w:r>
           <w:rPr>
+            <w:rtl/>
+            <w:cs/>
             <w:lang w:val="ar_AE" w:bidi="ar_AE"/>
           </w:rPr>
           <w:rPr>
@@ -3764,27 +4710,35 @@
       </w:hyperlink>
       <w:r>
         <w:rPr>
+          <w:rtl/>
+          <w:cs/>
           <w:lang w:val="ar_AE" w:bidi="ar_AE"/>
         </w:rPr>
         <w:t>) وكأنهم جنود في جيش الله، يتممون مقاصده.</w:t>
       </w:r>
       <w:r>
         <w:rPr>
-          <w:lang w:val="ar_AE" w:bidi="ar_AE"/>
-        </w:rPr>
-      </w:r>
-      <w:r>
-        <w:rPr>
-          <w:lang w:val="ar_AE" w:bidi="ar_AE"/>
-        </w:rPr>
-      </w:r>
-    </w:p>
-    <w:p>
-      <w:pPr>
-        <w:bidi/>
-      </w:pPr>
-      <w:r>
-        <w:rPr>
+          <w:rtl/>
+          <w:cs/>
+          <w:lang w:val="ar_AE" w:bidi="ar_AE"/>
+        </w:rPr>
+      </w:r>
+      <w:r>
+        <w:rPr>
+          <w:rtl/>
+          <w:cs/>
+          <w:lang w:val="ar_AE" w:bidi="ar_AE"/>
+        </w:rPr>
+      </w:r>
+    </w:p>
+    <w:p>
+      <w:pPr>
+        <w:bidi/>
+      </w:pPr>
+      <w:r>
+        <w:rPr>
+          <w:rtl/>
+          <w:cs/>
           <w:lang w:val="ar_AE" w:bidi="ar_AE"/>
         </w:rPr>
       </w:r>
@@ -3796,27 +4750,35 @@
       </w:pPr>
       <w:r>
         <w:rPr>
+          <w:rtl/>
+          <w:cs/>
           <w:lang w:val="ar_AE" w:bidi="ar_AE"/>
         </w:rPr>
         <w:t>حبقوق ٣: ٥–٦</w:t>
       </w:r>
       <w:r>
         <w:rPr>
-          <w:lang w:val="ar_AE" w:bidi="ar_AE"/>
-        </w:rPr>
-      </w:r>
-    </w:p>
-    <w:p>
-      <w:pPr>
-        <w:bidi/>
-      </w:pPr>
-      <w:r>
-        <w:rPr>
-          <w:lang w:val="ar_AE" w:bidi="ar_AE"/>
-        </w:rPr>
-      </w:r>
-      <w:r>
-        <w:rPr>
+          <w:rtl/>
+          <w:cs/>
+          <w:lang w:val="ar_AE" w:bidi="ar_AE"/>
+        </w:rPr>
+      </w:r>
+    </w:p>
+    <w:p>
+      <w:pPr>
+        <w:bidi/>
+      </w:pPr>
+      <w:r>
+        <w:rPr>
+          <w:rtl/>
+          <w:cs/>
+          <w:lang w:val="ar_AE" w:bidi="ar_AE"/>
+        </w:rPr>
+      </w:r>
+      <w:r>
+        <w:rPr>
+          <w:rtl/>
+          <w:cs/>
           <w:lang w:val="ar_AE" w:bidi="ar_AE"/>
         </w:rPr>
         <w:t xml:space="preserve">الله هو المحارب ذا الطبيعية الإلهية، الذي يتدخل نيابة عن شعبه (انظر </w:t>
@@ -3824,6 +4786,8 @@
       <w:hyperlink r:id="rId78">
         <w:r>
           <w:rPr>
+            <w:rtl/>
+            <w:cs/>
             <w:lang w:val="ar_AE" w:bidi="ar_AE"/>
           </w:rPr>
           <w:rPr>
@@ -3835,6 +4799,8 @@
       </w:hyperlink>
       <w:r>
         <w:rPr>
+          <w:rtl/>
+          <w:cs/>
           <w:lang w:val="ar_AE" w:bidi="ar_AE"/>
         </w:rPr>
         <w:t xml:space="preserve">؛ انظر أيضًا </w:t>
@@ -3842,6 +4808,8 @@
       <w:hyperlink r:id="rId85">
         <w:r>
           <w:rPr>
+            <w:rtl/>
+            <w:cs/>
             <w:lang w:val="ar_AE" w:bidi="ar_AE"/>
           </w:rPr>
           <w:rPr>
@@ -3853,27 +4821,35 @@
       </w:hyperlink>
       <w:r>
         <w:rPr>
+          <w:rtl/>
+          <w:cs/>
           <w:lang w:val="ar_AE" w:bidi="ar_AE"/>
         </w:rPr>
         <w:t>).</w:t>
       </w:r>
       <w:r>
         <w:rPr>
-          <w:lang w:val="ar_AE" w:bidi="ar_AE"/>
-        </w:rPr>
-      </w:r>
-      <w:r>
-        <w:rPr>
-          <w:lang w:val="ar_AE" w:bidi="ar_AE"/>
-        </w:rPr>
-      </w:r>
-    </w:p>
-    <w:p>
-      <w:pPr>
-        <w:bidi/>
-      </w:pPr>
-      <w:r>
-        <w:rPr>
+          <w:rtl/>
+          <w:cs/>
+          <w:lang w:val="ar_AE" w:bidi="ar_AE"/>
+        </w:rPr>
+      </w:r>
+      <w:r>
+        <w:rPr>
+          <w:rtl/>
+          <w:cs/>
+          <w:lang w:val="ar_AE" w:bidi="ar_AE"/>
+        </w:rPr>
+      </w:r>
+    </w:p>
+    <w:p>
+      <w:pPr>
+        <w:bidi/>
+      </w:pPr>
+      <w:r>
+        <w:rPr>
+          <w:rtl/>
+          <w:cs/>
           <w:lang w:val="ar_AE" w:bidi="ar_AE"/>
         </w:rPr>
       </w:r>
@@ -3885,27 +4861,35 @@
       </w:pPr>
       <w:r>
         <w:rPr>
+          <w:rtl/>
+          <w:cs/>
           <w:lang w:val="ar_AE" w:bidi="ar_AE"/>
         </w:rPr>
         <w:t>حبقوق 3: 7</w:t>
       </w:r>
       <w:r>
         <w:rPr>
-          <w:lang w:val="ar_AE" w:bidi="ar_AE"/>
-        </w:rPr>
-      </w:r>
-    </w:p>
-    <w:p>
-      <w:pPr>
-        <w:bidi/>
-      </w:pPr>
-      <w:r>
-        <w:rPr>
-          <w:lang w:val="ar_AE" w:bidi="ar_AE"/>
-        </w:rPr>
-      </w:r>
-      <w:r>
-        <w:rPr>
+          <w:rtl/>
+          <w:cs/>
+          <w:lang w:val="ar_AE" w:bidi="ar_AE"/>
+        </w:rPr>
+      </w:r>
+    </w:p>
+    <w:p>
+      <w:pPr>
+        <w:bidi/>
+      </w:pPr>
+      <w:r>
+        <w:rPr>
+          <w:rtl/>
+          <w:cs/>
+          <w:lang w:val="ar_AE" w:bidi="ar_AE"/>
+        </w:rPr>
+      </w:r>
+      <w:r>
+        <w:rPr>
+          <w:rtl/>
+          <w:cs/>
           <w:lang w:val="ar_AE" w:bidi="ar_AE"/>
         </w:rPr>
         <w:t xml:space="preserve">كانت مديان تشغل الجزء الجنوبي من منطقة شرق الأردن (انظر </w:t>
@@ -3913,6 +4897,8 @@
       <w:hyperlink r:id="rId86">
         <w:r>
           <w:rPr>
+            <w:rtl/>
+            <w:cs/>
             <w:lang w:val="ar_AE" w:bidi="ar_AE"/>
           </w:rPr>
           <w:rPr>
@@ -3924,6 +4910,8 @@
       </w:hyperlink>
       <w:r>
         <w:rPr>
+          <w:rtl/>
+          <w:cs/>
           <w:lang w:val="ar_AE" w:bidi="ar_AE"/>
         </w:rPr>
         <w:t>)، وكانت الأمة ترتعد خوفًا من قوة حضور الله التي تزلزل الأرض (</w:t>
@@ -3931,6 +4919,8 @@
       <w:hyperlink r:id="rId87">
         <w:r>
           <w:rPr>
+            <w:rtl/>
+            <w:cs/>
             <w:lang w:val="ar_AE" w:bidi="ar_AE"/>
           </w:rPr>
           <w:rPr>
@@ -3942,27 +4932,35 @@
       </w:hyperlink>
       <w:r>
         <w:rPr>
+          <w:rtl/>
+          <w:cs/>
           <w:lang w:val="ar_AE" w:bidi="ar_AE"/>
         </w:rPr>
         <w:t>).</w:t>
       </w:r>
       <w:r>
         <w:rPr>
-          <w:lang w:val="ar_AE" w:bidi="ar_AE"/>
-        </w:rPr>
-      </w:r>
-      <w:r>
-        <w:rPr>
-          <w:lang w:val="ar_AE" w:bidi="ar_AE"/>
-        </w:rPr>
-      </w:r>
-    </w:p>
-    <w:p>
-      <w:pPr>
-        <w:bidi/>
-      </w:pPr>
-      <w:r>
-        <w:rPr>
+          <w:rtl/>
+          <w:cs/>
+          <w:lang w:val="ar_AE" w:bidi="ar_AE"/>
+        </w:rPr>
+      </w:r>
+      <w:r>
+        <w:rPr>
+          <w:rtl/>
+          <w:cs/>
+          <w:lang w:val="ar_AE" w:bidi="ar_AE"/>
+        </w:rPr>
+      </w:r>
+    </w:p>
+    <w:p>
+      <w:pPr>
+        <w:bidi/>
+      </w:pPr>
+      <w:r>
+        <w:rPr>
+          <w:rtl/>
+          <w:cs/>
           <w:lang w:val="ar_AE" w:bidi="ar_AE"/>
         </w:rPr>
       </w:r>
@@ -3974,27 +4972,35 @@
       </w:pPr>
       <w:r>
         <w:rPr>
+          <w:rtl/>
+          <w:cs/>
           <w:lang w:val="ar_AE" w:bidi="ar_AE"/>
         </w:rPr>
         <w:t>حبقّوق 3: 8</w:t>
       </w:r>
       <w:r>
         <w:rPr>
-          <w:lang w:val="ar_AE" w:bidi="ar_AE"/>
-        </w:rPr>
-      </w:r>
-    </w:p>
-    <w:p>
-      <w:pPr>
-        <w:bidi/>
-      </w:pPr>
-      <w:r>
-        <w:rPr>
-          <w:lang w:val="ar_AE" w:bidi="ar_AE"/>
-        </w:rPr>
-      </w:r>
-      <w:r>
-        <w:rPr>
+          <w:rtl/>
+          <w:cs/>
+          <w:lang w:val="ar_AE" w:bidi="ar_AE"/>
+        </w:rPr>
+      </w:r>
+    </w:p>
+    <w:p>
+      <w:pPr>
+        <w:bidi/>
+      </w:pPr>
+      <w:r>
+        <w:rPr>
+          <w:rtl/>
+          <w:cs/>
+          <w:lang w:val="ar_AE" w:bidi="ar_AE"/>
+        </w:rPr>
+      </w:r>
+      <w:r>
+        <w:rPr>
+          <w:rtl/>
+          <w:cs/>
           <w:lang w:val="ar_AE" w:bidi="ar_AE"/>
         </w:rPr>
         <w:t xml:space="preserve">ضرب الأنهار... شق البحر: انظر </w:t>
@@ -4002,6 +5008,8 @@
       <w:hyperlink r:id="rId88">
         <w:r>
           <w:rPr>
+            <w:rtl/>
+            <w:cs/>
             <w:lang w:val="ar_AE" w:bidi="ar_AE"/>
           </w:rPr>
           <w:rPr>
@@ -4013,6 +5021,8 @@
       </w:hyperlink>
       <w:r>
         <w:rPr>
+          <w:rtl/>
+          <w:cs/>
           <w:lang w:val="ar_AE" w:bidi="ar_AE"/>
         </w:rPr>
         <w:t xml:space="preserve">؛ </w:t>
@@ -4020,6 +5030,8 @@
       <w:hyperlink r:id="rId89">
         <w:r>
           <w:rPr>
+            <w:rtl/>
+            <w:cs/>
             <w:lang w:val="ar_AE" w:bidi="ar_AE"/>
           </w:rPr>
           <w:rPr>
@@ -4031,6 +5043,8 @@
       </w:hyperlink>
       <w:r>
         <w:rPr>
+          <w:rtl/>
+          <w:cs/>
           <w:lang w:val="ar_AE" w:bidi="ar_AE"/>
         </w:rPr>
         <w:t>. • مركبات الخلاص: يُعتبر ذلك صدى ساخرًا لمركبات المصريين التي طاردت بني إسرائيل عندما قادهم الله للهروب عبر بحر سوف (</w:t>
@@ -4038,6 +5052,8 @@
       <w:hyperlink r:id="rId90">
         <w:r>
           <w:rPr>
+            <w:rtl/>
+            <w:cs/>
             <w:lang w:val="ar_AE" w:bidi="ar_AE"/>
           </w:rPr>
           <w:rPr>
@@ -4049,27 +5065,35 @@
       </w:hyperlink>
       <w:r>
         <w:rPr>
+          <w:rtl/>
+          <w:cs/>
           <w:lang w:val="ar_AE" w:bidi="ar_AE"/>
         </w:rPr>
         <w:t>).</w:t>
       </w:r>
       <w:r>
         <w:rPr>
-          <w:lang w:val="ar_AE" w:bidi="ar_AE"/>
-        </w:rPr>
-      </w:r>
-      <w:r>
-        <w:rPr>
-          <w:lang w:val="ar_AE" w:bidi="ar_AE"/>
-        </w:rPr>
-      </w:r>
-    </w:p>
-    <w:p>
-      <w:pPr>
-        <w:bidi/>
-      </w:pPr>
-      <w:r>
-        <w:rPr>
+          <w:rtl/>
+          <w:cs/>
+          <w:lang w:val="ar_AE" w:bidi="ar_AE"/>
+        </w:rPr>
+      </w:r>
+      <w:r>
+        <w:rPr>
+          <w:rtl/>
+          <w:cs/>
+          <w:lang w:val="ar_AE" w:bidi="ar_AE"/>
+        </w:rPr>
+      </w:r>
+    </w:p>
+    <w:p>
+      <w:pPr>
+        <w:bidi/>
+      </w:pPr>
+      <w:r>
+        <w:rPr>
+          <w:rtl/>
+          <w:cs/>
           <w:lang w:val="ar_AE" w:bidi="ar_AE"/>
         </w:rPr>
       </w:r>
@@ -4081,27 +5105,35 @@
       </w:pPr>
       <w:r>
         <w:rPr>
+          <w:rtl/>
+          <w:cs/>
           <w:lang w:val="ar_AE" w:bidi="ar_AE"/>
         </w:rPr>
         <w:t>حبقوق 3: 8–15</w:t>
       </w:r>
       <w:r>
         <w:rPr>
-          <w:lang w:val="ar_AE" w:bidi="ar_AE"/>
-        </w:rPr>
-      </w:r>
-    </w:p>
-    <w:p>
-      <w:pPr>
-        <w:bidi/>
-      </w:pPr>
-      <w:r>
-        <w:rPr>
-          <w:lang w:val="ar_AE" w:bidi="ar_AE"/>
-        </w:rPr>
-      </w:r>
-      <w:r>
-        <w:rPr>
+          <w:rtl/>
+          <w:cs/>
+          <w:lang w:val="ar_AE" w:bidi="ar_AE"/>
+        </w:rPr>
+      </w:r>
+    </w:p>
+    <w:p>
+      <w:pPr>
+        <w:bidi/>
+      </w:pPr>
+      <w:r>
+        <w:rPr>
+          <w:rtl/>
+          <w:cs/>
+          <w:lang w:val="ar_AE" w:bidi="ar_AE"/>
+        </w:rPr>
+      </w:r>
+      <w:r>
+        <w:rPr>
+          <w:rtl/>
+          <w:cs/>
           <w:lang w:val="ar_AE" w:bidi="ar_AE"/>
         </w:rPr>
         <w:t>الرب هو المحارب ذا الطبيعة الإلهية الذي يحارب عن شعبه، يتحرك بقوة فدائية نيابة عنهم. يمتد موضوع الله بصفته المحارب ذا الطبيعة الإلهية عبر كل من العهد القديم والعهد الجديد: يُرى في خروج شعب إسرائيل من مصر، وتحركهم إلى جبل سيناء (</w:t>
@@ -4109,6 +5141,8 @@
       <w:hyperlink r:id="rId91">
         <w:r>
           <w:rPr>
+            <w:rtl/>
+            <w:cs/>
             <w:lang w:val="ar_AE" w:bidi="ar_AE"/>
           </w:rPr>
           <w:rPr>
@@ -4120,6 +5154,8 @@
       </w:hyperlink>
       <w:r>
         <w:rPr>
+          <w:rtl/>
+          <w:cs/>
           <w:lang w:val="ar_AE" w:bidi="ar_AE"/>
         </w:rPr>
         <w:t xml:space="preserve">)، واقترابهم من أرض الموعد من الجنوب، وانتصاراتهم في فترة الامتلاك المبكرة (مثلًا، </w:t>
@@ -4127,6 +5163,8 @@
       <w:hyperlink r:id="rId92">
         <w:r>
           <w:rPr>
+            <w:rtl/>
+            <w:cs/>
             <w:lang w:val="ar_AE" w:bidi="ar_AE"/>
           </w:rPr>
           <w:rPr>
@@ -4138,6 +5176,8 @@
       </w:hyperlink>
       <w:r>
         <w:rPr>
+          <w:rtl/>
+          <w:cs/>
           <w:lang w:val="ar_AE" w:bidi="ar_AE"/>
         </w:rPr>
         <w:t xml:space="preserve">؛ </w:t>
@@ -4145,6 +5185,8 @@
       <w:hyperlink r:id="rId93">
         <w:r>
           <w:rPr>
+            <w:rtl/>
+            <w:cs/>
             <w:lang w:val="ar_AE" w:bidi="ar_AE"/>
           </w:rPr>
           <w:rPr>
@@ -4156,6 +5198,8 @@
       </w:hyperlink>
       <w:r>
         <w:rPr>
+          <w:rtl/>
+          <w:cs/>
           <w:lang w:val="ar_AE" w:bidi="ar_AE"/>
         </w:rPr>
         <w:t xml:space="preserve">؛ </w:t>
@@ -4163,6 +5207,8 @@
       <w:hyperlink r:id="rId94">
         <w:r>
           <w:rPr>
+            <w:rtl/>
+            <w:cs/>
             <w:lang w:val="ar_AE" w:bidi="ar_AE"/>
           </w:rPr>
           <w:rPr>
@@ -4174,6 +5220,8 @@
       </w:hyperlink>
       <w:r>
         <w:rPr>
+          <w:rtl/>
+          <w:cs/>
           <w:lang w:val="ar_AE" w:bidi="ar_AE"/>
         </w:rPr>
         <w:t xml:space="preserve">؛ ومن العهد الجديد، مثال رئيسي هو </w:t>
@@ -4181,6 +5229,8 @@
       <w:hyperlink r:id="rId95">
         <w:r>
           <w:rPr>
+            <w:rtl/>
+            <w:cs/>
             <w:lang w:val="ar_AE" w:bidi="ar_AE"/>
           </w:rPr>
           <w:rPr>
@@ -4192,27 +5242,35 @@
       </w:hyperlink>
       <w:r>
         <w:rPr>
+          <w:rtl/>
+          <w:cs/>
           <w:lang w:val="ar_AE" w:bidi="ar_AE"/>
         </w:rPr>
         <w:t>).</w:t>
       </w:r>
       <w:r>
         <w:rPr>
-          <w:lang w:val="ar_AE" w:bidi="ar_AE"/>
-        </w:rPr>
-      </w:r>
-      <w:r>
-        <w:rPr>
-          <w:lang w:val="ar_AE" w:bidi="ar_AE"/>
-        </w:rPr>
-      </w:r>
-    </w:p>
-    <w:p>
-      <w:pPr>
-        <w:bidi/>
-      </w:pPr>
-      <w:r>
-        <w:rPr>
+          <w:rtl/>
+          <w:cs/>
+          <w:lang w:val="ar_AE" w:bidi="ar_AE"/>
+        </w:rPr>
+      </w:r>
+      <w:r>
+        <w:rPr>
+          <w:rtl/>
+          <w:cs/>
+          <w:lang w:val="ar_AE" w:bidi="ar_AE"/>
+        </w:rPr>
+      </w:r>
+    </w:p>
+    <w:p>
+      <w:pPr>
+        <w:bidi/>
+      </w:pPr>
+      <w:r>
+        <w:rPr>
+          <w:rtl/>
+          <w:cs/>
           <w:lang w:val="ar_AE" w:bidi="ar_AE"/>
         </w:rPr>
       </w:r>
@@ -4224,48 +5282,62 @@
       </w:pPr>
       <w:r>
         <w:rPr>
+          <w:rtl/>
+          <w:cs/>
           <w:lang w:val="ar_AE" w:bidi="ar_AE"/>
         </w:rPr>
         <w:t>حبقّوق 3: 9–11</w:t>
       </w:r>
       <w:r>
         <w:rPr>
-          <w:lang w:val="ar_AE" w:bidi="ar_AE"/>
-        </w:rPr>
-      </w:r>
-    </w:p>
-    <w:p>
-      <w:pPr>
-        <w:bidi/>
-      </w:pPr>
-      <w:r>
-        <w:rPr>
-          <w:lang w:val="ar_AE" w:bidi="ar_AE"/>
-        </w:rPr>
-      </w:r>
-      <w:r>
-        <w:rPr>
+          <w:rtl/>
+          <w:cs/>
+          <w:lang w:val="ar_AE" w:bidi="ar_AE"/>
+        </w:rPr>
+      </w:r>
+    </w:p>
+    <w:p>
+      <w:pPr>
+        <w:bidi/>
+      </w:pPr>
+      <w:r>
+        <w:rPr>
+          <w:rtl/>
+          <w:cs/>
+          <w:lang w:val="ar_AE" w:bidi="ar_AE"/>
+        </w:rPr>
+      </w:r>
+      <w:r>
+        <w:rPr>
+          <w:rtl/>
+          <w:cs/>
           <w:lang w:val="ar_AE" w:bidi="ar_AE"/>
         </w:rPr>
         <w:t>الله وحده هو الذي يتحكم في قوى العالم الطبيعي.</w:t>
       </w:r>
       <w:r>
         <w:rPr>
-          <w:lang w:val="ar_AE" w:bidi="ar_AE"/>
-        </w:rPr>
-      </w:r>
-      <w:r>
-        <w:rPr>
-          <w:lang w:val="ar_AE" w:bidi="ar_AE"/>
-        </w:rPr>
-      </w:r>
-    </w:p>
-    <w:p>
-      <w:pPr>
-        <w:bidi/>
-      </w:pPr>
-      <w:r>
-        <w:rPr>
+          <w:rtl/>
+          <w:cs/>
+          <w:lang w:val="ar_AE" w:bidi="ar_AE"/>
+        </w:rPr>
+      </w:r>
+      <w:r>
+        <w:rPr>
+          <w:rtl/>
+          <w:cs/>
+          <w:lang w:val="ar_AE" w:bidi="ar_AE"/>
+        </w:rPr>
+      </w:r>
+    </w:p>
+    <w:p>
+      <w:pPr>
+        <w:bidi/>
+      </w:pPr>
+      <w:r>
+        <w:rPr>
+          <w:rtl/>
+          <w:cs/>
           <w:lang w:val="ar_AE" w:bidi="ar_AE"/>
         </w:rPr>
       </w:r>
@@ -4277,45 +5349,59 @@
       </w:pPr>
       <w:r>
         <w:rPr>
+          <w:rtl/>
+          <w:cs/>
           <w:lang w:val="ar_AE" w:bidi="ar_AE"/>
         </w:rPr>
         <w:t>حبقّوق 3: 10</w:t>
       </w:r>
       <w:r>
         <w:rPr>
-          <w:lang w:val="ar_AE" w:bidi="ar_AE"/>
-        </w:rPr>
-      </w:r>
-    </w:p>
-    <w:p>
-      <w:pPr>
-        <w:bidi/>
-      </w:pPr>
-      <w:r>
-        <w:rPr>
-          <w:lang w:val="ar_AE" w:bidi="ar_AE"/>
-        </w:rPr>
-      </w:r>
-      <w:r>
-        <w:rPr>
+          <w:rtl/>
+          <w:cs/>
+          <w:lang w:val="ar_AE" w:bidi="ar_AE"/>
+        </w:rPr>
+      </w:r>
+    </w:p>
+    <w:p>
+      <w:pPr>
+        <w:bidi/>
+      </w:pPr>
+      <w:r>
+        <w:rPr>
+          <w:rtl/>
+          <w:cs/>
+          <w:lang w:val="ar_AE" w:bidi="ar_AE"/>
+        </w:rPr>
+      </w:r>
+      <w:r>
+        <w:rPr>
+          <w:rtl/>
+          <w:cs/>
           <w:lang w:val="ar_AE" w:bidi="ar_AE"/>
         </w:rPr>
         <w:t>ٱلْمِيَاهِ</w:t>
       </w:r>
       <w:r>
         <w:rPr>
+          <w:rtl/>
+          <w:cs/>
           <w:lang w:val="ar_AE" w:bidi="ar_AE"/>
         </w:rPr>
         <w:t xml:space="preserve">: راجع </w:t>
       </w:r>
       <w:r>
         <w:rPr>
+          <w:rtl/>
+          <w:cs/>
           <w:lang w:val="ar_AE" w:bidi="ar_AE"/>
         </w:rPr>
         <w:t>الملاحظات الدراسية على 3:8</w:t>
       </w:r>
       <w:r>
         <w:rPr>
+          <w:rtl/>
+          <w:cs/>
           <w:lang w:val="ar_AE" w:bidi="ar_AE"/>
         </w:rPr>
         <w:t xml:space="preserve">؛ وانظر أيضًا </w:t>
@@ -4323,6 +5409,8 @@
       <w:hyperlink r:id="rId91">
         <w:r>
           <w:rPr>
+            <w:rtl/>
+            <w:cs/>
             <w:lang w:val="ar_AE" w:bidi="ar_AE"/>
           </w:rPr>
           <w:rPr>
@@ -4334,27 +5422,35 @@
       </w:hyperlink>
       <w:r>
         <w:rPr>
+          <w:rtl/>
+          <w:cs/>
           <w:lang w:val="ar_AE" w:bidi="ar_AE"/>
         </w:rPr>
         <w:t>.</w:t>
       </w:r>
       <w:r>
         <w:rPr>
-          <w:lang w:val="ar_AE" w:bidi="ar_AE"/>
-        </w:rPr>
-      </w:r>
-      <w:r>
-        <w:rPr>
-          <w:lang w:val="ar_AE" w:bidi="ar_AE"/>
-        </w:rPr>
-      </w:r>
-    </w:p>
-    <w:p>
-      <w:pPr>
-        <w:bidi/>
-      </w:pPr>
-      <w:r>
-        <w:rPr>
+          <w:rtl/>
+          <w:cs/>
+          <w:lang w:val="ar_AE" w:bidi="ar_AE"/>
+        </w:rPr>
+      </w:r>
+      <w:r>
+        <w:rPr>
+          <w:rtl/>
+          <w:cs/>
+          <w:lang w:val="ar_AE" w:bidi="ar_AE"/>
+        </w:rPr>
+      </w:r>
+    </w:p>
+    <w:p>
+      <w:pPr>
+        <w:bidi/>
+      </w:pPr>
+      <w:r>
+        <w:rPr>
+          <w:rtl/>
+          <w:cs/>
           <w:lang w:val="ar_AE" w:bidi="ar_AE"/>
         </w:rPr>
       </w:r>
@@ -4366,33 +5462,43 @@
       </w:pPr>
       <w:r>
         <w:rPr>
+          <w:rtl/>
+          <w:cs/>
           <w:lang w:val="ar_AE" w:bidi="ar_AE"/>
         </w:rPr>
         <w:t>حبقوق 3: 11</w:t>
       </w:r>
       <w:r>
         <w:rPr>
-          <w:lang w:val="ar_AE" w:bidi="ar_AE"/>
-        </w:rPr>
-      </w:r>
-    </w:p>
-    <w:p>
-      <w:pPr>
-        <w:bidi/>
-      </w:pPr>
-      <w:r>
-        <w:rPr>
-          <w:lang w:val="ar_AE" w:bidi="ar_AE"/>
-        </w:rPr>
-      </w:r>
-      <w:r>
-        <w:rPr>
+          <w:rtl/>
+          <w:cs/>
+          <w:lang w:val="ar_AE" w:bidi="ar_AE"/>
+        </w:rPr>
+      </w:r>
+    </w:p>
+    <w:p>
+      <w:pPr>
+        <w:bidi/>
+      </w:pPr>
+      <w:r>
+        <w:rPr>
+          <w:rtl/>
+          <w:cs/>
+          <w:lang w:val="ar_AE" w:bidi="ar_AE"/>
+        </w:rPr>
+      </w:r>
+      <w:r>
+        <w:rPr>
+          <w:rtl/>
+          <w:cs/>
           <w:lang w:val="ar_AE" w:bidi="ar_AE"/>
         </w:rPr>
         <w:t>اَلشَّمْسُ وَٱلْقَمَرُ</w:t>
       </w:r>
       <w:r>
         <w:rPr>
+          <w:rtl/>
+          <w:cs/>
           <w:lang w:val="ar_AE" w:bidi="ar_AE"/>
         </w:rPr>
         <w:t xml:space="preserve">: انظر </w:t>
@@ -4400,6 +5506,8 @@
       <w:hyperlink r:id="rId96">
         <w:r>
           <w:rPr>
+            <w:rtl/>
+            <w:cs/>
             <w:lang w:val="ar_AE" w:bidi="ar_AE"/>
           </w:rPr>
           <w:rPr>
@@ -4411,27 +5519,35 @@
       </w:hyperlink>
       <w:r>
         <w:rPr>
+          <w:rtl/>
+          <w:cs/>
           <w:lang w:val="ar_AE" w:bidi="ar_AE"/>
         </w:rPr>
         <w:t>.</w:t>
       </w:r>
       <w:r>
         <w:rPr>
-          <w:lang w:val="ar_AE" w:bidi="ar_AE"/>
-        </w:rPr>
-      </w:r>
-      <w:r>
-        <w:rPr>
-          <w:lang w:val="ar_AE" w:bidi="ar_AE"/>
-        </w:rPr>
-      </w:r>
-    </w:p>
-    <w:p>
-      <w:pPr>
-        <w:bidi/>
-      </w:pPr>
-      <w:r>
-        <w:rPr>
+          <w:rtl/>
+          <w:cs/>
+          <w:lang w:val="ar_AE" w:bidi="ar_AE"/>
+        </w:rPr>
+      </w:r>
+      <w:r>
+        <w:rPr>
+          <w:rtl/>
+          <w:cs/>
+          <w:lang w:val="ar_AE" w:bidi="ar_AE"/>
+        </w:rPr>
+      </w:r>
+    </w:p>
+    <w:p>
+      <w:pPr>
+        <w:bidi/>
+      </w:pPr>
+      <w:r>
+        <w:rPr>
+          <w:rtl/>
+          <w:cs/>
           <w:lang w:val="ar_AE" w:bidi="ar_AE"/>
         </w:rPr>
       </w:r>
@@ -4443,33 +5559,43 @@
       </w:pPr>
       <w:r>
         <w:rPr>
+          <w:rtl/>
+          <w:cs/>
           <w:lang w:val="ar_AE" w:bidi="ar_AE"/>
         </w:rPr>
         <w:t>حبقوق 3: 15</w:t>
       </w:r>
       <w:r>
         <w:rPr>
-          <w:lang w:val="ar_AE" w:bidi="ar_AE"/>
-        </w:rPr>
-      </w:r>
-    </w:p>
-    <w:p>
-      <w:pPr>
-        <w:bidi/>
-      </w:pPr>
-      <w:r>
-        <w:rPr>
-          <w:lang w:val="ar_AE" w:bidi="ar_AE"/>
-        </w:rPr>
-      </w:r>
-      <w:r>
-        <w:rPr>
+          <w:rtl/>
+          <w:cs/>
+          <w:lang w:val="ar_AE" w:bidi="ar_AE"/>
+        </w:rPr>
+      </w:r>
+    </w:p>
+    <w:p>
+      <w:pPr>
+        <w:bidi/>
+      </w:pPr>
+      <w:r>
+        <w:rPr>
+          <w:rtl/>
+          <w:cs/>
+          <w:lang w:val="ar_AE" w:bidi="ar_AE"/>
+        </w:rPr>
+      </w:r>
+      <w:r>
+        <w:rPr>
+          <w:rtl/>
+          <w:cs/>
           <w:lang w:val="ar_AE" w:bidi="ar_AE"/>
         </w:rPr>
         <w:t>ٱلْبَحْرَ .. ٱلْمِيَاهِ</w:t>
       </w:r>
       <w:r>
         <w:rPr>
+          <w:rtl/>
+          <w:cs/>
           <w:lang w:val="ar_AE" w:bidi="ar_AE"/>
         </w:rPr>
         <w:t>: ينتهي القسم كما بدأ (</w:t>
@@ -4477,6 +5603,8 @@
       <w:hyperlink r:id="rId80">
         <w:r>
           <w:rPr>
+            <w:rtl/>
+            <w:cs/>
             <w:lang w:val="ar_AE" w:bidi="ar_AE"/>
           </w:rPr>
           <w:rPr>
@@ -4488,27 +5616,35 @@
       </w:hyperlink>
       <w:r>
         <w:rPr>
+          <w:rtl/>
+          <w:cs/>
           <w:lang w:val="ar_AE" w:bidi="ar_AE"/>
         </w:rPr>
         <w:t>).</w:t>
       </w:r>
       <w:r>
         <w:rPr>
-          <w:lang w:val="ar_AE" w:bidi="ar_AE"/>
-        </w:rPr>
-      </w:r>
-      <w:r>
-        <w:rPr>
-          <w:lang w:val="ar_AE" w:bidi="ar_AE"/>
-        </w:rPr>
-      </w:r>
-    </w:p>
-    <w:p>
-      <w:pPr>
-        <w:bidi/>
-      </w:pPr>
-      <w:r>
-        <w:rPr>
+          <w:rtl/>
+          <w:cs/>
+          <w:lang w:val="ar_AE" w:bidi="ar_AE"/>
+        </w:rPr>
+      </w:r>
+      <w:r>
+        <w:rPr>
+          <w:rtl/>
+          <w:cs/>
+          <w:lang w:val="ar_AE" w:bidi="ar_AE"/>
+        </w:rPr>
+      </w:r>
+    </w:p>
+    <w:p>
+      <w:pPr>
+        <w:bidi/>
+      </w:pPr>
+      <w:r>
+        <w:rPr>
+          <w:rtl/>
+          <w:cs/>
           <w:lang w:val="ar_AE" w:bidi="ar_AE"/>
         </w:rPr>
       </w:r>
@@ -4520,27 +5656,35 @@
       </w:pPr>
       <w:r>
         <w:rPr>
+          <w:rtl/>
+          <w:cs/>
           <w:lang w:val="ar_AE" w:bidi="ar_AE"/>
         </w:rPr>
         <w:t>حبقوق 3: 16</w:t>
       </w:r>
       <w:r>
         <w:rPr>
-          <w:lang w:val="ar_AE" w:bidi="ar_AE"/>
-        </w:rPr>
-      </w:r>
-    </w:p>
-    <w:p>
-      <w:pPr>
-        <w:bidi/>
-      </w:pPr>
-      <w:r>
-        <w:rPr>
-          <w:lang w:val="ar_AE" w:bidi="ar_AE"/>
-        </w:rPr>
-      </w:r>
-      <w:r>
-        <w:rPr>
+          <w:rtl/>
+          <w:cs/>
+          <w:lang w:val="ar_AE" w:bidi="ar_AE"/>
+        </w:rPr>
+      </w:r>
+    </w:p>
+    <w:p>
+      <w:pPr>
+        <w:bidi/>
+      </w:pPr>
+      <w:r>
+        <w:rPr>
+          <w:rtl/>
+          <w:cs/>
+          <w:lang w:val="ar_AE" w:bidi="ar_AE"/>
+        </w:rPr>
+      </w:r>
+      <w:r>
+        <w:rPr>
+          <w:rtl/>
+          <w:cs/>
           <w:lang w:val="ar_AE" w:bidi="ar_AE"/>
         </w:rPr>
         <w:t>على الرغم من أن الإدراك الكامل لقدرة الله العظيمة استنزف قوة حبقوق إلى درجة أنه ارتجف</w:t>
@@ -4548,12 +5692,16 @@
       <w:r>
         <w:rPr>
           <w:i/>
+          <w:rtl/>
+          <w:cs/>
           <w:lang w:val="ar_AE" w:bidi="ar_AE"/>
         </w:rPr>
         <w:t>،</w:t>
       </w:r>
       <w:r>
         <w:rPr>
+          <w:rtl/>
+          <w:cs/>
           <w:lang w:val="ar_AE" w:bidi="ar_AE"/>
         </w:rPr>
         <w:t xml:space="preserve"> إلا أنه سينتظر بهدوء (انظر </w:t>
@@ -4561,6 +5709,8 @@
       <w:hyperlink r:id="rId97">
         <w:r>
           <w:rPr>
+            <w:rtl/>
+            <w:cs/>
             <w:lang w:val="ar_AE" w:bidi="ar_AE"/>
           </w:rPr>
           <w:rPr>
@@ -4572,27 +5722,35 @@
       </w:hyperlink>
       <w:r>
         <w:rPr>
+          <w:rtl/>
+          <w:cs/>
           <w:lang w:val="ar_AE" w:bidi="ar_AE"/>
         </w:rPr>
         <w:t>) نزول دينونة الله.</w:t>
       </w:r>
       <w:r>
         <w:rPr>
-          <w:lang w:val="ar_AE" w:bidi="ar_AE"/>
-        </w:rPr>
-      </w:r>
-      <w:r>
-        <w:rPr>
-          <w:lang w:val="ar_AE" w:bidi="ar_AE"/>
-        </w:rPr>
-      </w:r>
-    </w:p>
-    <w:p>
-      <w:pPr>
-        <w:bidi/>
-      </w:pPr>
-      <w:r>
-        <w:rPr>
+          <w:rtl/>
+          <w:cs/>
+          <w:lang w:val="ar_AE" w:bidi="ar_AE"/>
+        </w:rPr>
+      </w:r>
+      <w:r>
+        <w:rPr>
+          <w:rtl/>
+          <w:cs/>
+          <w:lang w:val="ar_AE" w:bidi="ar_AE"/>
+        </w:rPr>
+      </w:r>
+    </w:p>
+    <w:p>
+      <w:pPr>
+        <w:bidi/>
+      </w:pPr>
+      <w:r>
+        <w:rPr>
+          <w:rtl/>
+          <w:cs/>
           <w:lang w:val="ar_AE" w:bidi="ar_AE"/>
         </w:rPr>
       </w:r>
@@ -4604,27 +5762,35 @@
       </w:pPr>
       <w:r>
         <w:rPr>
+          <w:rtl/>
+          <w:cs/>
           <w:lang w:val="ar_AE" w:bidi="ar_AE"/>
         </w:rPr>
         <w:t>حبقوق 3: 17–19</w:t>
       </w:r>
       <w:r>
         <w:rPr>
-          <w:lang w:val="ar_AE" w:bidi="ar_AE"/>
-        </w:rPr>
-      </w:r>
-    </w:p>
-    <w:p>
-      <w:pPr>
-        <w:bidi/>
-      </w:pPr>
-      <w:r>
-        <w:rPr>
-          <w:lang w:val="ar_AE" w:bidi="ar_AE"/>
-        </w:rPr>
-      </w:r>
-      <w:r>
-        <w:rPr>
+          <w:rtl/>
+          <w:cs/>
+          <w:lang w:val="ar_AE" w:bidi="ar_AE"/>
+        </w:rPr>
+      </w:r>
+    </w:p>
+    <w:p>
+      <w:pPr>
+        <w:bidi/>
+      </w:pPr>
+      <w:r>
+        <w:rPr>
+          <w:rtl/>
+          <w:cs/>
+          <w:lang w:val="ar_AE" w:bidi="ar_AE"/>
+        </w:rPr>
+      </w:r>
+      <w:r>
+        <w:rPr>
+          <w:rtl/>
+          <w:cs/>
           <w:lang w:val="ar_AE" w:bidi="ar_AE"/>
         </w:rPr>
         <w:t>بعدما ذكر حبقوق أعمال الله العظيمة في الفداء (</w:t>
@@ -4632,6 +5798,8 @@
       <w:hyperlink r:id="rId98">
         <w:r>
           <w:rPr>
+            <w:rtl/>
+            <w:cs/>
             <w:lang w:val="ar_AE" w:bidi="ar_AE"/>
           </w:rPr>
           <w:rPr>
@@ -4643,6 +5811,8 @@
       </w:hyperlink>
       <w:r>
         <w:rPr>
+          <w:rtl/>
+          <w:cs/>
           <w:lang w:val="ar_AE" w:bidi="ar_AE"/>
         </w:rPr>
         <w:t>)، وتوقف للتفكر فيها (</w:t>
@@ -4650,6 +5820,8 @@
       <w:hyperlink r:id="rId99">
         <w:r>
           <w:rPr>
+            <w:rtl/>
+            <w:cs/>
             <w:lang w:val="ar_AE" w:bidi="ar_AE"/>
           </w:rPr>
           <w:rPr>
@@ -4661,30 +5833,40 @@
       </w:hyperlink>
       <w:r>
         <w:rPr>
+          <w:rtl/>
+          <w:cs/>
           <w:lang w:val="ar_AE" w:bidi="ar_AE"/>
         </w:rPr>
         <w:t xml:space="preserve">)، يؤكد الآن على ثقته في الله ويختتم صلاته. • </w:t>
       </w:r>
       <w:r>
         <w:rPr>
+          <w:rtl/>
+          <w:cs/>
           <w:lang w:val="ar_AE" w:bidi="ar_AE"/>
         </w:rPr>
         <w:t>فَمَعَ أَنَّهُ</w:t>
       </w:r>
       <w:r>
         <w:rPr>
+          <w:rtl/>
+          <w:cs/>
           <w:lang w:val="ar_AE" w:bidi="ar_AE"/>
         </w:rPr>
         <w:t xml:space="preserve">... </w:t>
       </w:r>
       <w:r>
         <w:rPr>
+          <w:rtl/>
+          <w:cs/>
           <w:lang w:val="ar_AE" w:bidi="ar_AE"/>
         </w:rPr>
         <w:t>فَإِنِّي أَبْتَهِجُ</w:t>
       </w:r>
       <w:r>
         <w:rPr>
+          <w:rtl/>
+          <w:cs/>
           <w:lang w:val="ar_AE" w:bidi="ar_AE"/>
         </w:rPr>
         <w:t>: حتى وإن لم يسكب الله بركات مادية على شعبه مرة أخرى، فإنه لا يزال يستحق كل الثقة والتسبيح الذي يمكنهم تقديمه له. مهما حدث، يمكن للنبي أن يفرح</w:t>
@@ -4692,33 +5874,43 @@
       <w:r>
         <w:rPr>
           <w:i/>
+          <w:rtl/>
+          <w:cs/>
           <w:lang w:val="ar_AE" w:bidi="ar_AE"/>
         </w:rPr>
         <w:t>،</w:t>
       </w:r>
       <w:r>
         <w:rPr>
+          <w:rtl/>
+          <w:cs/>
           <w:lang w:val="ar_AE" w:bidi="ar_AE"/>
         </w:rPr>
         <w:t xml:space="preserve"> عالمًا أن الرب ليس فادي إسرائيل فقط، بل هو مصدر خلاص خاصته أيضًا.</w:t>
       </w:r>
       <w:r>
         <w:rPr>
-          <w:lang w:val="ar_AE" w:bidi="ar_AE"/>
-        </w:rPr>
-      </w:r>
-      <w:r>
-        <w:rPr>
-          <w:lang w:val="ar_AE" w:bidi="ar_AE"/>
-        </w:rPr>
-      </w:r>
-    </w:p>
-    <w:p>
-      <w:pPr>
-        <w:bidi/>
-      </w:pPr>
-      <w:r>
-        <w:rPr>
+          <w:rtl/>
+          <w:cs/>
+          <w:lang w:val="ar_AE" w:bidi="ar_AE"/>
+        </w:rPr>
+      </w:r>
+      <w:r>
+        <w:rPr>
+          <w:rtl/>
+          <w:cs/>
+          <w:lang w:val="ar_AE" w:bidi="ar_AE"/>
+        </w:rPr>
+      </w:r>
+    </w:p>
+    <w:p>
+      <w:pPr>
+        <w:bidi/>
+      </w:pPr>
+      <w:r>
+        <w:rPr>
+          <w:rtl/>
+          <w:cs/>
           <w:lang w:val="ar_AE" w:bidi="ar_AE"/>
         </w:rPr>
       </w:r>
@@ -4730,27 +5922,35 @@
       </w:pPr>
       <w:r>
         <w:rPr>
+          <w:rtl/>
+          <w:cs/>
           <w:lang w:val="ar_AE" w:bidi="ar_AE"/>
         </w:rPr>
         <w:t>حبقّوق ٣: ١٩</w:t>
       </w:r>
       <w:r>
         <w:rPr>
-          <w:lang w:val="ar_AE" w:bidi="ar_AE"/>
-        </w:rPr>
-      </w:r>
-    </w:p>
-    <w:p>
-      <w:pPr>
-        <w:bidi/>
-      </w:pPr>
-      <w:r>
-        <w:rPr>
-          <w:lang w:val="ar_AE" w:bidi="ar_AE"/>
-        </w:rPr>
-      </w:r>
-      <w:r>
-        <w:rPr>
+          <w:rtl/>
+          <w:cs/>
+          <w:lang w:val="ar_AE" w:bidi="ar_AE"/>
+        </w:rPr>
+      </w:r>
+    </w:p>
+    <w:p>
+      <w:pPr>
+        <w:bidi/>
+      </w:pPr>
+      <w:r>
+        <w:rPr>
+          <w:rtl/>
+          <w:cs/>
+          <w:lang w:val="ar_AE" w:bidi="ar_AE"/>
+        </w:rPr>
+      </w:r>
+      <w:r>
+        <w:rPr>
+          <w:rtl/>
+          <w:cs/>
           <w:lang w:val="ar_AE" w:bidi="ar_AE"/>
         </w:rPr>
         <w:t>كان حبقوق مدينًا بكل قوة يمتلكها للرب كلي السيادة</w:t>
@@ -4758,12 +5958,16 @@
       <w:r>
         <w:rPr>
           <w:i/>
+          <w:rtl/>
+          <w:cs/>
           <w:lang w:val="ar_AE" w:bidi="ar_AE"/>
         </w:rPr>
         <w:t>،</w:t>
       </w:r>
       <w:r>
         <w:rPr>
+          <w:rtl/>
+          <w:cs/>
           <w:lang w:val="ar_AE" w:bidi="ar_AE"/>
         </w:rPr>
         <w:t xml:space="preserve"> مخلصه (</w:t>
@@ -4771,6 +5975,8 @@
       <w:hyperlink r:id="rId100">
         <w:r>
           <w:rPr>
+            <w:rtl/>
+            <w:cs/>
             <w:lang w:val="ar_AE" w:bidi="ar_AE"/>
           </w:rPr>
           <w:rPr>
@@ -4782,6 +5988,8 @@
       </w:hyperlink>
       <w:r>
         <w:rPr>
+          <w:rtl/>
+          <w:cs/>
           <w:lang w:val="ar_AE" w:bidi="ar_AE"/>
         </w:rPr>
         <w:t xml:space="preserve">). قارن حبقوق صعوده الروحي بالصعود السريع للغزال إلى قمم الجبال وتحركه بسهولة ورشاقة فوقها (انظر </w:t>
@@ -4789,6 +5997,8 @@
       <w:hyperlink r:id="rId101">
         <w:r>
           <w:rPr>
+            <w:rtl/>
+            <w:cs/>
             <w:lang w:val="ar_AE" w:bidi="ar_AE"/>
           </w:rPr>
           <w:rPr>
@@ -4800,17 +6010,23 @@
       </w:hyperlink>
       <w:r>
         <w:rPr>
+          <w:rtl/>
+          <w:cs/>
           <w:lang w:val="ar_AE" w:bidi="ar_AE"/>
         </w:rPr>
         <w:t>).</w:t>
       </w:r>
       <w:r>
         <w:rPr>
-          <w:lang w:val="ar_AE" w:bidi="ar_AE"/>
-        </w:rPr>
-      </w:r>
-      <w:r>
-        <w:rPr>
+          <w:rtl/>
+          <w:cs/>
+          <w:lang w:val="ar_AE" w:bidi="ar_AE"/>
+        </w:rPr>
+      </w:r>
+      <w:r>
+        <w:rPr>
+          <w:rtl/>
+          <w:cs/>
           <w:lang w:val="ar_AE" w:bidi="ar_AE"/>
         </w:rPr>
       </w:r>

--- a/arb/docx/35.content.docx
+++ b/arb/docx/35.content.docx
@@ -326,20 +326,14 @@
         </w:rPr>
         <w:t xml:space="preserve">) تحدد أن السفر وحي من الله عبر نبيه (انظر </w:t>
       </w:r>
-      <w:hyperlink r:id="rId13">
-        <w:r>
-          <w:rPr>
-            <w:rtl/>
-            <w:cs/>
-            <w:lang w:val="ar_AE" w:bidi="ar_AE"/>
-          </w:rPr>
-          <w:rPr>
-            <w:color w:val="0000EE"/>
-            <w:u w:val="single"/>
-          </w:rPr>
-          <w:t>ناحوم 1:1</w:t>
-        </w:r>
-      </w:hyperlink>
+      <w:r>
+        <w:rPr>
+          <w:rtl/>
+          <w:cs/>
+          <w:lang w:val="ar_AE" w:bidi="ar_AE"/>
+        </w:rPr>
+        <w:t>ناحوم 1:1</w:t>
+      </w:r>
       <w:r>
         <w:rPr>
           <w:rtl/>
@@ -348,20 +342,14 @@
         </w:rPr>
         <w:t xml:space="preserve">؛ </w:t>
       </w:r>
-      <w:hyperlink r:id="rId14">
-        <w:r>
-          <w:rPr>
-            <w:rtl/>
-            <w:cs/>
-            <w:lang w:val="ar_AE" w:bidi="ar_AE"/>
-          </w:rPr>
-          <w:rPr>
-            <w:color w:val="0000EE"/>
-            <w:u w:val="single"/>
-          </w:rPr>
-          <w:t>ملاخي 1:1</w:t>
-        </w:r>
-      </w:hyperlink>
+      <w:r>
+        <w:rPr>
+          <w:rtl/>
+          <w:cs/>
+          <w:lang w:val="ar_AE" w:bidi="ar_AE"/>
+        </w:rPr>
+        <w:t>ملاخي 1:1</w:t>
+      </w:r>
       <w:r>
         <w:rPr>
           <w:rtl/>
@@ -445,20 +433,14 @@
         </w:rPr>
         <w:t xml:space="preserve"> في كثير من الأحيان يُبين نمط النداء والإجابة في الكتاب المقدس ثقة المتحدث في الله بصفته الملاذ أو المرشد (انظر </w:t>
       </w:r>
-      <w:hyperlink r:id="rId15">
-        <w:r>
-          <w:rPr>
-            <w:rtl/>
-            <w:cs/>
-            <w:lang w:val="ar_AE" w:bidi="ar_AE"/>
-          </w:rPr>
-          <w:rPr>
-            <w:color w:val="0000EE"/>
-            <w:u w:val="single"/>
-          </w:rPr>
-          <w:t>مزمور 102:1–2</w:t>
-        </w:r>
-      </w:hyperlink>
+      <w:r>
+        <w:rPr>
+          <w:rtl/>
+          <w:cs/>
+          <w:lang w:val="ar_AE" w:bidi="ar_AE"/>
+        </w:rPr>
+        <w:t>مزمور 102:1–2</w:t>
+      </w:r>
       <w:r>
         <w:rPr>
           <w:rtl/>
@@ -467,20 +449,14 @@
         </w:rPr>
         <w:t>) ويشير إلى التواصل الحميم بين المؤمن والله (</w:t>
       </w:r>
-      <w:hyperlink r:id="rId16">
-        <w:r>
-          <w:rPr>
-            <w:rtl/>
-            <w:cs/>
-            <w:lang w:val="ar_AE" w:bidi="ar_AE"/>
-          </w:rPr>
-          <w:rPr>
-            <w:color w:val="0000EE"/>
-            <w:u w:val="single"/>
-          </w:rPr>
-          <w:t>مزمور 145:18</w:t>
-        </w:r>
-      </w:hyperlink>
+      <w:r>
+        <w:rPr>
+          <w:rtl/>
+          <w:cs/>
+          <w:lang w:val="ar_AE" w:bidi="ar_AE"/>
+        </w:rPr>
+        <w:t>مزمور 145:18</w:t>
+      </w:r>
       <w:r>
         <w:rPr>
           <w:rtl/>
@@ -489,20 +465,14 @@
         </w:rPr>
         <w:t xml:space="preserve">؛ </w:t>
       </w:r>
-      <w:hyperlink r:id="rId17">
-        <w:r>
-          <w:rPr>
-            <w:rtl/>
-            <w:cs/>
-            <w:lang w:val="ar_AE" w:bidi="ar_AE"/>
-          </w:rPr>
-          <w:rPr>
-            <w:color w:val="0000EE"/>
-            <w:u w:val="single"/>
-          </w:rPr>
-          <w:t>إشعياء 65:24</w:t>
-        </w:r>
-      </w:hyperlink>
+      <w:r>
+        <w:rPr>
+          <w:rtl/>
+          <w:cs/>
+          <w:lang w:val="ar_AE" w:bidi="ar_AE"/>
+        </w:rPr>
+        <w:t>إشعياء 65:24</w:t>
+      </w:r>
       <w:r>
         <w:rPr>
           <w:rtl/>
@@ -578,20 +548,14 @@
         </w:rPr>
         <w:t>بالنسبة إلى حبقّوق، بدا الله غير مكترث بالشر الذي ينتشر في المجتمع في يهوذا (</w:t>
       </w:r>
-      <w:hyperlink r:id="rId18">
-        <w:r>
-          <w:rPr>
-            <w:rtl/>
-            <w:cs/>
-            <w:lang w:val="ar_AE" w:bidi="ar_AE"/>
-          </w:rPr>
-          <w:rPr>
-            <w:color w:val="0000EE"/>
-            <w:u w:val="single"/>
-          </w:rPr>
-          <w:t>1:3–4</w:t>
-        </w:r>
-      </w:hyperlink>
+      <w:r>
+        <w:rPr>
+          <w:rtl/>
+          <w:cs/>
+          <w:lang w:val="ar_AE" w:bidi="ar_AE"/>
+        </w:rPr>
+        <w:t>1:3–4</w:t>
+      </w:r>
       <w:r>
         <w:rPr>
           <w:rtl/>
@@ -600,20 +564,14 @@
         </w:rPr>
         <w:t>) وغير مستجيب لشكاواه (</w:t>
       </w:r>
-      <w:hyperlink r:id="rId19">
-        <w:r>
-          <w:rPr>
-            <w:rtl/>
-            <w:cs/>
-            <w:lang w:val="ar_AE" w:bidi="ar_AE"/>
-          </w:rPr>
-          <w:rPr>
-            <w:color w:val="0000EE"/>
-            <w:u w:val="single"/>
-          </w:rPr>
-          <w:t>1:2</w:t>
-        </w:r>
-      </w:hyperlink>
+      <w:r>
+        <w:rPr>
+          <w:rtl/>
+          <w:cs/>
+          <w:lang w:val="ar_AE" w:bidi="ar_AE"/>
+        </w:rPr>
+        <w:t>1:2</w:t>
+      </w:r>
       <w:r>
         <w:rPr>
           <w:rtl/>
@@ -772,20 +730,14 @@
         </w:rPr>
         <w:t xml:space="preserve">يعرب حبقوق عن قلقه بشأن الظلم وانعدام البر الذي شاهده في كل مكان من حوله (انظر </w:t>
       </w:r>
-      <w:hyperlink r:id="rId20">
-        <w:r>
-          <w:rPr>
-            <w:rtl/>
-            <w:cs/>
-            <w:lang w:val="ar_AE" w:bidi="ar_AE"/>
-          </w:rPr>
-          <w:rPr>
-            <w:color w:val="0000EE"/>
-            <w:u w:val="single"/>
-          </w:rPr>
-          <w:t>1:12–13</w:t>
-        </w:r>
-      </w:hyperlink>
+      <w:r>
+        <w:rPr>
+          <w:rtl/>
+          <w:cs/>
+          <w:lang w:val="ar_AE" w:bidi="ar_AE"/>
+        </w:rPr>
+        <w:t>1:12–13</w:t>
+      </w:r>
       <w:r>
         <w:rPr>
           <w:rtl/>
@@ -794,20 +746,14 @@
         </w:rPr>
         <w:t xml:space="preserve">؛ </w:t>
       </w:r>
-      <w:hyperlink r:id="rId21">
-        <w:r>
-          <w:rPr>
-            <w:rtl/>
-            <w:cs/>
-            <w:lang w:val="ar_AE" w:bidi="ar_AE"/>
-          </w:rPr>
-          <w:rPr>
-            <w:color w:val="0000EE"/>
-            <w:u w:val="single"/>
-          </w:rPr>
-          <w:t>2:4</w:t>
-        </w:r>
-      </w:hyperlink>
+      <w:r>
+        <w:rPr>
+          <w:rtl/>
+          <w:cs/>
+          <w:lang w:val="ar_AE" w:bidi="ar_AE"/>
+        </w:rPr>
+        <w:t>2:4</w:t>
+      </w:r>
       <w:r>
         <w:rPr>
           <w:rtl/>
@@ -816,20 +762,14 @@
         </w:rPr>
         <w:t xml:space="preserve">، </w:t>
       </w:r>
-      <w:hyperlink r:id="rId22">
-        <w:r>
-          <w:rPr>
-            <w:rtl/>
-            <w:cs/>
-            <w:lang w:val="ar_AE" w:bidi="ar_AE"/>
-          </w:rPr>
-          <w:rPr>
-            <w:color w:val="0000EE"/>
-            <w:u w:val="single"/>
-          </w:rPr>
-          <w:t>9</w:t>
-        </w:r>
-      </w:hyperlink>
+      <w:r>
+        <w:rPr>
+          <w:rtl/>
+          <w:cs/>
+          <w:lang w:val="ar_AE" w:bidi="ar_AE"/>
+        </w:rPr>
+        <w:t>9</w:t>
+      </w:r>
       <w:r>
         <w:rPr>
           <w:rtl/>
@@ -947,20 +887,14 @@
         </w:rPr>
         <w:t xml:space="preserve"> في </w:t>
       </w:r>
-      <w:hyperlink r:id="rId23">
-        <w:r>
-          <w:rPr>
-            <w:rtl/>
-            <w:cs/>
-            <w:lang w:val="ar_AE" w:bidi="ar_AE"/>
-          </w:rPr>
-          <w:rPr>
-            <w:color w:val="0000EE"/>
-            <w:u w:val="single"/>
-          </w:rPr>
-          <w:t>1:3</w:t>
-        </w:r>
-      </w:hyperlink>
+      <w:r>
+        <w:rPr>
+          <w:rtl/>
+          <w:cs/>
+          <w:lang w:val="ar_AE" w:bidi="ar_AE"/>
+        </w:rPr>
+        <w:t>1:3</w:t>
+      </w:r>
       <w:r>
         <w:rPr>
           <w:rtl/>
@@ -969,20 +903,14 @@
         </w:rPr>
         <w:t xml:space="preserve">. يشكل هذا رابطًا أدبيًا بين أسئلة حبقّوق في </w:t>
       </w:r>
-      <w:hyperlink r:id="rId23">
-        <w:r>
-          <w:rPr>
-            <w:rtl/>
-            <w:cs/>
-            <w:lang w:val="ar_AE" w:bidi="ar_AE"/>
-          </w:rPr>
-          <w:rPr>
-            <w:color w:val="0000EE"/>
-            <w:u w:val="single"/>
-          </w:rPr>
-          <w:t>1:3</w:t>
-        </w:r>
-      </w:hyperlink>
+      <w:r>
+        <w:rPr>
+          <w:rtl/>
+          <w:cs/>
+          <w:lang w:val="ar_AE" w:bidi="ar_AE"/>
+        </w:rPr>
+        <w:t>1:3</w:t>
+      </w:r>
       <w:r>
         <w:rPr>
           <w:rtl/>
@@ -991,20 +919,14 @@
         </w:rPr>
         <w:t xml:space="preserve"> وإجابة الله في </w:t>
       </w:r>
-      <w:hyperlink r:id="rId24">
-        <w:r>
-          <w:rPr>
-            <w:rtl/>
-            <w:cs/>
-            <w:lang w:val="ar_AE" w:bidi="ar_AE"/>
-          </w:rPr>
-          <w:rPr>
-            <w:color w:val="0000EE"/>
-            <w:u w:val="single"/>
-          </w:rPr>
-          <w:t>1:5–11</w:t>
-        </w:r>
-      </w:hyperlink>
+      <w:r>
+        <w:rPr>
+          <w:rtl/>
+          <w:cs/>
+          <w:lang w:val="ar_AE" w:bidi="ar_AE"/>
+        </w:rPr>
+        <w:t>1:5–11</w:t>
+      </w:r>
       <w:r>
         <w:rPr>
           <w:rtl/>
@@ -1256,20 +1178,14 @@
         </w:rPr>
         <w:t xml:space="preserve"> والنسور تعكس السرعة والشراسة والطبيعة المفترسة لهجمات البابليين على يهوذا (انظر </w:t>
       </w:r>
-      <w:hyperlink r:id="rId25">
-        <w:r>
-          <w:rPr>
-            <w:rtl/>
-            <w:cs/>
-            <w:lang w:val="ar_AE" w:bidi="ar_AE"/>
-          </w:rPr>
-          <w:rPr>
-            <w:color w:val="0000EE"/>
-            <w:u w:val="single"/>
-          </w:rPr>
-          <w:t>إرميا 4:13</w:t>
-        </w:r>
-      </w:hyperlink>
+      <w:r>
+        <w:rPr>
+          <w:rtl/>
+          <w:cs/>
+          <w:lang w:val="ar_AE" w:bidi="ar_AE"/>
+        </w:rPr>
+        <w:t>إرميا 4:13</w:t>
+      </w:r>
       <w:r>
         <w:rPr>
           <w:rtl/>
@@ -1278,20 +1194,14 @@
         </w:rPr>
         <w:t xml:space="preserve">؛ </w:t>
       </w:r>
-      <w:hyperlink r:id="rId26">
-        <w:r>
-          <w:rPr>
-            <w:rtl/>
-            <w:cs/>
-            <w:lang w:val="ar_AE" w:bidi="ar_AE"/>
-          </w:rPr>
-          <w:rPr>
-            <w:color w:val="0000EE"/>
-            <w:u w:val="single"/>
-          </w:rPr>
-          <w:t>48:40</w:t>
-        </w:r>
-      </w:hyperlink>
+      <w:r>
+        <w:rPr>
+          <w:rtl/>
+          <w:cs/>
+          <w:lang w:val="ar_AE" w:bidi="ar_AE"/>
+        </w:rPr>
+        <w:t>48:40</w:t>
+      </w:r>
       <w:r>
         <w:rPr>
           <w:rtl/>
@@ -1300,20 +1210,14 @@
         </w:rPr>
         <w:t xml:space="preserve">؛ </w:t>
       </w:r>
-      <w:hyperlink r:id="rId27">
-        <w:r>
-          <w:rPr>
-            <w:rtl/>
-            <w:cs/>
-            <w:lang w:val="ar_AE" w:bidi="ar_AE"/>
-          </w:rPr>
-          <w:rPr>
-            <w:color w:val="0000EE"/>
-            <w:u w:val="single"/>
-          </w:rPr>
-          <w:t>49:22</w:t>
-        </w:r>
-      </w:hyperlink>
+      <w:r>
+        <w:rPr>
+          <w:rtl/>
+          <w:cs/>
+          <w:lang w:val="ar_AE" w:bidi="ar_AE"/>
+        </w:rPr>
+        <w:t>49:22</w:t>
+      </w:r>
       <w:r>
         <w:rPr>
           <w:rtl/>
@@ -1389,20 +1293,14 @@
         </w:rPr>
         <w:t xml:space="preserve">قام البابليون بالفعل بأسر العديد من سكان يهوذا ونقلهم إلى السبي بين عامي 605 و586 قبل الميلاد (انظر </w:t>
       </w:r>
-      <w:hyperlink r:id="rId28">
-        <w:r>
-          <w:rPr>
-            <w:rtl/>
-            <w:cs/>
-            <w:lang w:val="ar_AE" w:bidi="ar_AE"/>
-          </w:rPr>
-          <w:rPr>
-            <w:color w:val="0000EE"/>
-            <w:u w:val="single"/>
-          </w:rPr>
-          <w:t>دانيال 1:1–3</w:t>
-        </w:r>
-      </w:hyperlink>
+      <w:r>
+        <w:rPr>
+          <w:rtl/>
+          <w:cs/>
+          <w:lang w:val="ar_AE" w:bidi="ar_AE"/>
+        </w:rPr>
+        <w:t>دانيال 1:1–3</w:t>
+      </w:r>
       <w:r>
         <w:rPr>
           <w:rtl/>
@@ -1478,20 +1376,14 @@
         </w:rPr>
         <w:t xml:space="preserve">يُعدّ تكتيك الحروب القديم الخاص ببناء منحدرات من التراب على جدران المدن المعرضة للهجوم موثقًا بشكل واسع في الشرق الأدنى القديم (مثلًا، </w:t>
       </w:r>
-      <w:hyperlink r:id="rId29">
-        <w:r>
-          <w:rPr>
-            <w:rtl/>
-            <w:cs/>
-            <w:lang w:val="ar_AE" w:bidi="ar_AE"/>
-          </w:rPr>
-          <w:rPr>
-            <w:color w:val="0000EE"/>
-            <w:u w:val="single"/>
-          </w:rPr>
-          <w:t>2 ملوك 19:32</w:t>
-        </w:r>
-      </w:hyperlink>
+      <w:r>
+        <w:rPr>
+          <w:rtl/>
+          <w:cs/>
+          <w:lang w:val="ar_AE" w:bidi="ar_AE"/>
+        </w:rPr>
+        <w:t>2 ملوك 19:32</w:t>
+      </w:r>
       <w:r>
         <w:rPr>
           <w:rtl/>
@@ -1500,20 +1392,14 @@
         </w:rPr>
         <w:t xml:space="preserve">؛ </w:t>
       </w:r>
-      <w:hyperlink r:id="rId30">
-        <w:r>
-          <w:rPr>
-            <w:rtl/>
-            <w:cs/>
-            <w:lang w:val="ar_AE" w:bidi="ar_AE"/>
-          </w:rPr>
-          <w:rPr>
-            <w:color w:val="0000EE"/>
-            <w:u w:val="single"/>
-          </w:rPr>
-          <w:t>ناحوم 2:1</w:t>
-        </w:r>
-      </w:hyperlink>
+      <w:r>
+        <w:rPr>
+          <w:rtl/>
+          <w:cs/>
+          <w:lang w:val="ar_AE" w:bidi="ar_AE"/>
+        </w:rPr>
+        <w:t>ناحوم 2:1</w:t>
+      </w:r>
       <w:r>
         <w:rPr>
           <w:rtl/>
@@ -1705,20 +1591,14 @@
         </w:rPr>
         <w:t xml:space="preserve">: انظر </w:t>
       </w:r>
-      <w:hyperlink r:id="rId31">
-        <w:r>
-          <w:rPr>
-            <w:rtl/>
-            <w:cs/>
-            <w:lang w:val="ar_AE" w:bidi="ar_AE"/>
-          </w:rPr>
-          <w:rPr>
-            <w:color w:val="0000EE"/>
-            <w:u w:val="single"/>
-          </w:rPr>
-          <w:t>عبرانيين 12:5–11</w:t>
-        </w:r>
-      </w:hyperlink>
+      <w:r>
+        <w:rPr>
+          <w:rtl/>
+          <w:cs/>
+          <w:lang w:val="ar_AE" w:bidi="ar_AE"/>
+        </w:rPr>
+        <w:t>عبرانيين 12:5–11</w:t>
+      </w:r>
       <w:r>
         <w:rPr>
           <w:rtl/>
@@ -1743,20 +1623,14 @@
         </w:rPr>
         <w:t xml:space="preserve">: صورة شائعة لأمانة الله وقوته (انظر </w:t>
       </w:r>
-      <w:hyperlink r:id="rId32">
-        <w:r>
-          <w:rPr>
-            <w:rtl/>
-            <w:cs/>
-            <w:lang w:val="ar_AE" w:bidi="ar_AE"/>
-          </w:rPr>
-          <w:rPr>
-            <w:color w:val="0000EE"/>
-            <w:u w:val="single"/>
-          </w:rPr>
-          <w:t>تثنية 32:15</w:t>
-        </w:r>
-      </w:hyperlink>
+      <w:r>
+        <w:rPr>
+          <w:rtl/>
+          <w:cs/>
+          <w:lang w:val="ar_AE" w:bidi="ar_AE"/>
+        </w:rPr>
+        <w:t>تثنية 32:15</w:t>
+      </w:r>
       <w:r>
         <w:rPr>
           <w:rtl/>
@@ -1765,20 +1639,14 @@
         </w:rPr>
         <w:t xml:space="preserve">; </w:t>
       </w:r>
-      <w:hyperlink r:id="rId33">
-        <w:r>
-          <w:rPr>
-            <w:rtl/>
-            <w:cs/>
-            <w:lang w:val="ar_AE" w:bidi="ar_AE"/>
-          </w:rPr>
-          <w:rPr>
-            <w:color w:val="0000EE"/>
-            <w:u w:val="single"/>
-          </w:rPr>
-          <w:t>1 صموئيل 2:2</w:t>
-        </w:r>
-      </w:hyperlink>
+      <w:r>
+        <w:rPr>
+          <w:rtl/>
+          <w:cs/>
+          <w:lang w:val="ar_AE" w:bidi="ar_AE"/>
+        </w:rPr>
+        <w:t>1 صموئيل 2:2</w:t>
+      </w:r>
       <w:r>
         <w:rPr>
           <w:rtl/>
@@ -1787,20 +1655,14 @@
         </w:rPr>
         <w:t xml:space="preserve">; </w:t>
       </w:r>
-      <w:hyperlink r:id="rId34">
-        <w:r>
-          <w:rPr>
-            <w:rtl/>
-            <w:cs/>
-            <w:lang w:val="ar_AE" w:bidi="ar_AE"/>
-          </w:rPr>
-          <w:rPr>
-            <w:color w:val="0000EE"/>
-            <w:u w:val="single"/>
-          </w:rPr>
-          <w:t>مزمور 18:2</w:t>
-        </w:r>
-      </w:hyperlink>
+      <w:r>
+        <w:rPr>
+          <w:rtl/>
+          <w:cs/>
+          <w:lang w:val="ar_AE" w:bidi="ar_AE"/>
+        </w:rPr>
+        <w:t>مزمور 18:2</w:t>
+      </w:r>
       <w:r>
         <w:rPr>
           <w:rtl/>
@@ -1809,20 +1671,14 @@
         </w:rPr>
         <w:t xml:space="preserve">; </w:t>
       </w:r>
-      <w:hyperlink r:id="rId35">
-        <w:r>
-          <w:rPr>
-            <w:rtl/>
-            <w:cs/>
-            <w:lang w:val="ar_AE" w:bidi="ar_AE"/>
-          </w:rPr>
-          <w:rPr>
-            <w:color w:val="0000EE"/>
-            <w:u w:val="single"/>
-          </w:rPr>
-          <w:t>1 كورنثوس 10:4</w:t>
-        </w:r>
-      </w:hyperlink>
+      <w:r>
+        <w:rPr>
+          <w:rtl/>
+          <w:cs/>
+          <w:lang w:val="ar_AE" w:bidi="ar_AE"/>
+        </w:rPr>
+        <w:t>1 كورنثوس 10:4</w:t>
+      </w:r>
       <w:r>
         <w:rPr>
           <w:rtl/>
@@ -1831,20 +1687,14 @@
         </w:rPr>
         <w:t xml:space="preserve">; </w:t>
       </w:r>
-      <w:hyperlink r:id="rId36">
-        <w:r>
-          <w:rPr>
-            <w:rtl/>
-            <w:cs/>
-            <w:lang w:val="ar_AE" w:bidi="ar_AE"/>
-          </w:rPr>
-          <w:rPr>
-            <w:color w:val="0000EE"/>
-            <w:u w:val="single"/>
-          </w:rPr>
-          <w:t>1 بطرس 2:6–8</w:t>
-        </w:r>
-      </w:hyperlink>
+      <w:r>
+        <w:rPr>
+          <w:rtl/>
+          <w:cs/>
+          <w:lang w:val="ar_AE" w:bidi="ar_AE"/>
+        </w:rPr>
+        <w:t>1 بطرس 2:6–8</w:t>
+      </w:r>
       <w:r>
         <w:rPr>
           <w:rtl/>
@@ -1920,20 +1770,14 @@
         </w:rPr>
         <w:t>واجه حبقّوق صعوبة في التوفيق بين إجابة الله (</w:t>
       </w:r>
-      <w:hyperlink r:id="rId24">
-        <w:r>
-          <w:rPr>
-            <w:rtl/>
-            <w:cs/>
-            <w:lang w:val="ar_AE" w:bidi="ar_AE"/>
-          </w:rPr>
-          <w:rPr>
-            <w:color w:val="0000EE"/>
-            <w:u w:val="single"/>
-          </w:rPr>
-          <w:t>1:5–11</w:t>
-        </w:r>
-      </w:hyperlink>
+      <w:r>
+        <w:rPr>
+          <w:rtl/>
+          <w:cs/>
+          <w:lang w:val="ar_AE" w:bidi="ar_AE"/>
+        </w:rPr>
+        <w:t>1:5–11</w:t>
+      </w:r>
       <w:r>
         <w:rPr>
           <w:rtl/>
@@ -2092,20 +1936,14 @@
         </w:rPr>
         <w:t xml:space="preserve">؛ وانظر </w:t>
       </w:r>
-      <w:hyperlink r:id="rId37">
-        <w:r>
-          <w:rPr>
-            <w:rtl/>
-            <w:cs/>
-            <w:lang w:val="ar_AE" w:bidi="ar_AE"/>
-          </w:rPr>
-          <w:rPr>
-            <w:color w:val="0000EE"/>
-            <w:u w:val="single"/>
-          </w:rPr>
-          <w:t>1 يوحنا 5:21</w:t>
-        </w:r>
-      </w:hyperlink>
+      <w:r>
+        <w:rPr>
+          <w:rtl/>
+          <w:cs/>
+          <w:lang w:val="ar_AE" w:bidi="ar_AE"/>
+        </w:rPr>
+        <w:t>1 يوحنا 5:21</w:t>
+      </w:r>
       <w:r>
         <w:rPr>
           <w:rtl/>
@@ -2189,20 +2027,14 @@
         </w:rPr>
         <w:t xml:space="preserve">: مثل حارس في الخدمة (انظر أيضًا </w:t>
       </w:r>
-      <w:hyperlink r:id="rId38">
-        <w:r>
-          <w:rPr>
-            <w:rtl/>
-            <w:cs/>
-            <w:lang w:val="ar_AE" w:bidi="ar_AE"/>
-          </w:rPr>
-          <w:rPr>
-            <w:color w:val="0000EE"/>
-            <w:u w:val="single"/>
-          </w:rPr>
-          <w:t>2 صم 18:24–28</w:t>
-        </w:r>
-      </w:hyperlink>
+      <w:r>
+        <w:rPr>
+          <w:rtl/>
+          <w:cs/>
+          <w:lang w:val="ar_AE" w:bidi="ar_AE"/>
+        </w:rPr>
+        <w:t>2 صم 18:24–28</w:t>
+      </w:r>
       <w:r>
         <w:rPr>
           <w:rtl/>
@@ -2211,20 +2043,14 @@
         </w:rPr>
         <w:t xml:space="preserve">; </w:t>
       </w:r>
-      <w:hyperlink r:id="rId39">
-        <w:r>
-          <w:rPr>
-            <w:rtl/>
-            <w:cs/>
-            <w:lang w:val="ar_AE" w:bidi="ar_AE"/>
-          </w:rPr>
-          <w:rPr>
-            <w:color w:val="0000EE"/>
-            <w:u w:val="single"/>
-          </w:rPr>
-          <w:t>2 مل 9:17–20</w:t>
-        </w:r>
-      </w:hyperlink>
+      <w:r>
+        <w:rPr>
+          <w:rtl/>
+          <w:cs/>
+          <w:lang w:val="ar_AE" w:bidi="ar_AE"/>
+        </w:rPr>
+        <w:t>2 مل 9:17–20</w:t>
+      </w:r>
       <w:r>
         <w:rPr>
           <w:rtl/>
@@ -2233,20 +2059,14 @@
         </w:rPr>
         <w:t xml:space="preserve">; </w:t>
       </w:r>
-      <w:hyperlink r:id="rId40">
-        <w:r>
-          <w:rPr>
-            <w:rtl/>
-            <w:cs/>
-            <w:lang w:val="ar_AE" w:bidi="ar_AE"/>
-          </w:rPr>
-          <w:rPr>
-            <w:color w:val="0000EE"/>
-            <w:u w:val="single"/>
-          </w:rPr>
-          <w:t>حز 33:2–6</w:t>
-        </w:r>
-      </w:hyperlink>
+      <w:r>
+        <w:rPr>
+          <w:rtl/>
+          <w:cs/>
+          <w:lang w:val="ar_AE" w:bidi="ar_AE"/>
+        </w:rPr>
+        <w:t>حز 33:2–6</w:t>
+      </w:r>
       <w:r>
         <w:rPr>
           <w:rtl/>
@@ -2507,20 +2327,14 @@
         </w:rPr>
         <w:t>يستجيب الله لشكوى حبقوق الثانية (</w:t>
       </w:r>
-      <w:hyperlink r:id="rId41">
-        <w:r>
-          <w:rPr>
-            <w:rtl/>
-            <w:cs/>
-            <w:lang w:val="ar_AE" w:bidi="ar_AE"/>
-          </w:rPr>
-          <w:rPr>
-            <w:color w:val="0000EE"/>
-            <w:u w:val="single"/>
-          </w:rPr>
-          <w:t>1:12–2:1</w:t>
-        </w:r>
-      </w:hyperlink>
+      <w:r>
+        <w:rPr>
+          <w:rtl/>
+          <w:cs/>
+          <w:lang w:val="ar_AE" w:bidi="ar_AE"/>
+        </w:rPr>
+        <w:t>1:12–2:1</w:t>
+      </w:r>
       <w:r>
         <w:rPr>
           <w:rtl/>
@@ -2621,20 +2435,14 @@
         </w:rPr>
         <w:t xml:space="preserve"> عالمين أن الخطة الإلهية تسير وفق جدولها الزمني (انظر </w:t>
       </w:r>
-      <w:hyperlink r:id="rId42">
-        <w:r>
-          <w:rPr>
-            <w:rtl/>
-            <w:cs/>
-            <w:lang w:val="ar_AE" w:bidi="ar_AE"/>
-          </w:rPr>
-          <w:rPr>
-            <w:color w:val="0000EE"/>
-            <w:u w:val="single"/>
-          </w:rPr>
-          <w:t>عبرانيين 10:35–38</w:t>
-        </w:r>
-      </w:hyperlink>
+      <w:r>
+        <w:rPr>
+          <w:rtl/>
+          <w:cs/>
+          <w:lang w:val="ar_AE" w:bidi="ar_AE"/>
+        </w:rPr>
+        <w:t>عبرانيين 10:35–38</w:t>
+      </w:r>
       <w:r>
         <w:rPr>
           <w:rtl/>
@@ -2710,20 +2518,14 @@
         </w:rPr>
         <w:t>يدرك ٱلله تمحور المتكبرين حول ذاتهم. فحياتهم المعوجة تظهر افتقارهم إلى البر؛ إذ يرفضون تعليمات ٱلله ويشبعون رغباتهم الخاصة (</w:t>
       </w:r>
-      <w:hyperlink r:id="rId43">
-        <w:r>
-          <w:rPr>
-            <w:rtl/>
-            <w:cs/>
-            <w:lang w:val="ar_AE" w:bidi="ar_AE"/>
-          </w:rPr>
-          <w:rPr>
-            <w:color w:val="0000EE"/>
-            <w:u w:val="single"/>
-          </w:rPr>
-          <w:t>أمثال 12:15</w:t>
-        </w:r>
-      </w:hyperlink>
+      <w:r>
+        <w:rPr>
+          <w:rtl/>
+          <w:cs/>
+          <w:lang w:val="ar_AE" w:bidi="ar_AE"/>
+        </w:rPr>
+        <w:t>أمثال 12:15</w:t>
+      </w:r>
       <w:r>
         <w:rPr>
           <w:rtl/>
@@ -2732,20 +2534,14 @@
         </w:rPr>
         <w:t xml:space="preserve">؛ </w:t>
       </w:r>
-      <w:hyperlink r:id="rId44">
-        <w:r>
-          <w:rPr>
-            <w:rtl/>
-            <w:cs/>
-            <w:lang w:val="ar_AE" w:bidi="ar_AE"/>
-          </w:rPr>
-          <w:rPr>
-            <w:color w:val="0000EE"/>
-            <w:u w:val="single"/>
-          </w:rPr>
-          <w:t>21:8</w:t>
-        </w:r>
-      </w:hyperlink>
+      <w:r>
+        <w:rPr>
+          <w:rtl/>
+          <w:cs/>
+          <w:lang w:val="ar_AE" w:bidi="ar_AE"/>
+        </w:rPr>
+        <w:t>21:8</w:t>
+      </w:r>
       <w:r>
         <w:rPr>
           <w:rtl/>
@@ -2754,20 +2550,14 @@
         </w:rPr>
         <w:t xml:space="preserve">، </w:t>
       </w:r>
-      <w:hyperlink r:id="rId45">
-        <w:r>
-          <w:rPr>
-            <w:rtl/>
-            <w:cs/>
-            <w:lang w:val="ar_AE" w:bidi="ar_AE"/>
-          </w:rPr>
-          <w:rPr>
-            <w:color w:val="0000EE"/>
-            <w:u w:val="single"/>
-          </w:rPr>
-          <w:t>29</w:t>
-        </w:r>
-      </w:hyperlink>
+      <w:r>
+        <w:rPr>
+          <w:rtl/>
+          <w:cs/>
+          <w:lang w:val="ar_AE" w:bidi="ar_AE"/>
+        </w:rPr>
+        <w:t>29</w:t>
+      </w:r>
       <w:r>
         <w:rPr>
           <w:rtl/>
@@ -2776,20 +2566,14 @@
         </w:rPr>
         <w:t xml:space="preserve">؛ </w:t>
       </w:r>
-      <w:hyperlink r:id="rId46">
-        <w:r>
-          <w:rPr>
-            <w:rtl/>
-            <w:cs/>
-            <w:lang w:val="ar_AE" w:bidi="ar_AE"/>
-          </w:rPr>
-          <w:rPr>
-            <w:color w:val="0000EE"/>
-            <w:u w:val="single"/>
-          </w:rPr>
-          <w:t>29:27</w:t>
-        </w:r>
-      </w:hyperlink>
+      <w:r>
+        <w:rPr>
+          <w:rtl/>
+          <w:cs/>
+          <w:lang w:val="ar_AE" w:bidi="ar_AE"/>
+        </w:rPr>
+        <w:t>29:27</w:t>
+      </w:r>
       <w:r>
         <w:rPr>
           <w:rtl/>
@@ -2798,20 +2582,14 @@
         </w:rPr>
         <w:t>). في المقابل، يتمتع الأبرار بموقف قضائي سليم أمام ٱلله. إذ يتبنون معايير ٱلله البارة ويطبقونها في حياتهم. • الأمانة: الكلمة العبرية إمونة: في سفر التكوين، يصف نفس الجذر العبري (أمن) ثقة أبرام في ٱلله (</w:t>
       </w:r>
-      <w:hyperlink r:id="rId47">
-        <w:r>
-          <w:rPr>
-            <w:rtl/>
-            <w:cs/>
-            <w:lang w:val="ar_AE" w:bidi="ar_AE"/>
-          </w:rPr>
-          <w:rPr>
-            <w:color w:val="0000EE"/>
-            <w:u w:val="single"/>
-          </w:rPr>
-          <w:t>تكوين 15:6</w:t>
-        </w:r>
-      </w:hyperlink>
+      <w:r>
+        <w:rPr>
+          <w:rtl/>
+          <w:cs/>
+          <w:lang w:val="ar_AE" w:bidi="ar_AE"/>
+        </w:rPr>
+        <w:t>تكوين 15:6</w:t>
+      </w:r>
       <w:r>
         <w:rPr>
           <w:rtl/>
@@ -2820,20 +2598,14 @@
         </w:rPr>
         <w:t xml:space="preserve">). فهو يغير قلوب الذين يثقون به ليتمكنوا من اتباع معاييره المقدسة بأمانة. انظر أيضًا </w:t>
       </w:r>
-      <w:hyperlink r:id="rId48">
-        <w:r>
-          <w:rPr>
-            <w:rtl/>
-            <w:cs/>
-            <w:lang w:val="ar_AE" w:bidi="ar_AE"/>
-          </w:rPr>
-          <w:rPr>
-            <w:color w:val="0000EE"/>
-            <w:u w:val="single"/>
-          </w:rPr>
-          <w:t>رومية 1:16–17</w:t>
-        </w:r>
-      </w:hyperlink>
+      <w:r>
+        <w:rPr>
+          <w:rtl/>
+          <w:cs/>
+          <w:lang w:val="ar_AE" w:bidi="ar_AE"/>
+        </w:rPr>
+        <w:t>رومية 1:16–17</w:t>
+      </w:r>
       <w:r>
         <w:rPr>
           <w:rtl/>
@@ -2842,20 +2614,14 @@
         </w:rPr>
         <w:t xml:space="preserve">؛ </w:t>
       </w:r>
-      <w:hyperlink r:id="rId49">
-        <w:r>
-          <w:rPr>
-            <w:rtl/>
-            <w:cs/>
-            <w:lang w:val="ar_AE" w:bidi="ar_AE"/>
-          </w:rPr>
-          <w:rPr>
-            <w:color w:val="0000EE"/>
-            <w:u w:val="single"/>
-          </w:rPr>
-          <w:t>غلاطية 3:11</w:t>
-        </w:r>
-      </w:hyperlink>
+      <w:r>
+        <w:rPr>
+          <w:rtl/>
+          <w:cs/>
+          <w:lang w:val="ar_AE" w:bidi="ar_AE"/>
+        </w:rPr>
+        <w:t>غلاطية 3:11</w:t>
+      </w:r>
       <w:r>
         <w:rPr>
           <w:rtl/>
@@ -2864,20 +2630,14 @@
         </w:rPr>
         <w:t xml:space="preserve">؛ </w:t>
       </w:r>
-      <w:hyperlink r:id="rId50">
-        <w:r>
-          <w:rPr>
-            <w:rtl/>
-            <w:cs/>
-            <w:lang w:val="ar_AE" w:bidi="ar_AE"/>
-          </w:rPr>
-          <w:rPr>
-            <w:color w:val="0000EE"/>
-            <w:u w:val="single"/>
-          </w:rPr>
-          <w:t>عبرانيين 10:37–39</w:t>
-        </w:r>
-      </w:hyperlink>
+      <w:r>
+        <w:rPr>
+          <w:rtl/>
+          <w:cs/>
+          <w:lang w:val="ar_AE" w:bidi="ar_AE"/>
+        </w:rPr>
+        <w:t>عبرانيين 10:37–39</w:t>
+      </w:r>
       <w:r>
         <w:rPr>
           <w:rtl/>
@@ -2985,20 +2745,14 @@
         </w:rPr>
         <w:t>: تشبه الصور البابليين بالدائنين الذين تتسبب إجراءاتهم القمعية في انتفاض المدينين ضدهم. يمكن للجشع أن يشوه النسيج الروحي للفرد أو الأمة بسهولة (</w:t>
       </w:r>
-      <w:hyperlink r:id="rId51">
-        <w:r>
-          <w:rPr>
-            <w:rtl/>
-            <w:cs/>
-            <w:lang w:val="ar_AE" w:bidi="ar_AE"/>
-          </w:rPr>
-          <w:rPr>
-            <w:color w:val="0000EE"/>
-            <w:u w:val="single"/>
-          </w:rPr>
-          <w:t>لوقا 12:15</w:t>
-        </w:r>
-      </w:hyperlink>
+      <w:r>
+        <w:rPr>
+          <w:rtl/>
+          <w:cs/>
+          <w:lang w:val="ar_AE" w:bidi="ar_AE"/>
+        </w:rPr>
+        <w:t>لوقا 12:15</w:t>
+      </w:r>
       <w:r>
         <w:rPr>
           <w:rtl/>
@@ -3007,20 +2761,14 @@
         </w:rPr>
         <w:t xml:space="preserve">; </w:t>
       </w:r>
-      <w:hyperlink r:id="rId52">
-        <w:r>
-          <w:rPr>
-            <w:rtl/>
-            <w:cs/>
-            <w:lang w:val="ar_AE" w:bidi="ar_AE"/>
-          </w:rPr>
-          <w:rPr>
-            <w:color w:val="0000EE"/>
-            <w:u w:val="single"/>
-          </w:rPr>
-          <w:t>أف 5:3</w:t>
-        </w:r>
-      </w:hyperlink>
+      <w:r>
+        <w:rPr>
+          <w:rtl/>
+          <w:cs/>
+          <w:lang w:val="ar_AE" w:bidi="ar_AE"/>
+        </w:rPr>
+        <w:t>أف 5:3</w:t>
+      </w:r>
       <w:r>
         <w:rPr>
           <w:rtl/>
@@ -3096,20 +2844,14 @@
         </w:rPr>
         <w:t xml:space="preserve">تتضمن النصوص خمس أغاني تهكمية (2: 6–8، 9–11، 12–14، 15–17، 18–20) تصف دينونة الله المستقبلية على البابليين (والآخرين الذين يتمتعون بالعنف والظلم مثل البابليين). يسمح الله لهم بتحديد مصيرهم بأنفسهم. سيتمكن أولئك الذين يعانون من تكرار هذه التهكمات عندما يصل الأشرار إلى يوم الدينونة (انظر </w:t>
       </w:r>
-      <w:hyperlink r:id="rId53">
-        <w:r>
-          <w:rPr>
-            <w:rtl/>
-            <w:cs/>
-            <w:lang w:val="ar_AE" w:bidi="ar_AE"/>
-          </w:rPr>
-          <w:rPr>
-            <w:color w:val="0000EE"/>
-            <w:u w:val="single"/>
-          </w:rPr>
-          <w:t>1:14–17</w:t>
-        </w:r>
-      </w:hyperlink>
+      <w:r>
+        <w:rPr>
+          <w:rtl/>
+          <w:cs/>
+          <w:lang w:val="ar_AE" w:bidi="ar_AE"/>
+        </w:rPr>
+        <w:t>1:14–17</w:t>
+      </w:r>
       <w:r>
         <w:rPr>
           <w:rtl/>
@@ -3285,20 +3027,14 @@
         </w:rPr>
         <w:t>: في مقابل العنف والثروة المكتسبة بطرق غير مشروعة نجد إدراك مجد الرب، الذي يعد الله بجعله منتشرًا كما الماء في المحيط (</w:t>
       </w:r>
-      <w:hyperlink r:id="rId54">
-        <w:r>
-          <w:rPr>
-            <w:rtl/>
-            <w:cs/>
-            <w:lang w:val="ar_AE" w:bidi="ar_AE"/>
-          </w:rPr>
-          <w:rPr>
-            <w:color w:val="0000EE"/>
-            <w:u w:val="single"/>
-          </w:rPr>
-          <w:t>إشعياء 11:9</w:t>
-        </w:r>
-      </w:hyperlink>
+      <w:r>
+        <w:rPr>
+          <w:rtl/>
+          <w:cs/>
+          <w:lang w:val="ar_AE" w:bidi="ar_AE"/>
+        </w:rPr>
+        <w:t>إشعياء 11:9</w:t>
+      </w:r>
       <w:r>
         <w:rPr>
           <w:rtl/>
@@ -3408,20 +3144,14 @@
         </w:rPr>
         <w:t xml:space="preserve"> يجردهم من كل شيء. إلا أن البابليين سيُخزون بعد الشرب من كأس دينونة الرب (انظر </w:t>
       </w:r>
-      <w:hyperlink r:id="rId55">
-        <w:r>
-          <w:rPr>
-            <w:rtl/>
-            <w:cs/>
-            <w:lang w:val="ar_AE" w:bidi="ar_AE"/>
-          </w:rPr>
-          <w:rPr>
-            <w:color w:val="0000EE"/>
-            <w:u w:val="single"/>
-          </w:rPr>
-          <w:t>إرميا 25:15–17</w:t>
-        </w:r>
-      </w:hyperlink>
+      <w:r>
+        <w:rPr>
+          <w:rtl/>
+          <w:cs/>
+          <w:lang w:val="ar_AE" w:bidi="ar_AE"/>
+        </w:rPr>
+        <w:t>إرميا 25:15–17</w:t>
+      </w:r>
       <w:r>
         <w:rPr>
           <w:rtl/>
@@ -3430,20 +3160,14 @@
         </w:rPr>
         <w:t xml:space="preserve">; قارن مع </w:t>
       </w:r>
-      <w:hyperlink r:id="rId56">
-        <w:r>
-          <w:rPr>
-            <w:rtl/>
-            <w:cs/>
-            <w:lang w:val="ar_AE" w:bidi="ar_AE"/>
-          </w:rPr>
-          <w:rPr>
-            <w:color w:val="0000EE"/>
-            <w:u w:val="single"/>
-          </w:rPr>
-          <w:t>يوحنّا 18:11</w:t>
-        </w:r>
-      </w:hyperlink>
+      <w:r>
+        <w:rPr>
+          <w:rtl/>
+          <w:cs/>
+          <w:lang w:val="ar_AE" w:bidi="ar_AE"/>
+        </w:rPr>
+        <w:t>يوحنّا 18:11</w:t>
+      </w:r>
       <w:r>
         <w:rPr>
           <w:rtl/>
@@ -3536,20 +3260,14 @@
         </w:rPr>
         <w:t xml:space="preserve"> فهي لا تستطيع أن تنقذ ولا أن تعلّم عابديها (</w:t>
       </w:r>
-      <w:hyperlink r:id="rId57">
-        <w:r>
-          <w:rPr>
-            <w:rtl/>
-            <w:cs/>
-            <w:lang w:val="ar_AE" w:bidi="ar_AE"/>
-          </w:rPr>
-          <w:rPr>
-            <w:color w:val="0000EE"/>
-            <w:u w:val="single"/>
-          </w:rPr>
-          <w:t>إش 42:17</w:t>
-        </w:r>
-      </w:hyperlink>
+      <w:r>
+        <w:rPr>
+          <w:rtl/>
+          <w:cs/>
+          <w:lang w:val="ar_AE" w:bidi="ar_AE"/>
+        </w:rPr>
+        <w:t>إش 42:17</w:t>
+      </w:r>
       <w:r>
         <w:rPr>
           <w:rtl/>
@@ -3558,20 +3276,14 @@
         </w:rPr>
         <w:t>). الرب وحده يستحق عبادتنا الحقيقية (</w:t>
       </w:r>
-      <w:hyperlink r:id="rId58">
-        <w:r>
-          <w:rPr>
-            <w:rtl/>
-            <w:cs/>
-            <w:lang w:val="ar_AE" w:bidi="ar_AE"/>
-          </w:rPr>
-          <w:rPr>
-            <w:color w:val="0000EE"/>
-            <w:u w:val="single"/>
-          </w:rPr>
-          <w:t>حب 2:20</w:t>
-        </w:r>
-      </w:hyperlink>
+      <w:r>
+        <w:rPr>
+          <w:rtl/>
+          <w:cs/>
+          <w:lang w:val="ar_AE" w:bidi="ar_AE"/>
+        </w:rPr>
+        <w:t>حب 2:20</w:t>
+      </w:r>
       <w:r>
         <w:rPr>
           <w:rtl/>
@@ -3580,20 +3292,14 @@
         </w:rPr>
         <w:t xml:space="preserve">؛ </w:t>
       </w:r>
-      <w:hyperlink r:id="rId59">
-        <w:r>
-          <w:rPr>
-            <w:rtl/>
-            <w:cs/>
-            <w:lang w:val="ar_AE" w:bidi="ar_AE"/>
-          </w:rPr>
-          <w:rPr>
-            <w:color w:val="0000EE"/>
-            <w:u w:val="single"/>
-          </w:rPr>
-          <w:t>خر 20:2–6</w:t>
-        </w:r>
-      </w:hyperlink>
+      <w:r>
+        <w:rPr>
+          <w:rtl/>
+          <w:cs/>
+          <w:lang w:val="ar_AE" w:bidi="ar_AE"/>
+        </w:rPr>
+        <w:t>خر 20:2–6</w:t>
+      </w:r>
       <w:r>
         <w:rPr>
           <w:rtl/>
@@ -3602,20 +3308,14 @@
         </w:rPr>
         <w:t xml:space="preserve">؛ قارن مع </w:t>
       </w:r>
-      <w:hyperlink r:id="rId60">
-        <w:r>
-          <w:rPr>
-            <w:rtl/>
-            <w:cs/>
-            <w:lang w:val="ar_AE" w:bidi="ar_AE"/>
-          </w:rPr>
-          <w:rPr>
-            <w:color w:val="0000EE"/>
-            <w:u w:val="single"/>
-          </w:rPr>
-          <w:t>جا 5:1–2</w:t>
-        </w:r>
-      </w:hyperlink>
+      <w:r>
+        <w:rPr>
+          <w:rtl/>
+          <w:cs/>
+          <w:lang w:val="ar_AE" w:bidi="ar_AE"/>
+        </w:rPr>
+        <w:t>جا 5:1–2</w:t>
+      </w:r>
       <w:r>
         <w:rPr>
           <w:rtl/>
@@ -3691,20 +3391,14 @@
         </w:rPr>
         <w:t>تختتم أغاني التهكم بإعلان: إن السيد المتسلط على جميع الأمم ليس صنمًا بابليًا (</w:t>
       </w:r>
-      <w:hyperlink r:id="rId61">
-        <w:r>
-          <w:rPr>
-            <w:rtl/>
-            <w:cs/>
-            <w:lang w:val="ar_AE" w:bidi="ar_AE"/>
-          </w:rPr>
-          <w:rPr>
-            <w:color w:val="0000EE"/>
-            <w:u w:val="single"/>
-          </w:rPr>
-          <w:t>2:18–20</w:t>
-        </w:r>
-      </w:hyperlink>
+      <w:r>
+        <w:rPr>
+          <w:rtl/>
+          <w:cs/>
+          <w:lang w:val="ar_AE" w:bidi="ar_AE"/>
+        </w:rPr>
+        <w:t>2:18–20</w:t>
+      </w:r>
       <w:r>
         <w:rPr>
           <w:rtl/>
@@ -3713,20 +3407,14 @@
         </w:rPr>
         <w:t>) بل هو ٱلله القدوس. على عكس الأصنام البابلية التي تفتقر إلى الحياة، فإن ٱلله الحي يسكن في هيكله المقدس. يملأ حضور ٱلله مقدسه السماوي (</w:t>
       </w:r>
-      <w:hyperlink r:id="rId62">
-        <w:r>
-          <w:rPr>
-            <w:rtl/>
-            <w:cs/>
-            <w:lang w:val="ar_AE" w:bidi="ar_AE"/>
-          </w:rPr>
-          <w:rPr>
-            <w:color w:val="0000EE"/>
-            <w:u w:val="single"/>
-          </w:rPr>
-          <w:t>إش 6:1–5</w:t>
-        </w:r>
-      </w:hyperlink>
+      <w:r>
+        <w:rPr>
+          <w:rtl/>
+          <w:cs/>
+          <w:lang w:val="ar_AE" w:bidi="ar_AE"/>
+        </w:rPr>
+        <w:t>إش 6:1–5</w:t>
+      </w:r>
       <w:r>
         <w:rPr>
           <w:rtl/>
@@ -3735,20 +3423,14 @@
         </w:rPr>
         <w:t>)—وفي زمن حبقّوق، كان يملأ الهيكل في أورشليم (</w:t>
       </w:r>
-      <w:hyperlink r:id="rId63">
-        <w:r>
-          <w:rPr>
-            <w:rtl/>
-            <w:cs/>
-            <w:lang w:val="ar_AE" w:bidi="ar_AE"/>
-          </w:rPr>
-          <w:rPr>
-            <w:color w:val="0000EE"/>
-            <w:u w:val="single"/>
-          </w:rPr>
-          <w:t>1 مل 8:10–11</w:t>
-        </w:r>
-      </w:hyperlink>
+      <w:r>
+        <w:rPr>
+          <w:rtl/>
+          <w:cs/>
+          <w:lang w:val="ar_AE" w:bidi="ar_AE"/>
+        </w:rPr>
+        <w:t>1 مل 8:10–11</w:t>
+      </w:r>
       <w:r>
         <w:rPr>
           <w:rtl/>
@@ -3757,20 +3439,14 @@
         </w:rPr>
         <w:t>). يتحكم ٱلله في كل الأرض ويتوقع من الناس أن يعبدونه بخضوع وتواضع (</w:t>
       </w:r>
-      <w:hyperlink r:id="rId64">
-        <w:r>
-          <w:rPr>
-            <w:rtl/>
-            <w:cs/>
-            <w:lang w:val="ar_AE" w:bidi="ar_AE"/>
-          </w:rPr>
-          <w:rPr>
-            <w:color w:val="0000EE"/>
-            <w:u w:val="single"/>
-          </w:rPr>
-          <w:t>مز 63:1–4</w:t>
-        </w:r>
-      </w:hyperlink>
+      <w:r>
+        <w:rPr>
+          <w:rtl/>
+          <w:cs/>
+          <w:lang w:val="ar_AE" w:bidi="ar_AE"/>
+        </w:rPr>
+        <w:t>مز 63:1–4</w:t>
+      </w:r>
       <w:r>
         <w:rPr>
           <w:rtl/>
@@ -3779,20 +3455,14 @@
         </w:rPr>
         <w:t xml:space="preserve">; </w:t>
       </w:r>
-      <w:hyperlink r:id="rId65">
-        <w:r>
-          <w:rPr>
-            <w:rtl/>
-            <w:cs/>
-            <w:lang w:val="ar_AE" w:bidi="ar_AE"/>
-          </w:rPr>
-          <w:rPr>
-            <w:color w:val="0000EE"/>
-            <w:u w:val="single"/>
-          </w:rPr>
-          <w:t>إرم 10:1–10</w:t>
-        </w:r>
-      </w:hyperlink>
+      <w:r>
+        <w:rPr>
+          <w:rtl/>
+          <w:cs/>
+          <w:lang w:val="ar_AE" w:bidi="ar_AE"/>
+        </w:rPr>
+        <w:t>إرم 10:1–10</w:t>
+      </w:r>
       <w:r>
         <w:rPr>
           <w:rtl/>
@@ -3801,20 +3471,14 @@
         </w:rPr>
         <w:t xml:space="preserve">; </w:t>
       </w:r>
-      <w:hyperlink r:id="rId66">
-        <w:r>
-          <w:rPr>
-            <w:rtl/>
-            <w:cs/>
-            <w:lang w:val="ar_AE" w:bidi="ar_AE"/>
-          </w:rPr>
-          <w:rPr>
-            <w:color w:val="0000EE"/>
-            <w:u w:val="single"/>
-          </w:rPr>
-          <w:t>مي 7:16</w:t>
-        </w:r>
-      </w:hyperlink>
+      <w:r>
+        <w:rPr>
+          <w:rtl/>
+          <w:cs/>
+          <w:lang w:val="ar_AE" w:bidi="ar_AE"/>
+        </w:rPr>
+        <w:t>مي 7:16</w:t>
+      </w:r>
       <w:r>
         <w:rPr>
           <w:rtl/>
@@ -3823,20 +3487,14 @@
         </w:rPr>
         <w:t xml:space="preserve">; </w:t>
       </w:r>
-      <w:hyperlink r:id="rId67">
-        <w:r>
-          <w:rPr>
-            <w:rtl/>
-            <w:cs/>
-            <w:lang w:val="ar_AE" w:bidi="ar_AE"/>
-          </w:rPr>
-          <w:rPr>
-            <w:color w:val="0000EE"/>
-            <w:u w:val="single"/>
-          </w:rPr>
-          <w:t>زك 2:13</w:t>
-        </w:r>
-      </w:hyperlink>
+      <w:r>
+        <w:rPr>
+          <w:rtl/>
+          <w:cs/>
+          <w:lang w:val="ar_AE" w:bidi="ar_AE"/>
+        </w:rPr>
+        <w:t>زك 2:13</w:t>
+      </w:r>
       <w:r>
         <w:rPr>
           <w:rtl/>
@@ -3979,20 +3637,14 @@
         </w:rPr>
         <w:t>يقف حبقوق في رهبة أمام كلي السيادة الجالس على عرشه في هيكله المقدس (</w:t>
       </w:r>
-      <w:hyperlink r:id="rId58">
-        <w:r>
-          <w:rPr>
-            <w:rtl/>
-            <w:cs/>
-            <w:lang w:val="ar_AE" w:bidi="ar_AE"/>
-          </w:rPr>
-          <w:rPr>
-            <w:color w:val="0000EE"/>
-            <w:u w:val="single"/>
-          </w:rPr>
-          <w:t>2:20</w:t>
-        </w:r>
-      </w:hyperlink>
+      <w:r>
+        <w:rPr>
+          <w:rtl/>
+          <w:cs/>
+          <w:lang w:val="ar_AE" w:bidi="ar_AE"/>
+        </w:rPr>
+        <w:t>2:20</w:t>
+      </w:r>
       <w:r>
         <w:rPr>
           <w:rtl/>
@@ -4001,20 +3653,14 @@
         </w:rPr>
         <w:t xml:space="preserve">). • في ضوء رسالة الله عن التأديب القادم على يهوذا، يصلي حبقوق أن الله، الذي تدخل بشكل معجز لصالح إسرائيل في الماضي، سيجعل عمله في الفداء معروفًا مرة أخرى (انظر أيضًا </w:t>
       </w:r>
-      <w:hyperlink r:id="rId68">
-        <w:r>
-          <w:rPr>
-            <w:rtl/>
-            <w:cs/>
-            <w:lang w:val="ar_AE" w:bidi="ar_AE"/>
-          </w:rPr>
-          <w:rPr>
-            <w:color w:val="0000EE"/>
-            <w:u w:val="single"/>
-          </w:rPr>
-          <w:t>مز 77</w:t>
-        </w:r>
-      </w:hyperlink>
+      <w:r>
+        <w:rPr>
+          <w:rtl/>
+          <w:cs/>
+          <w:lang w:val="ar_AE" w:bidi="ar_AE"/>
+        </w:rPr>
+        <w:t>مز 77</w:t>
+      </w:r>
       <w:r>
         <w:rPr>
           <w:rtl/>
@@ -4107,20 +3753,14 @@
         </w:rPr>
         <w:t xml:space="preserve">): كانت تيمان إحدى مدن أدوم الرئيسية (انظر أيضًا </w:t>
       </w:r>
-      <w:hyperlink r:id="rId69">
-        <w:r>
-          <w:rPr>
-            <w:rtl/>
-            <w:cs/>
-            <w:lang w:val="ar_AE" w:bidi="ar_AE"/>
-          </w:rPr>
-          <w:rPr>
-            <w:color w:val="0000EE"/>
-            <w:u w:val="single"/>
-          </w:rPr>
-          <w:t>أيوب 2:11</w:t>
-        </w:r>
-      </w:hyperlink>
+      <w:r>
+        <w:rPr>
+          <w:rtl/>
+          <w:cs/>
+          <w:lang w:val="ar_AE" w:bidi="ar_AE"/>
+        </w:rPr>
+        <w:t>أيوب 2:11</w:t>
+      </w:r>
       <w:r>
         <w:rPr>
           <w:rtl/>
@@ -4129,20 +3769,14 @@
         </w:rPr>
         <w:t xml:space="preserve">; </w:t>
       </w:r>
-      <w:hyperlink r:id="rId70">
-        <w:r>
-          <w:rPr>
-            <w:rtl/>
-            <w:cs/>
-            <w:lang w:val="ar_AE" w:bidi="ar_AE"/>
-          </w:rPr>
-          <w:rPr>
-            <w:color w:val="0000EE"/>
-            <w:u w:val="single"/>
-          </w:rPr>
-          <w:t>إرميا 49:7</w:t>
-        </w:r>
-      </w:hyperlink>
+      <w:r>
+        <w:rPr>
+          <w:rtl/>
+          <w:cs/>
+          <w:lang w:val="ar_AE" w:bidi="ar_AE"/>
+        </w:rPr>
+        <w:t>إرميا 49:7</w:t>
+      </w:r>
       <w:r>
         <w:rPr>
           <w:rtl/>
@@ -4151,20 +3785,14 @@
         </w:rPr>
         <w:t xml:space="preserve">); قد يشير الاسم إلى منطقة أدوم بأكملها حيث كانت المدينة (انظر </w:t>
       </w:r>
-      <w:hyperlink r:id="rId71">
-        <w:r>
-          <w:rPr>
-            <w:rtl/>
-            <w:cs/>
-            <w:lang w:val="ar_AE" w:bidi="ar_AE"/>
-          </w:rPr>
-          <w:rPr>
-            <w:color w:val="0000EE"/>
-            <w:u w:val="single"/>
-          </w:rPr>
-          <w:t>عوبديا 1:9</w:t>
-        </w:r>
-      </w:hyperlink>
+      <w:r>
+        <w:rPr>
+          <w:rtl/>
+          <w:cs/>
+          <w:lang w:val="ar_AE" w:bidi="ar_AE"/>
+        </w:rPr>
+        <w:t>عوبديا 1:9</w:t>
+      </w:r>
       <w:r>
         <w:rPr>
           <w:rtl/>
@@ -4189,20 +3817,14 @@
         </w:rPr>
         <w:t xml:space="preserve"> هو لقب بارز للإشارة إلى الله، حيث إن القداسة هي صفته المميزة (</w:t>
       </w:r>
-      <w:hyperlink r:id="rId72">
-        <w:r>
-          <w:rPr>
-            <w:rtl/>
-            <w:cs/>
-            <w:lang w:val="ar_AE" w:bidi="ar_AE"/>
-          </w:rPr>
-          <w:rPr>
-            <w:color w:val="0000EE"/>
-            <w:u w:val="single"/>
-          </w:rPr>
-          <w:t>حبقوق 1:12</w:t>
-        </w:r>
-      </w:hyperlink>
+      <w:r>
+        <w:rPr>
+          <w:rtl/>
+          <w:cs/>
+          <w:lang w:val="ar_AE" w:bidi="ar_AE"/>
+        </w:rPr>
+        <w:t>حبقوق 1:12</w:t>
+      </w:r>
       <w:r>
         <w:rPr>
           <w:rtl/>
@@ -4211,20 +3833,14 @@
         </w:rPr>
         <w:t xml:space="preserve">; انظر أيضًا </w:t>
       </w:r>
-      <w:hyperlink r:id="rId73">
-        <w:r>
-          <w:rPr>
-            <w:rtl/>
-            <w:cs/>
-            <w:lang w:val="ar_AE" w:bidi="ar_AE"/>
-          </w:rPr>
-          <w:rPr>
-            <w:color w:val="0000EE"/>
-            <w:u w:val="single"/>
-          </w:rPr>
-          <w:t>خروج 15:11</w:t>
-        </w:r>
-      </w:hyperlink>
+      <w:r>
+        <w:rPr>
+          <w:rtl/>
+          <w:cs/>
+          <w:lang w:val="ar_AE" w:bidi="ar_AE"/>
+        </w:rPr>
+        <w:t>خروج 15:11</w:t>
+      </w:r>
       <w:r>
         <w:rPr>
           <w:rtl/>
@@ -4233,20 +3849,14 @@
         </w:rPr>
         <w:t xml:space="preserve">; </w:t>
       </w:r>
-      <w:hyperlink r:id="rId74">
-        <w:r>
-          <w:rPr>
-            <w:rtl/>
-            <w:cs/>
-            <w:lang w:val="ar_AE" w:bidi="ar_AE"/>
-          </w:rPr>
-          <w:rPr>
-            <w:color w:val="0000EE"/>
-            <w:u w:val="single"/>
-          </w:rPr>
-          <w:t>2 ملوك 19:22</w:t>
-        </w:r>
-      </w:hyperlink>
+      <w:r>
+        <w:rPr>
+          <w:rtl/>
+          <w:cs/>
+          <w:lang w:val="ar_AE" w:bidi="ar_AE"/>
+        </w:rPr>
+        <w:t>2 ملوك 19:22</w:t>
+      </w:r>
       <w:r>
         <w:rPr>
           <w:rtl/>
@@ -4255,20 +3865,14 @@
         </w:rPr>
         <w:t xml:space="preserve">; </w:t>
       </w:r>
-      <w:hyperlink r:id="rId75">
-        <w:r>
-          <w:rPr>
-            <w:rtl/>
-            <w:cs/>
-            <w:lang w:val="ar_AE" w:bidi="ar_AE"/>
-          </w:rPr>
-          <w:rPr>
-            <w:color w:val="0000EE"/>
-            <w:u w:val="single"/>
-          </w:rPr>
-          <w:t>مزمور 77:13</w:t>
-        </w:r>
-      </w:hyperlink>
+      <w:r>
+        <w:rPr>
+          <w:rtl/>
+          <w:cs/>
+          <w:lang w:val="ar_AE" w:bidi="ar_AE"/>
+        </w:rPr>
+        <w:t>مزمور 77:13</w:t>
+      </w:r>
       <w:r>
         <w:rPr>
           <w:rtl/>
@@ -4277,20 +3881,14 @@
         </w:rPr>
         <w:t xml:space="preserve">; </w:t>
       </w:r>
-      <w:hyperlink r:id="rId76">
-        <w:r>
-          <w:rPr>
-            <w:rtl/>
-            <w:cs/>
-            <w:lang w:val="ar_AE" w:bidi="ar_AE"/>
-          </w:rPr>
-          <w:rPr>
-            <w:color w:val="0000EE"/>
-            <w:u w:val="single"/>
-          </w:rPr>
-          <w:t>إشعياء 6:3</w:t>
-        </w:r>
-      </w:hyperlink>
+      <w:r>
+        <w:rPr>
+          <w:rtl/>
+          <w:cs/>
+          <w:lang w:val="ar_AE" w:bidi="ar_AE"/>
+        </w:rPr>
+        <w:t>إشعياء 6:3</w:t>
+      </w:r>
       <w:r>
         <w:rPr>
           <w:rtl/>
@@ -4382,20 +3980,14 @@
         </w:rPr>
         <w:t>في هذه الترنيمات (</w:t>
       </w:r>
-      <w:hyperlink r:id="rId77">
-        <w:r>
-          <w:rPr>
-            <w:rtl/>
-            <w:cs/>
-            <w:lang w:val="ar_AE" w:bidi="ar_AE"/>
-          </w:rPr>
-          <w:rPr>
-            <w:color w:val="0000EE"/>
-            <w:u w:val="single"/>
-          </w:rPr>
-          <w:t>3:3–7</w:t>
-        </w:r>
-      </w:hyperlink>
+      <w:r>
+        <w:rPr>
+          <w:rtl/>
+          <w:cs/>
+          <w:lang w:val="ar_AE" w:bidi="ar_AE"/>
+        </w:rPr>
+        <w:t>3:3–7</w:t>
+      </w:r>
       <w:r>
         <w:rPr>
           <w:rtl/>
@@ -4404,20 +3996,14 @@
         </w:rPr>
         <w:t xml:space="preserve"> و</w:t>
       </w:r>
-      <w:hyperlink r:id="rId78">
-        <w:r>
-          <w:rPr>
-            <w:rtl/>
-            <w:cs/>
-            <w:lang w:val="ar_AE" w:bidi="ar_AE"/>
-          </w:rPr>
-          <w:rPr>
-            <w:color w:val="0000EE"/>
-            <w:u w:val="single"/>
-          </w:rPr>
-          <w:t>3:8–15</w:t>
-        </w:r>
-      </w:hyperlink>
+      <w:r>
+        <w:rPr>
+          <w:rtl/>
+          <w:cs/>
+          <w:lang w:val="ar_AE" w:bidi="ar_AE"/>
+        </w:rPr>
+        <w:t>3:8–15</w:t>
+      </w:r>
       <w:r>
         <w:rPr>
           <w:rtl/>
@@ -4442,20 +4028,14 @@
         </w:rPr>
         <w:t xml:space="preserve">على الرغم من أن تركيز حبقوق ينصب على فداء الله لشعبه، إلا أن صوره البلاغية تعكس أحيانًا أفكارًا موجودة في الحكايات القديمة للشرق الأدنى المتعلقة بالآلهة (مثل الحمى والوباء، </w:t>
       </w:r>
-      <w:hyperlink r:id="rId79">
-        <w:r>
-          <w:rPr>
-            <w:rtl/>
-            <w:cs/>
-            <w:lang w:val="ar_AE" w:bidi="ar_AE"/>
-          </w:rPr>
-          <w:rPr>
-            <w:color w:val="0000EE"/>
-            <w:u w:val="single"/>
-          </w:rPr>
-          <w:t>3:5</w:t>
-        </w:r>
-      </w:hyperlink>
+      <w:r>
+        <w:rPr>
+          <w:rtl/>
+          <w:cs/>
+          <w:lang w:val="ar_AE" w:bidi="ar_AE"/>
+        </w:rPr>
+        <w:t>3:5</w:t>
+      </w:r>
       <w:r>
         <w:rPr>
           <w:rtl/>
@@ -4464,20 +4044,14 @@
         </w:rPr>
         <w:t xml:space="preserve">؛ النهر والبحر، </w:t>
       </w:r>
-      <w:hyperlink r:id="rId80">
-        <w:r>
-          <w:rPr>
-            <w:rtl/>
-            <w:cs/>
-            <w:lang w:val="ar_AE" w:bidi="ar_AE"/>
-          </w:rPr>
-          <w:rPr>
-            <w:color w:val="0000EE"/>
-            <w:u w:val="single"/>
-          </w:rPr>
-          <w:t>3:8</w:t>
-        </w:r>
-      </w:hyperlink>
+      <w:r>
+        <w:rPr>
+          <w:rtl/>
+          <w:cs/>
+          <w:lang w:val="ar_AE" w:bidi="ar_AE"/>
+        </w:rPr>
+        <w:t>3:8</w:t>
+      </w:r>
       <w:r>
         <w:rPr>
           <w:rtl/>
@@ -4486,20 +4060,14 @@
         </w:rPr>
         <w:t xml:space="preserve">؛ والشمس والقمر، </w:t>
       </w:r>
-      <w:hyperlink r:id="rId81">
-        <w:r>
-          <w:rPr>
-            <w:rtl/>
-            <w:cs/>
-            <w:lang w:val="ar_AE" w:bidi="ar_AE"/>
-          </w:rPr>
-          <w:rPr>
-            <w:color w:val="0000EE"/>
-            <w:u w:val="single"/>
-          </w:rPr>
-          <w:t>3:11</w:t>
-        </w:r>
-      </w:hyperlink>
+      <w:r>
+        <w:rPr>
+          <w:rtl/>
+          <w:cs/>
+          <w:lang w:val="ar_AE" w:bidi="ar_AE"/>
+        </w:rPr>
+        <w:t>3:11</w:t>
+      </w:r>
       <w:r>
         <w:rPr>
           <w:rtl/>
@@ -4650,20 +4218,14 @@
         </w:rPr>
         <w:t xml:space="preserve">يُجسّد حبقّوق الوباء (انظر </w:t>
       </w:r>
-      <w:hyperlink r:id="rId82">
-        <w:r>
-          <w:rPr>
-            <w:rtl/>
-            <w:cs/>
-            <w:lang w:val="ar_AE" w:bidi="ar_AE"/>
-          </w:rPr>
-          <w:rPr>
-            <w:color w:val="0000EE"/>
-            <w:u w:val="single"/>
-          </w:rPr>
-          <w:t>تثنية 32:24</w:t>
-        </w:r>
-      </w:hyperlink>
+      <w:r>
+        <w:rPr>
+          <w:rtl/>
+          <w:cs/>
+          <w:lang w:val="ar_AE" w:bidi="ar_AE"/>
+        </w:rPr>
+        <w:t>تثنية 32:24</w:t>
+      </w:r>
       <w:r>
         <w:rPr>
           <w:rtl/>
@@ -4672,20 +4234,14 @@
         </w:rPr>
         <w:t xml:space="preserve">) والحمى (انظر </w:t>
       </w:r>
-      <w:hyperlink r:id="rId83">
-        <w:r>
-          <w:rPr>
-            <w:rtl/>
-            <w:cs/>
-            <w:lang w:val="ar_AE" w:bidi="ar_AE"/>
-          </w:rPr>
-          <w:rPr>
-            <w:color w:val="0000EE"/>
-            <w:u w:val="single"/>
-          </w:rPr>
-          <w:t>خروج 7–12</w:t>
-        </w:r>
-      </w:hyperlink>
+      <w:r>
+        <w:rPr>
+          <w:rtl/>
+          <w:cs/>
+          <w:lang w:val="ar_AE" w:bidi="ar_AE"/>
+        </w:rPr>
+        <w:t>خروج 7–12</w:t>
+      </w:r>
       <w:r>
         <w:rPr>
           <w:rtl/>
@@ -4694,20 +4250,14 @@
         </w:rPr>
         <w:t xml:space="preserve">; </w:t>
       </w:r>
-      <w:hyperlink r:id="rId84">
-        <w:r>
-          <w:rPr>
-            <w:rtl/>
-            <w:cs/>
-            <w:lang w:val="ar_AE" w:bidi="ar_AE"/>
-          </w:rPr>
-          <w:rPr>
-            <w:color w:val="0000EE"/>
-            <w:u w:val="single"/>
-          </w:rPr>
-          <w:t>عاموس 4:10</w:t>
-        </w:r>
-      </w:hyperlink>
+      <w:r>
+        <w:rPr>
+          <w:rtl/>
+          <w:cs/>
+          <w:lang w:val="ar_AE" w:bidi="ar_AE"/>
+        </w:rPr>
+        <w:t>عاموس 4:10</w:t>
+      </w:r>
       <w:r>
         <w:rPr>
           <w:rtl/>
@@ -4783,20 +4333,14 @@
         </w:rPr>
         <w:t xml:space="preserve">الله هو المحارب ذا الطبيعية الإلهية، الذي يتدخل نيابة عن شعبه (انظر </w:t>
       </w:r>
-      <w:hyperlink r:id="rId78">
-        <w:r>
-          <w:rPr>
-            <w:rtl/>
-            <w:cs/>
-            <w:lang w:val="ar_AE" w:bidi="ar_AE"/>
-          </w:rPr>
-          <w:rPr>
-            <w:color w:val="0000EE"/>
-            <w:u w:val="single"/>
-          </w:rPr>
-          <w:t>3:8–15</w:t>
-        </w:r>
-      </w:hyperlink>
+      <w:r>
+        <w:rPr>
+          <w:rtl/>
+          <w:cs/>
+          <w:lang w:val="ar_AE" w:bidi="ar_AE"/>
+        </w:rPr>
+        <w:t>3:8–15</w:t>
+      </w:r>
       <w:r>
         <w:rPr>
           <w:rtl/>
@@ -4805,20 +4349,14 @@
         </w:rPr>
         <w:t xml:space="preserve">؛ انظر أيضًا </w:t>
       </w:r>
-      <w:hyperlink r:id="rId85">
-        <w:r>
-          <w:rPr>
-            <w:rtl/>
-            <w:cs/>
-            <w:lang w:val="ar_AE" w:bidi="ar_AE"/>
-          </w:rPr>
-          <w:rPr>
-            <w:color w:val="0000EE"/>
-            <w:u w:val="single"/>
-          </w:rPr>
-          <w:t>إشعياء 63:1–6</w:t>
-        </w:r>
-      </w:hyperlink>
+      <w:r>
+        <w:rPr>
+          <w:rtl/>
+          <w:cs/>
+          <w:lang w:val="ar_AE" w:bidi="ar_AE"/>
+        </w:rPr>
+        <w:t>إشعياء 63:1–6</w:t>
+      </w:r>
       <w:r>
         <w:rPr>
           <w:rtl/>
@@ -4894,20 +4432,14 @@
         </w:rPr>
         <w:t xml:space="preserve">كانت مديان تشغل الجزء الجنوبي من منطقة شرق الأردن (انظر </w:t>
       </w:r>
-      <w:hyperlink r:id="rId86">
-        <w:r>
-          <w:rPr>
-            <w:rtl/>
-            <w:cs/>
-            <w:lang w:val="ar_AE" w:bidi="ar_AE"/>
-          </w:rPr>
-          <w:rPr>
-            <w:color w:val="0000EE"/>
-            <w:u w:val="single"/>
-          </w:rPr>
-          <w:t>تكوين 36:35</w:t>
-        </w:r>
-      </w:hyperlink>
+      <w:r>
+        <w:rPr>
+          <w:rtl/>
+          <w:cs/>
+          <w:lang w:val="ar_AE" w:bidi="ar_AE"/>
+        </w:rPr>
+        <w:t>تكوين 36:35</w:t>
+      </w:r>
       <w:r>
         <w:rPr>
           <w:rtl/>
@@ -4916,20 +4448,14 @@
         </w:rPr>
         <w:t>)، وكانت الأمة ترتعد خوفًا من قوة حضور الله التي تزلزل الأرض (</w:t>
       </w:r>
-      <w:hyperlink r:id="rId87">
-        <w:r>
-          <w:rPr>
-            <w:rtl/>
-            <w:cs/>
-            <w:lang w:val="ar_AE" w:bidi="ar_AE"/>
-          </w:rPr>
-          <w:rPr>
-            <w:color w:val="0000EE"/>
-            <w:u w:val="single"/>
-          </w:rPr>
-          <w:t>حبقوق 3:6</w:t>
-        </w:r>
-      </w:hyperlink>
+      <w:r>
+        <w:rPr>
+          <w:rtl/>
+          <w:cs/>
+          <w:lang w:val="ar_AE" w:bidi="ar_AE"/>
+        </w:rPr>
+        <w:t>حبقوق 3:6</w:t>
+      </w:r>
       <w:r>
         <w:rPr>
           <w:rtl/>
@@ -5005,20 +4531,14 @@
         </w:rPr>
         <w:t xml:space="preserve">ضرب الأنهار... شق البحر: انظر </w:t>
       </w:r>
-      <w:hyperlink r:id="rId88">
-        <w:r>
-          <w:rPr>
-            <w:rtl/>
-            <w:cs/>
-            <w:lang w:val="ar_AE" w:bidi="ar_AE"/>
-          </w:rPr>
-          <w:rPr>
-            <w:color w:val="0000EE"/>
-            <w:u w:val="single"/>
-          </w:rPr>
-          <w:t>خروج ٧: ١٩–٢٠</w:t>
-        </w:r>
-      </w:hyperlink>
+      <w:r>
+        <w:rPr>
+          <w:rtl/>
+          <w:cs/>
+          <w:lang w:val="ar_AE" w:bidi="ar_AE"/>
+        </w:rPr>
+        <w:t>خروج ٧: ١٩–٢٠</w:t>
+      </w:r>
       <w:r>
         <w:rPr>
           <w:rtl/>
@@ -5027,20 +4547,14 @@
         </w:rPr>
         <w:t xml:space="preserve">؛ </w:t>
       </w:r>
-      <w:hyperlink r:id="rId89">
-        <w:r>
-          <w:rPr>
-            <w:rtl/>
-            <w:cs/>
-            <w:lang w:val="ar_AE" w:bidi="ar_AE"/>
-          </w:rPr>
-          <w:rPr>
-            <w:color w:val="0000EE"/>
-            <w:u w:val="single"/>
-          </w:rPr>
-          <w:t>١٤: ١٥–٣١</w:t>
-        </w:r>
-      </w:hyperlink>
+      <w:r>
+        <w:rPr>
+          <w:rtl/>
+          <w:cs/>
+          <w:lang w:val="ar_AE" w:bidi="ar_AE"/>
+        </w:rPr>
+        <w:t>١٤: ١٥–٣١</w:t>
+      </w:r>
       <w:r>
         <w:rPr>
           <w:rtl/>
@@ -5049,20 +4563,14 @@
         </w:rPr>
         <w:t>. • مركبات الخلاص: يُعتبر ذلك صدى ساخرًا لمركبات المصريين التي طاردت بني إسرائيل عندما قادهم الله للهروب عبر بحر سوف (</w:t>
       </w:r>
-      <w:hyperlink r:id="rId90">
-        <w:r>
-          <w:rPr>
-            <w:rtl/>
-            <w:cs/>
-            <w:lang w:val="ar_AE" w:bidi="ar_AE"/>
-          </w:rPr>
-          <w:rPr>
-            <w:color w:val="0000EE"/>
-            <w:u w:val="single"/>
-          </w:rPr>
-          <w:t>خروج ١٤: ٩</w:t>
-        </w:r>
-      </w:hyperlink>
+      <w:r>
+        <w:rPr>
+          <w:rtl/>
+          <w:cs/>
+          <w:lang w:val="ar_AE" w:bidi="ar_AE"/>
+        </w:rPr>
+        <w:t>خروج ١٤: ٩</w:t>
+      </w:r>
       <w:r>
         <w:rPr>
           <w:rtl/>
@@ -5138,20 +4646,14 @@
         </w:rPr>
         <w:t>الرب هو المحارب ذا الطبيعة الإلهية الذي يحارب عن شعبه، يتحرك بقوة فدائية نيابة عنهم. يمتد موضوع الله بصفته المحارب ذا الطبيعة الإلهية عبر كل من العهد القديم والعهد الجديد: يُرى في خروج شعب إسرائيل من مصر، وتحركهم إلى جبل سيناء (</w:t>
       </w:r>
-      <w:hyperlink r:id="rId91">
-        <w:r>
-          <w:rPr>
-            <w:rtl/>
-            <w:cs/>
-            <w:lang w:val="ar_AE" w:bidi="ar_AE"/>
-          </w:rPr>
-          <w:rPr>
-            <w:color w:val="0000EE"/>
-            <w:u w:val="single"/>
-          </w:rPr>
-          <w:t>خروج 15:1–18</w:t>
-        </w:r>
-      </w:hyperlink>
+      <w:r>
+        <w:rPr>
+          <w:rtl/>
+          <w:cs/>
+          <w:lang w:val="ar_AE" w:bidi="ar_AE"/>
+        </w:rPr>
+        <w:t>خروج 15:1–18</w:t>
+      </w:r>
       <w:r>
         <w:rPr>
           <w:rtl/>
@@ -5160,20 +4662,14 @@
         </w:rPr>
         <w:t xml:space="preserve">)، واقترابهم من أرض الموعد من الجنوب، وانتصاراتهم في فترة الامتلاك المبكرة (مثلًا، </w:t>
       </w:r>
-      <w:hyperlink r:id="rId92">
-        <w:r>
-          <w:rPr>
-            <w:rtl/>
-            <w:cs/>
-            <w:lang w:val="ar_AE" w:bidi="ar_AE"/>
-          </w:rPr>
-          <w:rPr>
-            <w:color w:val="0000EE"/>
-            <w:u w:val="single"/>
-          </w:rPr>
-          <w:t>قضاة 5:4–5</w:t>
-        </w:r>
-      </w:hyperlink>
+      <w:r>
+        <w:rPr>
+          <w:rtl/>
+          <w:cs/>
+          <w:lang w:val="ar_AE" w:bidi="ar_AE"/>
+        </w:rPr>
+        <w:t>قضاة 5:4–5</w:t>
+      </w:r>
       <w:r>
         <w:rPr>
           <w:rtl/>
@@ -5182,20 +4678,14 @@
         </w:rPr>
         <w:t xml:space="preserve">؛ </w:t>
       </w:r>
-      <w:hyperlink r:id="rId93">
-        <w:r>
-          <w:rPr>
-            <w:rtl/>
-            <w:cs/>
-            <w:lang w:val="ar_AE" w:bidi="ar_AE"/>
-          </w:rPr>
-          <w:rPr>
-            <w:color w:val="0000EE"/>
-            <w:u w:val="single"/>
-          </w:rPr>
-          <w:t>مزامير 18:8–16</w:t>
-        </w:r>
-      </w:hyperlink>
+      <w:r>
+        <w:rPr>
+          <w:rtl/>
+          <w:cs/>
+          <w:lang w:val="ar_AE" w:bidi="ar_AE"/>
+        </w:rPr>
+        <w:t>مزامير 18:8–16</w:t>
+      </w:r>
       <w:r>
         <w:rPr>
           <w:rtl/>
@@ -5204,20 +4694,14 @@
         </w:rPr>
         <w:t xml:space="preserve">؛ </w:t>
       </w:r>
-      <w:hyperlink r:id="rId94">
-        <w:r>
-          <w:rPr>
-            <w:rtl/>
-            <w:cs/>
-            <w:lang w:val="ar_AE" w:bidi="ar_AE"/>
-          </w:rPr>
-          <w:rPr>
-            <w:color w:val="0000EE"/>
-            <w:u w:val="single"/>
-          </w:rPr>
-          <w:t>77:16–20</w:t>
-        </w:r>
-      </w:hyperlink>
+      <w:r>
+        <w:rPr>
+          <w:rtl/>
+          <w:cs/>
+          <w:lang w:val="ar_AE" w:bidi="ar_AE"/>
+        </w:rPr>
+        <w:t>77:16–20</w:t>
+      </w:r>
       <w:r>
         <w:rPr>
           <w:rtl/>
@@ -5226,20 +4710,14 @@
         </w:rPr>
         <w:t xml:space="preserve">؛ ومن العهد الجديد، مثال رئيسي هو </w:t>
       </w:r>
-      <w:hyperlink r:id="rId95">
-        <w:r>
-          <w:rPr>
-            <w:rtl/>
-            <w:cs/>
-            <w:lang w:val="ar_AE" w:bidi="ar_AE"/>
-          </w:rPr>
-          <w:rPr>
-            <w:color w:val="0000EE"/>
-            <w:u w:val="single"/>
-          </w:rPr>
-          <w:t>رؤيا 19:11–21</w:t>
-        </w:r>
-      </w:hyperlink>
+      <w:r>
+        <w:rPr>
+          <w:rtl/>
+          <w:cs/>
+          <w:lang w:val="ar_AE" w:bidi="ar_AE"/>
+        </w:rPr>
+        <w:t>رؤيا 19:11–21</w:t>
+      </w:r>
       <w:r>
         <w:rPr>
           <w:rtl/>
@@ -5406,20 +4884,14 @@
         </w:rPr>
         <w:t xml:space="preserve">؛ وانظر أيضًا </w:t>
       </w:r>
-      <w:hyperlink r:id="rId91">
-        <w:r>
-          <w:rPr>
-            <w:rtl/>
-            <w:cs/>
-            <w:lang w:val="ar_AE" w:bidi="ar_AE"/>
-          </w:rPr>
-          <w:rPr>
-            <w:color w:val="0000EE"/>
-            <w:u w:val="single"/>
-          </w:rPr>
-          <w:t>خروج 15:1–18</w:t>
-        </w:r>
-      </w:hyperlink>
+      <w:r>
+        <w:rPr>
+          <w:rtl/>
+          <w:cs/>
+          <w:lang w:val="ar_AE" w:bidi="ar_AE"/>
+        </w:rPr>
+        <w:t>خروج 15:1–18</w:t>
+      </w:r>
       <w:r>
         <w:rPr>
           <w:rtl/>
@@ -5503,20 +4975,14 @@
         </w:rPr>
         <w:t xml:space="preserve">: انظر </w:t>
       </w:r>
-      <w:hyperlink r:id="rId96">
-        <w:r>
-          <w:rPr>
-            <w:rtl/>
-            <w:cs/>
-            <w:lang w:val="ar_AE" w:bidi="ar_AE"/>
-          </w:rPr>
-          <w:rPr>
-            <w:color w:val="0000EE"/>
-            <w:u w:val="single"/>
-          </w:rPr>
-          <w:t>يشوع 10:12–13</w:t>
-        </w:r>
-      </w:hyperlink>
+      <w:r>
+        <w:rPr>
+          <w:rtl/>
+          <w:cs/>
+          <w:lang w:val="ar_AE" w:bidi="ar_AE"/>
+        </w:rPr>
+        <w:t>يشوع 10:12–13</w:t>
+      </w:r>
       <w:r>
         <w:rPr>
           <w:rtl/>
@@ -5600,20 +5066,14 @@
         </w:rPr>
         <w:t>: ينتهي القسم كما بدأ (</w:t>
       </w:r>
-      <w:hyperlink r:id="rId80">
-        <w:r>
-          <w:rPr>
-            <w:rtl/>
-            <w:cs/>
-            <w:lang w:val="ar_AE" w:bidi="ar_AE"/>
-          </w:rPr>
-          <w:rPr>
-            <w:color w:val="0000EE"/>
-            <w:u w:val="single"/>
-          </w:rPr>
-          <w:t>3:8</w:t>
-        </w:r>
-      </w:hyperlink>
+      <w:r>
+        <w:rPr>
+          <w:rtl/>
+          <w:cs/>
+          <w:lang w:val="ar_AE" w:bidi="ar_AE"/>
+        </w:rPr>
+        <w:t>3:8</w:t>
+      </w:r>
       <w:r>
         <w:rPr>
           <w:rtl/>
@@ -5706,20 +5166,14 @@
         </w:rPr>
         <w:t xml:space="preserve"> إلا أنه سينتظر بهدوء (انظر </w:t>
       </w:r>
-      <w:hyperlink r:id="rId97">
-        <w:r>
-          <w:rPr>
-            <w:rtl/>
-            <w:cs/>
-            <w:lang w:val="ar_AE" w:bidi="ar_AE"/>
-          </w:rPr>
-          <w:rPr>
-            <w:color w:val="0000EE"/>
-            <w:u w:val="single"/>
-          </w:rPr>
-          <w:t>2:3</w:t>
-        </w:r>
-      </w:hyperlink>
+      <w:r>
+        <w:rPr>
+          <w:rtl/>
+          <w:cs/>
+          <w:lang w:val="ar_AE" w:bidi="ar_AE"/>
+        </w:rPr>
+        <w:t>2:3</w:t>
+      </w:r>
       <w:r>
         <w:rPr>
           <w:rtl/>
@@ -5795,20 +5249,14 @@
         </w:rPr>
         <w:t>بعدما ذكر حبقوق أعمال الله العظيمة في الفداء (</w:t>
       </w:r>
-      <w:hyperlink r:id="rId98">
-        <w:r>
-          <w:rPr>
-            <w:rtl/>
-            <w:cs/>
-            <w:lang w:val="ar_AE" w:bidi="ar_AE"/>
-          </w:rPr>
-          <w:rPr>
-            <w:color w:val="0000EE"/>
-            <w:u w:val="single"/>
-          </w:rPr>
-          <w:t>3:2–15</w:t>
-        </w:r>
-      </w:hyperlink>
+      <w:r>
+        <w:rPr>
+          <w:rtl/>
+          <w:cs/>
+          <w:lang w:val="ar_AE" w:bidi="ar_AE"/>
+        </w:rPr>
+        <w:t>3:2–15</w:t>
+      </w:r>
       <w:r>
         <w:rPr>
           <w:rtl/>
@@ -5817,20 +5265,14 @@
         </w:rPr>
         <w:t>)، وتوقف للتفكر فيها (</w:t>
       </w:r>
-      <w:hyperlink r:id="rId99">
-        <w:r>
-          <w:rPr>
-            <w:rtl/>
-            <w:cs/>
-            <w:lang w:val="ar_AE" w:bidi="ar_AE"/>
-          </w:rPr>
-          <w:rPr>
-            <w:color w:val="0000EE"/>
-            <w:u w:val="single"/>
-          </w:rPr>
-          <w:t>3:16</w:t>
-        </w:r>
-      </w:hyperlink>
+      <w:r>
+        <w:rPr>
+          <w:rtl/>
+          <w:cs/>
+          <w:lang w:val="ar_AE" w:bidi="ar_AE"/>
+        </w:rPr>
+        <w:t>3:16</w:t>
+      </w:r>
       <w:r>
         <w:rPr>
           <w:rtl/>
@@ -5972,20 +5414,14 @@
         </w:rPr>
         <w:t xml:space="preserve"> مخلصه (</w:t>
       </w:r>
-      <w:hyperlink r:id="rId100">
-        <w:r>
-          <w:rPr>
-            <w:rtl/>
-            <w:cs/>
-            <w:lang w:val="ar_AE" w:bidi="ar_AE"/>
-          </w:rPr>
-          <w:rPr>
-            <w:color w:val="0000EE"/>
-            <w:u w:val="single"/>
-          </w:rPr>
-          <w:t>3:18</w:t>
-        </w:r>
-      </w:hyperlink>
+      <w:r>
+        <w:rPr>
+          <w:rtl/>
+          <w:cs/>
+          <w:lang w:val="ar_AE" w:bidi="ar_AE"/>
+        </w:rPr>
+        <w:t>3:18</w:t>
+      </w:r>
       <w:r>
         <w:rPr>
           <w:rtl/>
@@ -5994,20 +5430,14 @@
         </w:rPr>
         <w:t xml:space="preserve">). قارن حبقوق صعوده الروحي بالصعود السريع للغزال إلى قمم الجبال وتحركه بسهولة ورشاقة فوقها (انظر </w:t>
       </w:r>
-      <w:hyperlink r:id="rId101">
-        <w:r>
-          <w:rPr>
-            <w:rtl/>
-            <w:cs/>
-            <w:lang w:val="ar_AE" w:bidi="ar_AE"/>
-          </w:rPr>
-          <w:rPr>
-            <w:color w:val="0000EE"/>
-            <w:u w:val="single"/>
-          </w:rPr>
-          <w:t>مز 18:32–33</w:t>
-        </w:r>
-      </w:hyperlink>
+      <w:r>
+        <w:rPr>
+          <w:rtl/>
+          <w:cs/>
+          <w:lang w:val="ar_AE" w:bidi="ar_AE"/>
+        </w:rPr>
+        <w:t>مز 18:32–33</w:t>
+      </w:r>
       <w:r>
         <w:rPr>
           <w:rtl/>
